--- a/report.docx
+++ b/report.docx
@@ -2360,7 +2360,7 @@
         <w:t>-</w:t>
       </w:r>
       <w:r>
-        <w:t>tagging points of excess moisture using an infrared (IR) thermal camera</w:t>
+        <w:t>tagging points of excess moisture using camera</w:t>
       </w:r>
       <w:r>
         <w:t xml:space="preserve"> and moisture detection sensors, while retaining the option for human control.</w:t>
@@ -2457,23 +2457,7 @@
             <w:i/>
             <w:iCs/>
           </w:rPr>
-          <w:t>Robotics and Autonomous S</w:t>
-        </w:r>
-        <w:r>
-          <w:rPr>
-            <w:rStyle w:val="Hyperlink"/>
-            <w:i/>
-            <w:iCs/>
-          </w:rPr>
-          <w:t>y</w:t>
-        </w:r>
-        <w:r>
-          <w:rPr>
-            <w:rStyle w:val="Hyperlink"/>
-            <w:i/>
-            <w:iCs/>
-          </w:rPr>
-          <w:t>stems</w:t>
+          <w:t>Robotics and Autonomous Systems</w:t>
         </w:r>
         <w:r>
           <w:rPr>
@@ -2587,11 +2571,9 @@
       <w:r>
         <w:t xml:space="preserve">This prototype </w:t>
       </w:r>
-      <w:proofErr w:type="gramStart"/>
-      <w:r>
-        <w:t>aim</w:t>
-      </w:r>
-      <w:proofErr w:type="gramEnd"/>
+      <w:r>
+        <w:t>aims</w:t>
+      </w:r>
       <w:r>
         <w:t xml:space="preserve"> to address this gap by being a semi</w:t>
       </w:r>
@@ -2599,32 +2581,31 @@
         <w:t>-</w:t>
       </w:r>
       <w:r>
-        <w:t>autonomous embedded robot that can navigate the subfloor environment and with minimal human intervention to systematically map the moisture levels using a combination of geo tracking, thermal and moisture sensor technology</w:t>
+        <w:t>autonomous embedded robot that can navigate the subfloor environment and with minimal human intervention to systematically map the moisture levels using a combination of geo tracking</w:t>
+      </w:r>
+      <w:r>
+        <w:t xml:space="preserve"> </w:t>
+      </w:r>
+      <w:r>
+        <w:t>and moisture sensor technology</w:t>
       </w:r>
       <w:r>
         <w:t>.</w:t>
       </w:r>
     </w:p>
+    <w:p/>
+    <w:p/>
+    <w:p/>
     <w:p>
       <w:pPr>
         <w:pStyle w:val="Heading3"/>
       </w:pPr>
       <w:bookmarkStart w:id="4" w:name="_Toc228382477"/>
       <w:r>
+        <w:lastRenderedPageBreak/>
         <w:t>1.4 Requirements</w:t>
       </w:r>
       <w:bookmarkEnd w:id="4"/>
-    </w:p>
-    <w:p>
-      <w:r>
-        <w:t>[List the functional and non</w:t>
-      </w:r>
-      <w:r>
-        <w:t>-</w:t>
-      </w:r>
-      <w:r>
-        <w:t>functional requirements of your system.]</w:t>
-      </w:r>
     </w:p>
     <w:p>
       <w:pPr>
@@ -2650,7 +2631,6 @@
         </w:numPr>
       </w:pPr>
       <w:r>
-        <w:lastRenderedPageBreak/>
         <w:t xml:space="preserve">The robot shall detect moisture levels via a resistive moisture sensor and classify readings as Minor, Moderate, or Critical based on configurable thresholds. </w:t>
       </w:r>
     </w:p>
@@ -2867,12 +2847,15 @@
     </w:p>
     <w:p/>
     <w:p/>
+    <w:p/>
+    <w:p/>
     <w:p>
       <w:pPr>
         <w:pStyle w:val="Heading2"/>
       </w:pPr>
       <w:bookmarkStart w:id="5" w:name="_Toc228382478"/>
       <w:r>
+        <w:lastRenderedPageBreak/>
         <w:t>2. Prototype Architecture</w:t>
       </w:r>
       <w:bookmarkEnd w:id="5"/>
@@ -2943,7 +2926,6 @@
           <w:b/>
           <w:bCs/>
         </w:rPr>
-        <w:lastRenderedPageBreak/>
         <w:t>Raspberry pi</w:t>
       </w:r>
       <w:r>
@@ -3093,412 +3075,6 @@
       </w:r>
       <w:r>
         <w:t xml:space="preserve">powers everything </w:t>
-      </w:r>
-    </w:p>
-    <w:p/>
-    <w:p>
-      <w:pPr>
-        <w:pStyle w:val="Heading3"/>
-      </w:pPr>
-      <w:bookmarkStart w:id="7" w:name="_Toc228382480"/>
-      <w:r>
-        <w:t>2.2 System Block Diagram</w:t>
-      </w:r>
-      <w:bookmarkEnd w:id="7"/>
-    </w:p>
-    <w:p>
-      <w:r>
-        <w:t>[Insert Block Diagram Figure here.]</w:t>
-      </w:r>
-    </w:p>
-    <w:p>
-      <w:r>
-        <w:t xml:space="preserve">The system </w:t>
-      </w:r>
-      <w:r>
-        <w:t>is built in</w:t>
-      </w:r>
-      <w:r>
-        <w:t xml:space="preserve"> three physical tiers. </w:t>
-      </w:r>
-      <w:r>
-        <w:t>first</w:t>
-      </w:r>
-      <w:r>
-        <w:t xml:space="preserve"> tier</w:t>
-      </w:r>
-      <w:r>
-        <w:t xml:space="preserve"> is</w:t>
-      </w:r>
-      <w:r>
-        <w:t xml:space="preserve"> the Arduino Nano 33 IoT</w:t>
-      </w:r>
-      <w:r>
-        <w:t xml:space="preserve"> which</w:t>
-      </w:r>
-      <w:r>
-        <w:t xml:space="preserve"> interfaces directly with the sensors: a resistive moisture sensor on an analogue pin, two HC-SR04 ultrasonic sensors via interrupt-driven echo capture, and a GPS module via UART. The Arduino processes raw readings, applies thresholds, and emits structured serial messages (e.g. MOISTURE:</w:t>
-      </w:r>
-      <w:proofErr w:type="gramStart"/>
-      <w:r>
-        <w:t>327,MOIST</w:t>
-      </w:r>
-      <w:proofErr w:type="gramEnd"/>
-      <w:r>
-        <w:t xml:space="preserve">, </w:t>
-      </w:r>
-      <w:proofErr w:type="gramStart"/>
-      <w:r>
-        <w:t>ULTRASONIC:WALL</w:t>
-      </w:r>
-      <w:proofErr w:type="gramEnd"/>
-      <w:r>
-        <w:t xml:space="preserve">:12.3,14.1,5.2, </w:t>
-      </w:r>
-      <w:proofErr w:type="spellStart"/>
-      <w:proofErr w:type="gramStart"/>
-      <w:r>
-        <w:t>GPS:lat</w:t>
-      </w:r>
-      <w:proofErr w:type="gramEnd"/>
-      <w:r>
-        <w:t>,lng</w:t>
-      </w:r>
-      <w:proofErr w:type="spellEnd"/>
-      <w:r>
-        <w:t>) at 9600 baud</w:t>
-      </w:r>
-    </w:p>
-    <w:p>
-      <w:r>
-        <w:t>In the middle tier</w:t>
-      </w:r>
-      <w:r>
-        <w:t xml:space="preserve">, the Raspberry Pi 4 </w:t>
-      </w:r>
-      <w:r>
-        <w:t>reads</w:t>
-      </w:r>
-      <w:r>
-        <w:t xml:space="preserve"> those serial messages, parses them in hardware/arduino.py, and maintains a shared in-memory sensor state updated on every loop iteration in </w:t>
-      </w:r>
-      <w:proofErr w:type="spellStart"/>
-      <w:r>
-        <w:t>api</w:t>
-      </w:r>
-      <w:proofErr w:type="spellEnd"/>
-      <w:r>
-        <w:t>/autonomous.py. The Pi drives two DC motors via an L298N H-bridge, hosts a Flask REST API on port 5000, manages the camera stream, and writes readings to SQLite via saveData.py.</w:t>
-      </w:r>
-    </w:p>
-    <w:p>
-      <w:r>
-        <w:t>At the</w:t>
-      </w:r>
-      <w:r>
-        <w:t xml:space="preserve"> last</w:t>
-      </w:r>
-      <w:r>
-        <w:t xml:space="preserve"> tier, the operator</w:t>
-      </w:r>
-      <w:r>
-        <w:t>s</w:t>
-      </w:r>
-      <w:r>
-        <w:t xml:space="preserve"> PC runs a second Flask server (frontend.py) on port 8000 that proxies all requests to the Pi over </w:t>
-      </w:r>
-      <w:proofErr w:type="spellStart"/>
-      <w:r>
-        <w:t>WiFi</w:t>
-      </w:r>
-      <w:proofErr w:type="spellEnd"/>
-      <w:r>
-        <w:t>. The browser loads control.html, map.html, and report.html which call the proxy API to send commands and display live data.</w:t>
-      </w:r>
-    </w:p>
-    <w:p>
-      <w:pPr>
-        <w:pStyle w:val="Heading3"/>
-      </w:pPr>
-      <w:bookmarkStart w:id="8" w:name="_Toc228382481"/>
-      <w:r>
-        <w:t>2.3 Network Architecture &amp; Flow Diagram</w:t>
-      </w:r>
-      <w:bookmarkEnd w:id="8"/>
-    </w:p>
-    <w:p>
-      <w:r>
-        <w:t>[Insert Flow Diagram Figure here and describe the data flow.]</w:t>
-      </w:r>
-    </w:p>
-    <w:p>
-      <w:r>
-        <w:rPr>
-          <w:b/>
-          <w:bCs/>
-        </w:rPr>
-        <w:t>Data flow</w:t>
-      </w:r>
-      <w:r>
-        <w:rPr>
-          <w:b/>
-          <w:bCs/>
-        </w:rPr>
-        <w:t xml:space="preserve"> -</w:t>
-      </w:r>
-      <w:r>
-        <w:rPr>
-          <w:b/>
-          <w:bCs/>
-        </w:rPr>
-        <w:t xml:space="preserve"> sensor to database:</w:t>
-      </w:r>
-      <w:r>
-        <w:t xml:space="preserve"> The Arduino samples sensors continuously and prints formatted lines </w:t>
-      </w:r>
-      <w:r>
-        <w:t>in</w:t>
-      </w:r>
-      <w:r>
-        <w:t xml:space="preserve"> serial</w:t>
-      </w:r>
-      <w:r>
-        <w:t xml:space="preserve"> to</w:t>
-      </w:r>
-      <w:r>
-        <w:t xml:space="preserve"> the Pi</w:t>
-      </w:r>
-      <w:r>
-        <w:t xml:space="preserve"> which </w:t>
-      </w:r>
-      <w:r>
-        <w:t>reads each line in the autonomous loop thread (</w:t>
-      </w:r>
-      <w:proofErr w:type="spellStart"/>
-      <w:r>
-        <w:t>read_line</w:t>
-      </w:r>
-      <w:proofErr w:type="spellEnd"/>
-      <w:r>
-        <w:t xml:space="preserve">()) </w:t>
-      </w:r>
-      <w:r>
-        <w:t>to</w:t>
-      </w:r>
-      <w:r>
-        <w:t xml:space="preserve"> parse() converts it to a typed </w:t>
-      </w:r>
-      <w:proofErr w:type="spellStart"/>
-      <w:r>
-        <w:t>dict</w:t>
-      </w:r>
-      <w:proofErr w:type="spellEnd"/>
-      <w:r>
-        <w:t xml:space="preserve"> </w:t>
-      </w:r>
-      <w:r>
-        <w:t>to</w:t>
-      </w:r>
-      <w:r>
-        <w:t xml:space="preserve"> _</w:t>
-      </w:r>
-      <w:proofErr w:type="spellStart"/>
-      <w:r>
-        <w:t>process_parsed</w:t>
-      </w:r>
-      <w:proofErr w:type="spellEnd"/>
-      <w:r>
-        <w:t>() updates the shared _</w:t>
-      </w:r>
-      <w:proofErr w:type="spellStart"/>
-      <w:r>
-        <w:t>sensor_state</w:t>
-      </w:r>
-      <w:proofErr w:type="spellEnd"/>
-      <w:r>
-        <w:t xml:space="preserve"> </w:t>
-      </w:r>
-      <w:proofErr w:type="spellStart"/>
-      <w:r>
-        <w:t>dict</w:t>
-      </w:r>
-      <w:proofErr w:type="spellEnd"/>
-      <w:r>
-        <w:t xml:space="preserve"> under a threading lock </w:t>
-      </w:r>
-      <w:r>
-        <w:t>to</w:t>
-      </w:r>
-      <w:r>
-        <w:t xml:space="preserve"> on each GPS message, if a valid </w:t>
-      </w:r>
-      <w:r>
-        <w:lastRenderedPageBreak/>
-        <w:t>moisture reading exists, a snapshot is written to SQLite via a background thread and the state['</w:t>
-      </w:r>
-      <w:proofErr w:type="spellStart"/>
-      <w:r>
-        <w:t>latest_reading</w:t>
-      </w:r>
-      <w:proofErr w:type="spellEnd"/>
-      <w:r>
-        <w:t>'] cache is updated.</w:t>
-      </w:r>
-    </w:p>
-    <w:p>
-      <w:r>
-        <w:rPr>
-          <w:b/>
-          <w:bCs/>
-        </w:rPr>
-        <w:t xml:space="preserve">Data flow </w:t>
-      </w:r>
-      <w:r>
-        <w:rPr>
-          <w:b/>
-          <w:bCs/>
-        </w:rPr>
-        <w:t>-</w:t>
-      </w:r>
-      <w:r>
-        <w:rPr>
-          <w:b/>
-          <w:bCs/>
-        </w:rPr>
-        <w:t xml:space="preserve"> operator command to motors:</w:t>
-      </w:r>
-      <w:r>
-        <w:t xml:space="preserve"> The operator clicks a button in control.html on their PC </w:t>
-      </w:r>
-      <w:r>
-        <w:t>to</w:t>
-      </w:r>
-      <w:r>
-        <w:t xml:space="preserve"> a POST to http://localhost:8000/api/control </w:t>
-      </w:r>
-      <w:r>
-        <w:t>to</w:t>
-      </w:r>
-      <w:r>
-        <w:t xml:space="preserve"> frontend.py proxies it to http://&lt;Pi_IP&gt;:5000/api/control </w:t>
-      </w:r>
-      <w:r>
-        <w:t>to</w:t>
-      </w:r>
-      <w:r>
-        <w:t xml:space="preserve"> api/routes/control.py validates the command and calls the appropriate </w:t>
-      </w:r>
-      <w:proofErr w:type="spellStart"/>
-      <w:r>
-        <w:t>MotorController</w:t>
-      </w:r>
-      <w:proofErr w:type="spellEnd"/>
-      <w:r>
-        <w:t xml:space="preserve"> method </w:t>
-      </w:r>
-      <w:r>
-        <w:t>to</w:t>
-      </w:r>
-      <w:r>
-        <w:t xml:space="preserve"> GPIO PWM signals drive the L298N </w:t>
-      </w:r>
-      <w:r>
-        <w:t xml:space="preserve">to </w:t>
-      </w:r>
-      <w:r>
-        <w:t>motors respond.</w:t>
-      </w:r>
-    </w:p>
-    <w:p>
-      <w:r>
-        <w:rPr>
-          <w:b/>
-          <w:bCs/>
-        </w:rPr>
-        <w:t xml:space="preserve">Data flow </w:t>
-      </w:r>
-      <w:r>
-        <w:rPr>
-          <w:b/>
-          <w:bCs/>
-        </w:rPr>
-        <w:t>-</w:t>
-      </w:r>
-      <w:r>
-        <w:rPr>
-          <w:b/>
-          <w:bCs/>
-        </w:rPr>
-        <w:t xml:space="preserve"> live video:</w:t>
-      </w:r>
-      <w:r>
-        <w:t xml:space="preserve"> The Pi's camera stream thread encodes frames as JPEG at 10 FPS and holds the latest frame in _frame (under a lock) </w:t>
-      </w:r>
-      <w:r>
-        <w:t>to</w:t>
-      </w:r>
-      <w:r>
-        <w:t xml:space="preserve"> /</w:t>
-      </w:r>
-      <w:proofErr w:type="spellStart"/>
-      <w:r>
-        <w:t>video_feed</w:t>
-      </w:r>
-      <w:proofErr w:type="spellEnd"/>
-      <w:r>
-        <w:t xml:space="preserve"> on the Pi serves a multipart MJPEG stream </w:t>
-      </w:r>
-      <w:r>
-        <w:t>to</w:t>
-      </w:r>
-      <w:r>
-        <w:t xml:space="preserve"> frontend.py proxies the stream </w:t>
-      </w:r>
-      <w:r>
-        <w:t>to</w:t>
-      </w:r>
-      <w:r>
-        <w:t xml:space="preserve"> control.html renders it in an &lt;</w:t>
-      </w:r>
-      <w:proofErr w:type="spellStart"/>
-      <w:r>
-        <w:t>img</w:t>
-      </w:r>
-      <w:proofErr w:type="spellEnd"/>
-      <w:r>
-        <w:t>&gt; tag.</w:t>
-      </w:r>
-    </w:p>
-    <w:p>
-      <w:r>
-        <w:rPr>
-          <w:b/>
-          <w:bCs/>
-        </w:rPr>
-        <w:t>Network topology:</w:t>
-      </w:r>
-      <w:r>
-        <w:t xml:space="preserve"> All three tiers communicate over a local </w:t>
-      </w:r>
-      <w:proofErr w:type="spellStart"/>
-      <w:r>
-        <w:t>WiFi</w:t>
-      </w:r>
-      <w:proofErr w:type="spellEnd"/>
-      <w:r>
-        <w:t xml:space="preserve"> network. The Pi IP is configured once in frontend.py via the PI_SERVER environment variable (default http://10.</w:t>
-      </w:r>
-      <w:r>
-        <w:t>***</w:t>
-      </w:r>
-      <w:r>
-        <w:t>.</w:t>
-      </w:r>
-      <w:r>
-        <w:t>***</w:t>
-      </w:r>
-      <w:r>
-        <w:t>.118:5000). No internet connectivity is required during operation.</w:t>
       </w:r>
     </w:p>
     <w:p/>
@@ -3512,6 +3088,413 @@
     <w:p/>
     <w:p/>
     <w:p/>
+    <w:p/>
+    <w:p>
+      <w:pPr>
+        <w:pStyle w:val="Heading3"/>
+      </w:pPr>
+      <w:bookmarkStart w:id="7" w:name="_Toc228382480"/>
+      <w:r>
+        <w:lastRenderedPageBreak/>
+        <w:t>2.2 System Block Diagram</w:t>
+      </w:r>
+      <w:bookmarkEnd w:id="7"/>
+    </w:p>
+    <w:p>
+      <w:r>
+        <w:t>[Insert Block Diagram Figure here.]</w:t>
+      </w:r>
+    </w:p>
+    <w:p/>
+    <w:p>
+      <w:r>
+        <w:t xml:space="preserve">The system </w:t>
+      </w:r>
+      <w:r>
+        <w:t>is built in</w:t>
+      </w:r>
+      <w:r>
+        <w:t xml:space="preserve"> three physical tiers. </w:t>
+      </w:r>
+      <w:r>
+        <w:t>first</w:t>
+      </w:r>
+      <w:r>
+        <w:t xml:space="preserve"> tier</w:t>
+      </w:r>
+      <w:r>
+        <w:t xml:space="preserve"> is</w:t>
+      </w:r>
+      <w:r>
+        <w:t xml:space="preserve"> the Arduino Nano 33 IoT</w:t>
+      </w:r>
+      <w:r>
+        <w:t xml:space="preserve"> which</w:t>
+      </w:r>
+      <w:r>
+        <w:t xml:space="preserve"> interfaces directly with the sensors: a resistive moisture sensor on an analogue pin, two HC-SR04 ultrasonic sensors via interrupt-driven echo capture, and a GPS module via UART. The Arduino processes raw readings, applies thresholds, and emits structured serial messages (e.g. MOISTURE:</w:t>
+      </w:r>
+      <w:proofErr w:type="gramStart"/>
+      <w:r>
+        <w:t>327,MOIST</w:t>
+      </w:r>
+      <w:proofErr w:type="gramEnd"/>
+      <w:r>
+        <w:t xml:space="preserve">, </w:t>
+      </w:r>
+      <w:proofErr w:type="gramStart"/>
+      <w:r>
+        <w:t>ULTRASONIC:WALL</w:t>
+      </w:r>
+      <w:proofErr w:type="gramEnd"/>
+      <w:r>
+        <w:t xml:space="preserve">:12.3,14.1,5.2, </w:t>
+      </w:r>
+      <w:proofErr w:type="spellStart"/>
+      <w:proofErr w:type="gramStart"/>
+      <w:r>
+        <w:t>GPS:lat</w:t>
+      </w:r>
+      <w:proofErr w:type="gramEnd"/>
+      <w:r>
+        <w:t>,lng</w:t>
+      </w:r>
+      <w:proofErr w:type="spellEnd"/>
+      <w:r>
+        <w:t>) at 9600 baud</w:t>
+      </w:r>
+    </w:p>
+    <w:p>
+      <w:r>
+        <w:t>In the middle tier</w:t>
+      </w:r>
+      <w:r>
+        <w:t xml:space="preserve">, the Raspberry Pi 4 </w:t>
+      </w:r>
+      <w:r>
+        <w:t>reads</w:t>
+      </w:r>
+      <w:r>
+        <w:t xml:space="preserve"> those serial messages, parses them in hardware/arduino.py, and maintains a shared in-memory sensor state updated on every loop iteration in </w:t>
+      </w:r>
+      <w:proofErr w:type="spellStart"/>
+      <w:r>
+        <w:t>api</w:t>
+      </w:r>
+      <w:proofErr w:type="spellEnd"/>
+      <w:r>
+        <w:t>/autonomous.py. The Pi drives two DC motors via an L298N H-bridge, hosts a Flask REST API on port 5000, manages the camera stream, and writes readings to SQLite via saveData.py.</w:t>
+      </w:r>
+    </w:p>
+    <w:p>
+      <w:r>
+        <w:t>At the</w:t>
+      </w:r>
+      <w:r>
+        <w:t xml:space="preserve"> last</w:t>
+      </w:r>
+      <w:r>
+        <w:t xml:space="preserve"> tier, the operator</w:t>
+      </w:r>
+      <w:r>
+        <w:t>s</w:t>
+      </w:r>
+      <w:r>
+        <w:t xml:space="preserve"> PC runs a second Flask server (frontend.py) on port 8000 that proxies all requests to the Pi over </w:t>
+      </w:r>
+      <w:proofErr w:type="spellStart"/>
+      <w:r>
+        <w:t>WiFi</w:t>
+      </w:r>
+      <w:proofErr w:type="spellEnd"/>
+      <w:r>
+        <w:t>. The browser loads control.html, map.html, and report.html which call the proxy API to send commands and display live data.</w:t>
+      </w:r>
+    </w:p>
+    <w:p>
+      <w:pPr>
+        <w:pStyle w:val="Heading3"/>
+      </w:pPr>
+      <w:bookmarkStart w:id="8" w:name="_Toc228382481"/>
+      <w:r>
+        <w:t>2.3 Network Architecture &amp; Flow Diagram</w:t>
+      </w:r>
+      <w:bookmarkEnd w:id="8"/>
+    </w:p>
+    <w:p>
+      <w:r>
+        <w:t>[Insert Flow Diagram Figure here and describe the data flow.]</w:t>
+      </w:r>
+    </w:p>
+    <w:p/>
+    <w:p>
+      <w:r>
+        <w:rPr>
+          <w:b/>
+          <w:bCs/>
+        </w:rPr>
+        <w:t>Data flow</w:t>
+      </w:r>
+      <w:r>
+        <w:rPr>
+          <w:b/>
+          <w:bCs/>
+        </w:rPr>
+        <w:t xml:space="preserve"> -</w:t>
+      </w:r>
+      <w:r>
+        <w:rPr>
+          <w:b/>
+          <w:bCs/>
+        </w:rPr>
+        <w:t xml:space="preserve"> sensor to database:</w:t>
+      </w:r>
+      <w:r>
+        <w:t xml:space="preserve"> The Arduino samples sensors continuously and prints formatted lines </w:t>
+      </w:r>
+      <w:r>
+        <w:t>in</w:t>
+      </w:r>
+      <w:r>
+        <w:t xml:space="preserve"> serial</w:t>
+      </w:r>
+      <w:r>
+        <w:t xml:space="preserve"> to</w:t>
+      </w:r>
+      <w:r>
+        <w:t xml:space="preserve"> the Pi</w:t>
+      </w:r>
+      <w:r>
+        <w:t xml:space="preserve"> which </w:t>
+      </w:r>
+      <w:r>
+        <w:t>reads each line in the autonomous loop thread (</w:t>
+      </w:r>
+      <w:proofErr w:type="spellStart"/>
+      <w:r>
+        <w:t>read_line</w:t>
+      </w:r>
+      <w:proofErr w:type="spellEnd"/>
+      <w:r>
+        <w:t xml:space="preserve">()) </w:t>
+      </w:r>
+      <w:r>
+        <w:t>to</w:t>
+      </w:r>
+      <w:r>
+        <w:t xml:space="preserve"> parse() converts it to a typed </w:t>
+      </w:r>
+      <w:proofErr w:type="spellStart"/>
+      <w:r>
+        <w:t>dict</w:t>
+      </w:r>
+      <w:proofErr w:type="spellEnd"/>
+      <w:r>
+        <w:t xml:space="preserve"> </w:t>
+      </w:r>
+      <w:r>
+        <w:t>to</w:t>
+      </w:r>
+      <w:r>
+        <w:t xml:space="preserve"> _</w:t>
+      </w:r>
+      <w:proofErr w:type="spellStart"/>
+      <w:r>
+        <w:t>process_parsed</w:t>
+      </w:r>
+      <w:proofErr w:type="spellEnd"/>
+      <w:r>
+        <w:t>() updates the shared _</w:t>
+      </w:r>
+      <w:proofErr w:type="spellStart"/>
+      <w:r>
+        <w:t>sensor_state</w:t>
+      </w:r>
+      <w:proofErr w:type="spellEnd"/>
+      <w:r>
+        <w:t xml:space="preserve"> </w:t>
+      </w:r>
+      <w:proofErr w:type="spellStart"/>
+      <w:r>
+        <w:t>dict</w:t>
+      </w:r>
+      <w:proofErr w:type="spellEnd"/>
+      <w:r>
+        <w:t xml:space="preserve"> under a threading lock </w:t>
+      </w:r>
+      <w:r>
+        <w:t>to</w:t>
+      </w:r>
+      <w:r>
+        <w:t xml:space="preserve"> on each GPS message, if a valid moisture reading exists, a snapshot is written to SQLite via a background thread and the state['</w:t>
+      </w:r>
+      <w:proofErr w:type="spellStart"/>
+      <w:r>
+        <w:t>latest_reading</w:t>
+      </w:r>
+      <w:proofErr w:type="spellEnd"/>
+      <w:r>
+        <w:t>'] cache is updated.</w:t>
+      </w:r>
+    </w:p>
+    <w:p>
+      <w:r>
+        <w:rPr>
+          <w:b/>
+          <w:bCs/>
+        </w:rPr>
+        <w:t xml:space="preserve">Data flow </w:t>
+      </w:r>
+      <w:r>
+        <w:rPr>
+          <w:b/>
+          <w:bCs/>
+        </w:rPr>
+        <w:t>-</w:t>
+      </w:r>
+      <w:r>
+        <w:rPr>
+          <w:b/>
+          <w:bCs/>
+        </w:rPr>
+        <w:t xml:space="preserve"> operator command to motors:</w:t>
+      </w:r>
+      <w:r>
+        <w:t xml:space="preserve"> The operator clicks a button in control.html on their PC </w:t>
+      </w:r>
+      <w:r>
+        <w:t>to</w:t>
+      </w:r>
+      <w:r>
+        <w:t xml:space="preserve"> a POST to http://localhost:8000/api/control </w:t>
+      </w:r>
+      <w:r>
+        <w:t>to</w:t>
+      </w:r>
+      <w:r>
+        <w:t xml:space="preserve"> frontend.py proxies it to http://&lt;Pi_IP&gt;:5000/api/control </w:t>
+      </w:r>
+      <w:r>
+        <w:t>to</w:t>
+      </w:r>
+      <w:r>
+        <w:t xml:space="preserve"> api/routes/control.py validates the command and calls the appropriate </w:t>
+      </w:r>
+      <w:proofErr w:type="spellStart"/>
+      <w:r>
+        <w:t>MotorController</w:t>
+      </w:r>
+      <w:proofErr w:type="spellEnd"/>
+      <w:r>
+        <w:t xml:space="preserve"> method </w:t>
+      </w:r>
+      <w:r>
+        <w:t>to</w:t>
+      </w:r>
+      <w:r>
+        <w:t xml:space="preserve"> GPIO PWM signals drive the L298N </w:t>
+      </w:r>
+      <w:r>
+        <w:t xml:space="preserve">to </w:t>
+      </w:r>
+      <w:r>
+        <w:t>motors respond.</w:t>
+      </w:r>
+    </w:p>
+    <w:p>
+      <w:r>
+        <w:rPr>
+          <w:b/>
+          <w:bCs/>
+        </w:rPr>
+        <w:t xml:space="preserve">Data flow </w:t>
+      </w:r>
+      <w:r>
+        <w:rPr>
+          <w:b/>
+          <w:bCs/>
+        </w:rPr>
+        <w:t>-</w:t>
+      </w:r>
+      <w:r>
+        <w:rPr>
+          <w:b/>
+          <w:bCs/>
+        </w:rPr>
+        <w:t xml:space="preserve"> live video:</w:t>
+      </w:r>
+      <w:r>
+        <w:t xml:space="preserve"> The Pi's camera stream thread encodes frames as JPEG at 10 FPS and holds the latest frame in _frame (under a lock) </w:t>
+      </w:r>
+      <w:r>
+        <w:t>to</w:t>
+      </w:r>
+      <w:r>
+        <w:t xml:space="preserve"> /</w:t>
+      </w:r>
+      <w:proofErr w:type="spellStart"/>
+      <w:r>
+        <w:t>video_feed</w:t>
+      </w:r>
+      <w:proofErr w:type="spellEnd"/>
+      <w:r>
+        <w:t xml:space="preserve"> on the Pi serves a multipart MJPEG stream </w:t>
+      </w:r>
+      <w:r>
+        <w:t>to</w:t>
+      </w:r>
+      <w:r>
+        <w:t xml:space="preserve"> frontend.py proxies the stream </w:t>
+      </w:r>
+      <w:r>
+        <w:t>to</w:t>
+      </w:r>
+      <w:r>
+        <w:t xml:space="preserve"> control.html renders it in an &lt;</w:t>
+      </w:r>
+      <w:proofErr w:type="spellStart"/>
+      <w:r>
+        <w:t>img</w:t>
+      </w:r>
+      <w:proofErr w:type="spellEnd"/>
+      <w:r>
+        <w:t>&gt; tag.</w:t>
+      </w:r>
+    </w:p>
+    <w:p>
+      <w:r>
+        <w:rPr>
+          <w:b/>
+          <w:bCs/>
+        </w:rPr>
+        <w:lastRenderedPageBreak/>
+        <w:t>Network topology:</w:t>
+      </w:r>
+      <w:r>
+        <w:t xml:space="preserve"> All three tiers communicate over a local </w:t>
+      </w:r>
+      <w:proofErr w:type="spellStart"/>
+      <w:r>
+        <w:t>WiFi</w:t>
+      </w:r>
+      <w:proofErr w:type="spellEnd"/>
+      <w:r>
+        <w:t xml:space="preserve"> network. The Pi IP is configured once in frontend.py via the PI_SERVER environment variable (default http://10.</w:t>
+      </w:r>
+      <w:r>
+        <w:t>***</w:t>
+      </w:r>
+      <w:r>
+        <w:t>.</w:t>
+      </w:r>
+      <w:r>
+        <w:t>***</w:t>
+      </w:r>
+      <w:r>
+        <w:t>.118:5000). No internet connectivity is required during operation.</w:t>
+      </w:r>
+    </w:p>
+    <w:p/>
     <w:p>
       <w:pPr>
         <w:pStyle w:val="Heading2"/>
@@ -3522,7 +3505,6 @@
       </w:r>
       <w:bookmarkEnd w:id="9"/>
     </w:p>
-    <w:p/>
     <w:p>
       <w:pPr>
         <w:pStyle w:val="Heading3"/>
@@ -3557,7 +3539,6 @@
       </w:pPr>
       <w:bookmarkStart w:id="11" w:name="_Toc228382484"/>
       <w:r>
-        <w:lastRenderedPageBreak/>
         <w:t>3.2 Working Mechanism</w:t>
       </w:r>
       <w:bookmarkEnd w:id="11"/>
@@ -3606,12 +3587,6 @@
         <w:t xml:space="preserve"> with a frontend html page that has the buttons that send the control commands to the pi. </w:t>
       </w:r>
     </w:p>
-    <w:p/>
-    <w:p/>
-    <w:p/>
-    <w:p/>
-    <w:p/>
-    <w:p/>
     <w:p/>
     <w:p>
       <w:pPr>
@@ -3935,6 +3910,174 @@
           </w:p>
         </w:tc>
       </w:tr>
+      <w:tr>
+        <w:tc>
+          <w:tcPr>
+            <w:tcW w:w="709" w:type="dxa"/>
+          </w:tcPr>
+          <w:p>
+            <w:r>
+              <w:lastRenderedPageBreak/>
+              <w:t>4.</w:t>
+            </w:r>
+          </w:p>
+        </w:tc>
+        <w:tc>
+          <w:tcPr>
+            <w:tcW w:w="1560" w:type="dxa"/>
+          </w:tcPr>
+          <w:p>
+            <w:r>
+              <w:t>Mode Switching</w:t>
+            </w:r>
+          </w:p>
+        </w:tc>
+        <w:tc>
+          <w:tcPr>
+            <w:tcW w:w="3582" w:type="dxa"/>
+          </w:tcPr>
+          <w:p>
+            <w:r>
+              <w:t>Switch between manual and autonomous mode while the robot is moving</w:t>
+            </w:r>
+          </w:p>
+        </w:tc>
+        <w:tc>
+          <w:tcPr>
+            <w:tcW w:w="1946" w:type="dxa"/>
+          </w:tcPr>
+          <w:p>
+            <w:r>
+              <w:t>Switching to manual stops motors immediately; switching to autonomous resumes the sensor loop; manual commands are correctly ignored in autonomous mode</w:t>
+            </w:r>
+          </w:p>
+        </w:tc>
+        <w:tc>
+          <w:tcPr>
+            <w:tcW w:w="2449" w:type="dxa"/>
+          </w:tcPr>
+          <w:p>
+            <w:r>
+              <w:t>Toggle mode repeatedly via the control panel while robot is in motion</w:t>
+            </w:r>
+          </w:p>
+        </w:tc>
+      </w:tr>
+      <w:tr>
+        <w:tc>
+          <w:tcPr>
+            <w:tcW w:w="709" w:type="dxa"/>
+          </w:tcPr>
+          <w:p>
+            <w:r>
+              <w:t>5</w:t>
+            </w:r>
+          </w:p>
+        </w:tc>
+        <w:tc>
+          <w:tcPr>
+            <w:tcW w:w="1560" w:type="dxa"/>
+          </w:tcPr>
+          <w:p>
+            <w:r>
+              <w:t>Moisture Detection</w:t>
+            </w:r>
+          </w:p>
+        </w:tc>
+        <w:tc>
+          <w:tcPr>
+            <w:tcW w:w="3582" w:type="dxa"/>
+          </w:tcPr>
+          <w:p>
+            <w:r>
+              <w:t>Place the moisture sensor in dry, damp, and wet conditions</w:t>
+            </w:r>
+          </w:p>
+        </w:tc>
+        <w:tc>
+          <w:tcPr>
+            <w:tcW w:w="1946" w:type="dxa"/>
+          </w:tcPr>
+          <w:p>
+            <w:r>
+              <w:t>Readings are correctly classified as Minor/Moderate/Critical per the thresholds in config.py; Moderate and Critical readings trigger image capture</w:t>
+            </w:r>
+          </w:p>
+        </w:tc>
+        <w:tc>
+          <w:tcPr>
+            <w:tcW w:w="2449" w:type="dxa"/>
+          </w:tcPr>
+          <w:p>
+            <w:r>
+              <w:t>Submerge sensor tip to varying depths verify classification in the map and database</w:t>
+            </w:r>
+          </w:p>
+        </w:tc>
+      </w:tr>
+      <w:tr>
+        <w:tc>
+          <w:tcPr>
+            <w:tcW w:w="709" w:type="dxa"/>
+          </w:tcPr>
+          <w:p>
+            <w:r>
+              <w:t>6</w:t>
+            </w:r>
+          </w:p>
+        </w:tc>
+        <w:tc>
+          <w:tcPr>
+            <w:tcW w:w="1560" w:type="dxa"/>
+          </w:tcPr>
+          <w:p>
+            <w:r>
+              <w:t>Motor controls</w:t>
+            </w:r>
+          </w:p>
+        </w:tc>
+        <w:tc>
+          <w:tcPr>
+            <w:tcW w:w="3582" w:type="dxa"/>
+          </w:tcPr>
+          <w:p>
+            <w:r>
+              <w:t xml:space="preserve">Drive the robot through an obstacle course </w:t>
+            </w:r>
+          </w:p>
+        </w:tc>
+        <w:tc>
+          <w:tcPr>
+            <w:tcW w:w="1946" w:type="dxa"/>
+          </w:tcPr>
+          <w:p>
+            <w:r>
+              <w:t xml:space="preserve">If the robot is unable to complete the course in a reasonable time without </w:t>
+            </w:r>
+            <w:proofErr w:type="gramStart"/>
+            <w:r>
+              <w:t>help</w:t>
+            </w:r>
+            <w:proofErr w:type="gramEnd"/>
+            <w:r>
+              <w:t xml:space="preserve"> then fail</w:t>
+            </w:r>
+          </w:p>
+        </w:tc>
+        <w:tc>
+          <w:tcPr>
+            <w:tcW w:w="2449" w:type="dxa"/>
+          </w:tcPr>
+          <w:p>
+            <w:r>
+              <w:t xml:space="preserve">Attempt to drive the robot through a maze and </w:t>
+            </w:r>
+            <w:r>
+              <w:t xml:space="preserve">record thoughts of responsiveness and control </w:t>
+            </w:r>
+          </w:p>
+        </w:tc>
+      </w:tr>
     </w:tbl>
     <w:p/>
     <w:p>
@@ -3949,32 +4092,197 @@
     </w:p>
     <w:p>
       <w:r>
-        <w:t>Pass most of the test cases to a satisfactory level</w:t>
+        <w:t>Each test is evaluated against a clear pass/fail condition:</w:t>
+      </w:r>
+    </w:p>
+    <w:p>
+      <w:pPr>
+        <w:rPr>
+          <w:b/>
+          <w:bCs/>
+        </w:rPr>
+      </w:pPr>
+      <w:r>
+        <w:rPr>
+          <w:b/>
+          <w:bCs/>
+        </w:rPr>
+        <w:t>Tests passed:</w:t>
+      </w:r>
+    </w:p>
+    <w:p>
+      <w:r>
+        <w:t>test 3: left the robot running for 1 hour with while periodically switching modes and manually switching</w:t>
+      </w:r>
+    </w:p>
+    <w:p>
+      <w:r>
+        <w:t>results: at the end of the wait the robot performed at expected and had no logged errors</w:t>
+      </w:r>
+    </w:p>
+    <w:p>
+      <w:r>
+        <w:t>test 5: the moisture sensor was repeatedly inserted and removed from a small bowl of water and the result was observed on the frontend monitor.</w:t>
+      </w:r>
+    </w:p>
+    <w:p>
+      <w:r>
+        <w:lastRenderedPageBreak/>
+        <w:t>Result: after a max time of 5 seconds the live moisture feed updated with the correct reading after insertion and removal from the water</w:t>
+      </w:r>
+    </w:p>
+    <w:p>
+      <w:r>
+        <w:t>Test 4: the robot was repeatedly switched back and forth between modes</w:t>
+      </w:r>
+    </w:p>
+    <w:p>
+      <w:r>
+        <w:t>Results: the robot had no runtime errors and operate as expected.</w:t>
       </w:r>
     </w:p>
     <w:p/>
+    <w:p>
+      <w:pPr>
+        <w:rPr>
+          <w:b/>
+          <w:bCs/>
+        </w:rPr>
+      </w:pPr>
+      <w:r>
+        <w:rPr>
+          <w:b/>
+          <w:bCs/>
+        </w:rPr>
+        <w:t>Tests inconclusive:</w:t>
+      </w:r>
+    </w:p>
+    <w:p>
+      <w:r>
+        <w:t xml:space="preserve"> </w:t>
+      </w:r>
+      <w:r>
+        <w:t xml:space="preserve">Test 2: the wall detection worked for a specific range that the </w:t>
+      </w:r>
+      <w:proofErr w:type="spellStart"/>
+      <w:r>
+        <w:t>ultra sonic</w:t>
+      </w:r>
+      <w:proofErr w:type="spellEnd"/>
+      <w:r>
+        <w:t xml:space="preserve"> sensors were rated to </w:t>
+      </w:r>
+    </w:p>
+    <w:p>
+      <w:r>
+        <w:t>Result: the angle and wall avoidance messages gave the correct response and the motors responded in the correct way. however, the due to cheap motor not turning properly and the limited range of the ultrasonic sensors the system lock the autonomous mode because any distance greater than 50cm will return as &gt;1 leaving the ultrasonic sensor to fail the health check and disable the auto mode.</w:t>
+      </w:r>
+    </w:p>
     <w:p/>
+    <w:p>
+      <w:pPr>
+        <w:rPr>
+          <w:b/>
+          <w:bCs/>
+        </w:rPr>
+      </w:pPr>
+      <w:r>
+        <w:rPr>
+          <w:b/>
+          <w:bCs/>
+        </w:rPr>
+        <w:t>Tests failed:</w:t>
+      </w:r>
+    </w:p>
+    <w:p>
+      <w:r>
+        <w:t>Test 1: while monitoring the logs the robot had multiple sensors disconnected.</w:t>
+      </w:r>
+    </w:p>
+    <w:p>
+      <w:r>
+        <w:t>Results: each sensor displayed the correct sensor error message apart from the moisture sensor which</w:t>
+      </w:r>
+      <w:r>
+        <w:t xml:space="preserve"> would give floating pin numbers around 340 – 360 in the serial printout. </w:t>
+      </w:r>
+    </w:p>
+    <w:p>
+      <w:r>
+        <w:t xml:space="preserve">Corrective measure: include a check to health.py to check for and signs of floating pin using </w:t>
+      </w:r>
+      <w:r>
+        <w:t>some kind of pattern recognition.</w:t>
+      </w:r>
+    </w:p>
+    <w:p>
+      <w:r>
+        <w:t>Test 6: attempt to navigate an obstacle course</w:t>
+      </w:r>
+    </w:p>
+    <w:p>
+      <w:r>
+        <w:t xml:space="preserve">Results: due to the cheap quality and improper mounting of the motors this fail catastrophically. One of the wheels shook </w:t>
+      </w:r>
+      <w:proofErr w:type="gramStart"/>
+      <w:r>
+        <w:t xml:space="preserve">its </w:t>
+      </w:r>
+      <w:proofErr w:type="spellStart"/>
+      <w:r>
+        <w:t>self</w:t>
+      </w:r>
+      <w:proofErr w:type="gramEnd"/>
+      <w:r>
+        <w:t xml:space="preserve"> off</w:t>
+      </w:r>
+      <w:proofErr w:type="spellEnd"/>
+      <w:r>
+        <w:t xml:space="preserve"> during the test and the turns left mush to be desired.</w:t>
+      </w:r>
+    </w:p>
+    <w:p>
+      <w:r>
+        <w:t xml:space="preserve">Corrective measure: install a second set of </w:t>
+      </w:r>
+      <w:proofErr w:type="gramStart"/>
+      <w:r>
+        <w:t>motors(</w:t>
+      </w:r>
+      <w:proofErr w:type="gramEnd"/>
+      <w:r>
+        <w:t xml:space="preserve">preferably </w:t>
+      </w:r>
+      <w:proofErr w:type="gramStart"/>
+      <w:r>
+        <w:t>better quality</w:t>
+      </w:r>
+      <w:proofErr w:type="gramEnd"/>
+      <w:r>
+        <w:t xml:space="preserve"> ones) to the back and have them wired to the same power/ logic ENA controls on each side to preserve responsiveness and improve control capabilities.</w:t>
+      </w:r>
+    </w:p>
     <w:p/>
+    <w:p>
+      <w:r>
+        <w:rPr>
+          <w:b/>
+          <w:bCs/>
+        </w:rPr>
+        <w:t xml:space="preserve">Conclusion: </w:t>
+      </w:r>
+      <w:r>
+        <w:t>most problem appear to stem from some kind of hardware/ real world design problems and not software and can be addressed with higher quality chasses design.</w:t>
+      </w:r>
+    </w:p>
     <w:p/>
-    <w:p/>
-    <w:p/>
-    <w:p/>
-    <w:p/>
-    <w:p/>
-    <w:p/>
-    <w:p/>
-    <w:p/>
-    <w:p/>
-    <w:p/>
-    <w:p/>
-    <w:p/>
-    <w:p/>
     <w:p>
       <w:pPr>
         <w:pStyle w:val="Heading2"/>
       </w:pPr>
       <w:bookmarkStart w:id="15" w:name="_Toc228382488"/>
       <w:r>
+        <w:lastRenderedPageBreak/>
         <w:t>5. Advanced Design &amp; Fault Tolerance (D/HD Requirements)</w:t>
       </w:r>
       <w:bookmarkEnd w:id="15"/>
@@ -3991,11 +4299,6 @@
     </w:p>
     <w:p>
       <w:r>
-        <w:t>[Detailed discussion on how the system handles errors, connectivity drops, or power issues.]</w:t>
-      </w:r>
-    </w:p>
-    <w:p>
-      <w:r>
         <w:t>The whole design is the modular so that if any one part fails the rest can continue to function</w:t>
       </w:r>
       <w:r>
@@ -4005,7 +4308,297 @@
         <w:t>. That alongside the health check that the main pi runs to confirm the proper operation of each individual component and prevents any cascade failures due to a single component failing early in the loop.</w:t>
       </w:r>
     </w:p>
-    <w:p/>
+    <w:p>
+      <w:r>
+        <w:rPr>
+          <w:b/>
+          <w:bCs/>
+        </w:rPr>
+        <w:t>Hardware abstraction and mock fallbacks:</w:t>
+      </w:r>
+      <w:r>
+        <w:t xml:space="preserve"> hardware/motors.py detects at import time whether it is running on a Raspberry Pi (</w:t>
+      </w:r>
+      <w:proofErr w:type="spellStart"/>
+      <w:r>
+        <w:t>config.IS_PI</w:t>
+      </w:r>
+      <w:proofErr w:type="spellEnd"/>
+      <w:r>
+        <w:t xml:space="preserve">). </w:t>
+      </w:r>
+      <w:r>
+        <w:t xml:space="preserve"> When </w:t>
+      </w:r>
+      <w:proofErr w:type="gramStart"/>
+      <w:r>
+        <w:t>On</w:t>
+      </w:r>
+      <w:proofErr w:type="gramEnd"/>
+      <w:r>
+        <w:t xml:space="preserve"> a non-Pi </w:t>
+      </w:r>
+      <w:proofErr w:type="gramStart"/>
+      <w:r>
+        <w:t>host</w:t>
+      </w:r>
+      <w:proofErr w:type="gramEnd"/>
+      <w:r>
+        <w:t xml:space="preserve"> it substitutes a </w:t>
+      </w:r>
+      <w:proofErr w:type="spellStart"/>
+      <w:r>
+        <w:t>MockGPIO</w:t>
+      </w:r>
+      <w:proofErr w:type="spellEnd"/>
+      <w:r>
+        <w:t xml:space="preserve"> class that prints pin state to </w:t>
+      </w:r>
+      <w:proofErr w:type="spellStart"/>
+      <w:r>
+        <w:t>stdout</w:t>
+      </w:r>
+      <w:proofErr w:type="spellEnd"/>
+      <w:r>
+        <w:t xml:space="preserve">, allowing the full software stack to run and be tested on a PC without any hardware attached. Similarly, hardware/camera.py attempts three camera backends in order (picamera2 </w:t>
+      </w:r>
+      <w:r>
+        <w:t>to</w:t>
+      </w:r>
+      <w:r>
+        <w:t xml:space="preserve"> </w:t>
+      </w:r>
+      <w:proofErr w:type="spellStart"/>
+      <w:r>
+        <w:t>picamera</w:t>
+      </w:r>
+      <w:proofErr w:type="spellEnd"/>
+      <w:r>
+        <w:t xml:space="preserve"> </w:t>
+      </w:r>
+      <w:r>
+        <w:t>to</w:t>
+      </w:r>
+      <w:r>
+        <w:t xml:space="preserve"> OpenCV) and silently continues without a camera if all three fail.</w:t>
+      </w:r>
+    </w:p>
+    <w:p>
+      <w:r>
+        <w:rPr>
+          <w:b/>
+          <w:bCs/>
+        </w:rPr>
+        <w:t>Health monitoring with capability gates:</w:t>
+      </w:r>
+      <w:r>
+        <w:t xml:space="preserve"> hardware/health.py runs a background polling thread every 10 seconds that checks each subsystem (Arduino serial, camera, motors, storage, GPS, ultrasonic</w:t>
+      </w:r>
+      <w:r>
+        <w:t>)</w:t>
+      </w:r>
+      <w:r>
+        <w:t xml:space="preserve"> </w:t>
+      </w:r>
+      <w:r>
+        <w:t>independently</w:t>
+      </w:r>
+      <w:r>
+        <w:t xml:space="preserve"> for signs of failure</w:t>
+      </w:r>
+      <w:r>
+        <w:t xml:space="preserve">. Each check sets a </w:t>
+      </w:r>
+      <w:proofErr w:type="spellStart"/>
+      <w:r>
+        <w:t>boolean</w:t>
+      </w:r>
+      <w:proofErr w:type="spellEnd"/>
+      <w:r>
+        <w:t xml:space="preserve"> flag (CAN_DRIVE, CAN_AVOID_WALLS, CAN_SAVE_DATA, CAN_CAPTURE, CAN_GPS). The </w:t>
+      </w:r>
+      <w:proofErr w:type="gramStart"/>
+      <w:r>
+        <w:t>can(</w:t>
+      </w:r>
+      <w:proofErr w:type="gramEnd"/>
+      <w:r>
+        <w:t>) function provides a single-line gate that autonomous.py can query before acting, preventing cascading failures</w:t>
+      </w:r>
+      <w:r>
+        <w:t xml:space="preserve">. </w:t>
+      </w:r>
+      <w:r>
+        <w:t xml:space="preserve"> </w:t>
+      </w:r>
+      <w:r>
+        <w:t>F</w:t>
+      </w:r>
+      <w:r>
+        <w:t xml:space="preserve">or example, a camera failure will not prevent moisture data from being saved, and a GPS failure will not prevent images from being captured (they are </w:t>
+      </w:r>
+      <w:r>
+        <w:t>just</w:t>
+      </w:r>
+      <w:r>
+        <w:t xml:space="preserve"> saved without coordinates).</w:t>
+      </w:r>
+    </w:p>
+    <w:p>
+      <w:r>
+        <w:rPr>
+          <w:b/>
+          <w:bCs/>
+        </w:rPr>
+        <w:t>Thread safety:</w:t>
+      </w:r>
+      <w:r>
+        <w:t xml:space="preserve"> </w:t>
+      </w:r>
+      <w:r>
+        <w:t>T</w:t>
+      </w:r>
+      <w:r>
+        <w:t xml:space="preserve">he sensor state </w:t>
+      </w:r>
+      <w:proofErr w:type="spellStart"/>
+      <w:r>
+        <w:t>dict</w:t>
+      </w:r>
+      <w:proofErr w:type="spellEnd"/>
+      <w:r>
+        <w:t xml:space="preserve"> in autonomous.py, the ring buffer in saveData.py, and the camera frame buffer in camera.py</w:t>
+      </w:r>
+      <w:r>
+        <w:t>,</w:t>
+      </w:r>
+      <w:r>
+        <w:t xml:space="preserve"> is protected by </w:t>
+      </w:r>
+      <w:proofErr w:type="spellStart"/>
+      <w:proofErr w:type="gramStart"/>
+      <w:r>
+        <w:t>threading.Lock</w:t>
+      </w:r>
+      <w:proofErr w:type="spellEnd"/>
+      <w:proofErr w:type="gramEnd"/>
+      <w:r>
+        <w:t>(). The Arduino serial port additionally uses a lock in arduino.py to prevent races between the autonomous loop, health checks, and the /</w:t>
+      </w:r>
+      <w:proofErr w:type="spellStart"/>
+      <w:r>
+        <w:t>api</w:t>
+      </w:r>
+      <w:proofErr w:type="spellEnd"/>
+      <w:r>
+        <w:t>/</w:t>
+      </w:r>
+      <w:proofErr w:type="spellStart"/>
+      <w:r>
+        <w:t>arduino</w:t>
+      </w:r>
+      <w:proofErr w:type="spellEnd"/>
+      <w:r>
+        <w:t xml:space="preserve"> status endpoint reading the same serial buffer simultaneously.</w:t>
+      </w:r>
+    </w:p>
+    <w:p>
+      <w:r>
+        <w:rPr>
+          <w:b/>
+          <w:bCs/>
+        </w:rPr>
+        <w:t>Serial buffer management:</w:t>
+      </w:r>
+      <w:r>
+        <w:t xml:space="preserve"> After a Critical moisture event triggers a motor stop, </w:t>
+      </w:r>
+      <w:proofErr w:type="spellStart"/>
+      <w:r>
+        <w:t>clear_</w:t>
+      </w:r>
+      <w:proofErr w:type="gramStart"/>
+      <w:r>
+        <w:t>buffer</w:t>
+      </w:r>
+      <w:proofErr w:type="spellEnd"/>
+      <w:r>
+        <w:t>(</w:t>
+      </w:r>
+      <w:proofErr w:type="gramEnd"/>
+      <w:r>
+        <w:t xml:space="preserve">) flushes the Arduino's serial input buffer. This prevents a backlog of stale messages (which may have accumulated during the stop) from being processed as new events when the robot </w:t>
+      </w:r>
+      <w:r>
+        <w:t>starts again</w:t>
+      </w:r>
+      <w:r>
+        <w:t>.</w:t>
+      </w:r>
+    </w:p>
+    <w:p>
+      <w:r>
+        <w:rPr>
+          <w:b/>
+          <w:bCs/>
+        </w:rPr>
+        <w:t>Persistent storage with in-memory cache:</w:t>
+      </w:r>
+      <w:r>
+        <w:t xml:space="preserve"> SQLite writes are performed in a daemon background thread so that a slow disk write never blocks the main sensor loop. The ring buffer (deque(</w:t>
+      </w:r>
+      <w:proofErr w:type="spellStart"/>
+      <w:r>
+        <w:t>maxlen</w:t>
+      </w:r>
+      <w:proofErr w:type="spellEnd"/>
+      <w:r>
+        <w:t>=500)) is pre-warmed from the database on startup, so the frontend has immediate access to historical data even before new readings arrive. Data survives power loss as long as the background write thread completes before shutdown.</w:t>
+      </w:r>
+    </w:p>
+    <w:p>
+      <w:r>
+        <w:rPr>
+          <w:b/>
+          <w:bCs/>
+        </w:rPr>
+        <w:lastRenderedPageBreak/>
+        <w:t>Graceful shutdown:</w:t>
+      </w:r>
+      <w:r>
+        <w:t xml:space="preserve"> main.py registers SIGINT and SIGTERM handlers that call </w:t>
+      </w:r>
+      <w:proofErr w:type="spellStart"/>
+      <w:proofErr w:type="gramStart"/>
+      <w:r>
+        <w:t>motors.stop</w:t>
+      </w:r>
+      <w:proofErr w:type="spellEnd"/>
+      <w:proofErr w:type="gramEnd"/>
+      <w:r>
+        <w:t xml:space="preserve">(), </w:t>
+      </w:r>
+      <w:proofErr w:type="spellStart"/>
+      <w:proofErr w:type="gramStart"/>
+      <w:r>
+        <w:t>motors.cleanup</w:t>
+      </w:r>
+      <w:proofErr w:type="spellEnd"/>
+      <w:proofErr w:type="gramEnd"/>
+      <w:r>
+        <w:t xml:space="preserve">(), and </w:t>
+      </w:r>
+      <w:proofErr w:type="spellStart"/>
+      <w:proofErr w:type="gramStart"/>
+      <w:r>
+        <w:t>camera.release</w:t>
+      </w:r>
+      <w:proofErr w:type="spellEnd"/>
+      <w:proofErr w:type="gramEnd"/>
+      <w:r>
+        <w:t>() before exiting, ensuring GPIO pins are released and no zombie PWM processes are left running.</w:t>
+      </w:r>
+    </w:p>
     <w:p>
       <w:pPr>
         <w:pStyle w:val="Heading3"/>
@@ -4018,30 +4611,258 @@
     </w:p>
     <w:p>
       <w:r>
-        <w:t>[Discuss specific design principles applied, such as modularity, scalability, or power efficiency.]</w:t>
-      </w:r>
-    </w:p>
-    <w:p/>
-    <w:p/>
-    <w:p/>
-    <w:p/>
-    <w:p/>
-    <w:p/>
-    <w:p/>
-    <w:p/>
-    <w:p/>
-    <w:p/>
-    <w:p/>
-    <w:p/>
-    <w:p/>
-    <w:p/>
-    <w:p/>
-    <w:p/>
-    <w:p/>
-    <w:p/>
-    <w:p/>
-    <w:p/>
-    <w:p/>
+        <w:rPr>
+          <w:b/>
+          <w:bCs/>
+        </w:rPr>
+        <w:t>Modularity and separation of concerns:</w:t>
+      </w:r>
+      <w:r>
+        <w:t xml:space="preserve"> The codebase is </w:t>
+      </w:r>
+      <w:r>
+        <w:t>separated</w:t>
+      </w:r>
+      <w:r>
+        <w:t xml:space="preserve"> into three distinct layers with clearly defined</w:t>
+      </w:r>
+      <w:r>
+        <w:t xml:space="preserve"> layers</w:t>
+      </w:r>
+      <w:r>
+        <w:t>. The hardware layer (hardware/)</w:t>
+      </w:r>
+      <w:r>
+        <w:t xml:space="preserve"> has</w:t>
+      </w:r>
+      <w:r>
+        <w:t xml:space="preserve"> all physical I/O and exposes simple method calls (</w:t>
+      </w:r>
+      <w:proofErr w:type="spellStart"/>
+      <w:r>
+        <w:t>motors.</w:t>
+      </w:r>
+      <w:proofErr w:type="gramStart"/>
+      <w:r>
+        <w:t>forward</w:t>
+      </w:r>
+      <w:proofErr w:type="spellEnd"/>
+      <w:r>
+        <w:t>(</w:t>
+      </w:r>
+      <w:proofErr w:type="gramEnd"/>
+      <w:r>
+        <w:t xml:space="preserve">), </w:t>
+      </w:r>
+      <w:proofErr w:type="spellStart"/>
+      <w:proofErr w:type="gramStart"/>
+      <w:r>
+        <w:t>camera.capture</w:t>
+      </w:r>
+      <w:proofErr w:type="gramEnd"/>
+      <w:r>
+        <w:t>_</w:t>
+      </w:r>
+      <w:proofErr w:type="gramStart"/>
+      <w:r>
+        <w:t>image</w:t>
+      </w:r>
+      <w:proofErr w:type="spellEnd"/>
+      <w:r>
+        <w:t>(</w:t>
+      </w:r>
+      <w:proofErr w:type="gramEnd"/>
+      <w:r>
+        <w:t xml:space="preserve">), </w:t>
+      </w:r>
+      <w:proofErr w:type="spellStart"/>
+      <w:r>
+        <w:t>read_</w:t>
+      </w:r>
+      <w:proofErr w:type="gramStart"/>
+      <w:r>
+        <w:t>line</w:t>
+      </w:r>
+      <w:proofErr w:type="spellEnd"/>
+      <w:r>
+        <w:t>(</w:t>
+      </w:r>
+      <w:proofErr w:type="gramEnd"/>
+      <w:r>
+        <w:t>)). The API layer (</w:t>
+      </w:r>
+      <w:proofErr w:type="spellStart"/>
+      <w:r>
+        <w:t>api</w:t>
+      </w:r>
+      <w:proofErr w:type="spellEnd"/>
+      <w:r>
+        <w:t xml:space="preserve">/) </w:t>
+      </w:r>
+      <w:r>
+        <w:t>has</w:t>
+      </w:r>
+      <w:r>
+        <w:t xml:space="preserve"> HTTP routing and delegates to hardware and storage</w:t>
+      </w:r>
+      <w:r>
+        <w:t xml:space="preserve">. The </w:t>
+      </w:r>
+      <w:r>
+        <w:t>routes never touch GPIO directly. The data layer (saveData.py) owns persistence and exposes a storage interface that is independent of how data was collected. This means any layer can be replaced or tested in isolation; for example, the entire frontend can be developed and tested against a mock Pi by changing one environment variable.</w:t>
+      </w:r>
+    </w:p>
+    <w:p>
+      <w:r>
+        <w:rPr>
+          <w:b/>
+          <w:bCs/>
+        </w:rPr>
+        <w:t>Single responsibility:</w:t>
+      </w:r>
+      <w:r>
+        <w:t xml:space="preserve"> Each file has one job. state.py is purely shared runtime state. config.py is purely constants</w:t>
+      </w:r>
+      <w:r>
+        <w:t>,</w:t>
+      </w:r>
+      <w:r>
+        <w:t xml:space="preserve"> no logic, just values, meaning hardware pin reassignments or threshold tuning require a change in exactly one file. autonomous.py owns the sensor loop and wall avoidance logic. health.py owns system monitoring. This reduces the surface area of bugs and makes the codebase navigable.</w:t>
+      </w:r>
+    </w:p>
+    <w:p>
+      <w:r>
+        <w:rPr>
+          <w:b/>
+          <w:bCs/>
+        </w:rPr>
+        <w:t>Singleton pattern for hardware resources:</w:t>
+      </w:r>
+      <w:r>
+        <w:t xml:space="preserve"> Each hardware driver (motors, camera, </w:t>
+      </w:r>
+      <w:proofErr w:type="spellStart"/>
+      <w:r>
+        <w:t>arduino</w:t>
+      </w:r>
+      <w:proofErr w:type="spellEnd"/>
+      <w:r>
+        <w:t>, storage) is instantiated once at module level and imported as a singleton everywhere. This prevents multiple initialisations of the same GPIO pins or serial port, which would cause hardware conflicts, and ensures all parts of the system share a consistent view of hardware state (e</w:t>
+      </w:r>
+      <w:r>
+        <w:t>xample:</w:t>
+      </w:r>
+      <w:r>
+        <w:t xml:space="preserve"> </w:t>
+      </w:r>
+      <w:proofErr w:type="spellStart"/>
+      <w:proofErr w:type="gramStart"/>
+      <w:r>
+        <w:t>motors.current</w:t>
+      </w:r>
+      <w:proofErr w:type="gramEnd"/>
+      <w:r>
+        <w:t>_speed</w:t>
+      </w:r>
+      <w:proofErr w:type="spellEnd"/>
+      <w:r>
+        <w:t>).</w:t>
+      </w:r>
+    </w:p>
+    <w:p>
+      <w:r>
+        <w:rPr>
+          <w:b/>
+          <w:bCs/>
+        </w:rPr>
+        <w:t>Defensive input validation:</w:t>
+      </w:r>
+      <w:r>
+        <w:t xml:space="preserve"> saveData.py validates GPS coordinates and moisture values before writing (_</w:t>
+      </w:r>
+      <w:proofErr w:type="gramStart"/>
+      <w:r>
+        <w:t>validate(</w:t>
+      </w:r>
+      <w:proofErr w:type="gramEnd"/>
+      <w:r>
+        <w:t>)</w:t>
+      </w:r>
+      <w:proofErr w:type="gramStart"/>
+      <w:r>
+        <w:t>),</w:t>
+      </w:r>
+      <w:r>
+        <w:t>thus</w:t>
+      </w:r>
+      <w:proofErr w:type="gramEnd"/>
+      <w:r>
+        <w:t xml:space="preserve"> rejecting </w:t>
+      </w:r>
+      <w:r>
+        <w:t>bad</w:t>
+      </w:r>
+      <w:r>
+        <w:t xml:space="preserve"> values. api/routes/control.py validates commands </w:t>
+      </w:r>
+      <w:r>
+        <w:t xml:space="preserve">with </w:t>
+      </w:r>
+      <w:r>
+        <w:t>a</w:t>
+      </w:r>
+      <w:r>
+        <w:t xml:space="preserve"> whitelist before executing them. frontend.py validates mode strings and command names before proxying, so malformed requests are rejected.</w:t>
+      </w:r>
+    </w:p>
+    <w:p>
+      <w:r>
+        <w:rPr>
+          <w:b/>
+          <w:bCs/>
+        </w:rPr>
+        <w:t>Configuration over hardcoding:</w:t>
+      </w:r>
+      <w:r>
+        <w:t xml:space="preserve"> All </w:t>
+      </w:r>
+      <w:r>
+        <w:t>changeable</w:t>
+      </w:r>
+      <w:r>
+        <w:t xml:space="preserve"> values</w:t>
+      </w:r>
+      <w:r>
+        <w:t xml:space="preserve"> like</w:t>
+      </w:r>
+      <w:r>
+        <w:t xml:space="preserve"> GPIO pins, serial port, camera resolution, ring buffer size</w:t>
+      </w:r>
+      <w:r>
+        <w:t xml:space="preserve"> and</w:t>
+      </w:r>
+      <w:r>
+        <w:t xml:space="preserve"> save </w:t>
+      </w:r>
+      <w:r>
+        <w:t>interval are</w:t>
+      </w:r>
+      <w:r>
+        <w:t xml:space="preserve"> centralised in config.py. This satisfies the open/closed principle</w:t>
+      </w:r>
+      <w:r>
+        <w:t xml:space="preserve"> so</w:t>
+      </w:r>
+      <w:r>
+        <w:t xml:space="preserve"> the system can be adapted to different hardware (different pin wiring, different Pi models, different thresholds) without modifying any</w:t>
+      </w:r>
+      <w:r>
+        <w:t xml:space="preserve"> </w:t>
+      </w:r>
+      <w:r>
+        <w:t>logic</w:t>
+      </w:r>
+    </w:p>
     <w:p>
       <w:pPr>
         <w:pStyle w:val="Heading2"/>
@@ -4064,50 +4885,772 @@
     </w:p>
     <w:p>
       <w:r>
-        <w:t>[Step</w:t>
+        <w:rPr>
+          <w:b/>
+          <w:bCs/>
+        </w:rPr>
+        <w:t>Hardware prerequisites:</w:t>
+      </w:r>
+    </w:p>
+    <w:p>
+      <w:pPr>
+        <w:numPr>
+          <w:ilvl w:val="0"/>
+          <w:numId w:val="5"/>
+        </w:numPr>
+      </w:pPr>
+      <w:r>
+        <w:lastRenderedPageBreak/>
+        <w:t>Raspberry Pi 4 with Raspberry Pi OS (Bookworm or Bullseye)</w:t>
+      </w:r>
+    </w:p>
+    <w:p>
+      <w:pPr>
+        <w:numPr>
+          <w:ilvl w:val="0"/>
+          <w:numId w:val="5"/>
+        </w:numPr>
+      </w:pPr>
+      <w:r>
+        <w:t>Arduino Nano 33 IoT connected via USB to the Pi</w:t>
+      </w:r>
+    </w:p>
+    <w:p>
+      <w:pPr>
+        <w:numPr>
+          <w:ilvl w:val="0"/>
+          <w:numId w:val="5"/>
+        </w:numPr>
+      </w:pPr>
+      <w:r>
+        <w:t>L298N motor controller wired to BCM pins 17, 27, 22 (motor 1) and 23, 24, 25 (motor 2)</w:t>
+      </w:r>
+      <w:r>
+        <w:t xml:space="preserve">, </w:t>
+      </w:r>
+      <w:r>
+        <w:t>check</w:t>
+      </w:r>
+      <w:r>
+        <w:t xml:space="preserve"> see config.py to change these</w:t>
+      </w:r>
+      <w:r>
+        <w:t xml:space="preserve">. Then wire </w:t>
+      </w:r>
+      <w:r>
+        <w:t>a 5v and ground</w:t>
+      </w:r>
+      <w:r>
+        <w:t xml:space="preserve"> </w:t>
+      </w:r>
+    </w:p>
+    <w:p>
+      <w:pPr>
+        <w:numPr>
+          <w:ilvl w:val="0"/>
+          <w:numId w:val="5"/>
+        </w:numPr>
+      </w:pPr>
+      <w:r>
+        <w:t xml:space="preserve">Compatible camera module (picamera2, legacy </w:t>
+      </w:r>
+      <w:proofErr w:type="spellStart"/>
+      <w:r>
+        <w:t>picamera</w:t>
+      </w:r>
+      <w:proofErr w:type="spellEnd"/>
+      <w:r>
+        <w:t>, or any OpenCV-compatible USB webcam)</w:t>
+      </w:r>
+    </w:p>
+    <w:p>
+      <w:pPr>
+        <w:numPr>
+          <w:ilvl w:val="0"/>
+          <w:numId w:val="5"/>
+        </w:numPr>
+      </w:pPr>
+      <w:r>
+        <w:t xml:space="preserve">GPS module and moisture sensor wired to the Arduino per </w:t>
+      </w:r>
+      <w:proofErr w:type="spellStart"/>
+      <w:r>
+        <w:t>gps.ino</w:t>
+      </w:r>
+      <w:proofErr w:type="spellEnd"/>
+      <w:r>
+        <w:t xml:space="preserve"> and </w:t>
+      </w:r>
+      <w:proofErr w:type="spellStart"/>
+      <w:r>
+        <w:t>moisture.ino</w:t>
+      </w:r>
+      <w:proofErr w:type="spellEnd"/>
+    </w:p>
+    <w:p>
+      <w:pPr>
+        <w:numPr>
+          <w:ilvl w:val="0"/>
+          <w:numId w:val="5"/>
+        </w:numPr>
+      </w:pPr>
+      <w:r>
+        <w:t xml:space="preserve">Two HC-SR04 ultrasonic sensors wired per </w:t>
+      </w:r>
+      <w:proofErr w:type="spellStart"/>
+      <w:r>
+        <w:t>ultrasonic.h</w:t>
+      </w:r>
+      <w:proofErr w:type="spellEnd"/>
+    </w:p>
+    <w:p>
+      <w:pPr>
+        <w:numPr>
+          <w:ilvl w:val="0"/>
+          <w:numId w:val="5"/>
+        </w:numPr>
+      </w:pPr>
+      <w:r>
+        <w:t xml:space="preserve">Up to 12v of batteries wired to the 12v and ground to the </w:t>
+      </w:r>
+      <w:r>
+        <w:t>L298N motor controller</w:t>
+      </w:r>
+    </w:p>
+    <w:p>
+      <w:r>
+        <w:rPr>
+          <w:b/>
+          <w:bCs/>
+        </w:rPr>
+        <w:t>Step 1</w:t>
+      </w:r>
+      <w:r>
+        <w:rPr>
+          <w:b/>
+          <w:bCs/>
+        </w:rPr>
+        <w:t>:</w:t>
+      </w:r>
+      <w:r>
+        <w:rPr>
+          <w:b/>
+          <w:bCs/>
+        </w:rPr>
+        <w:t xml:space="preserve"> </w:t>
+      </w:r>
+      <w:r>
+        <w:rPr>
+          <w:b/>
+          <w:bCs/>
+        </w:rPr>
+        <w:t>upload to</w:t>
+      </w:r>
+      <w:r>
+        <w:rPr>
+          <w:b/>
+          <w:bCs/>
+        </w:rPr>
+        <w:t xml:space="preserve"> the Arduino:</w:t>
+      </w:r>
+      <w:r>
+        <w:t xml:space="preserve"> Open </w:t>
+      </w:r>
+      <w:proofErr w:type="spellStart"/>
+      <w:r>
+        <w:t>Main.ino</w:t>
+      </w:r>
+      <w:proofErr w:type="spellEnd"/>
+      <w:r>
+        <w:t xml:space="preserve">, </w:t>
+      </w:r>
+      <w:proofErr w:type="spellStart"/>
+      <w:r>
+        <w:t>gps.ino</w:t>
+      </w:r>
+      <w:proofErr w:type="spellEnd"/>
+      <w:r>
+        <w:t xml:space="preserve">, </w:t>
+      </w:r>
+      <w:proofErr w:type="spellStart"/>
+      <w:r>
+        <w:t>moisture.ino</w:t>
+      </w:r>
+      <w:proofErr w:type="spellEnd"/>
+      <w:r>
+        <w:t xml:space="preserve">, and </w:t>
+      </w:r>
+      <w:proofErr w:type="spellStart"/>
+      <w:r>
+        <w:t>ultrasonic.ino</w:t>
+      </w:r>
+      <w:proofErr w:type="spellEnd"/>
+      <w:r>
+        <w:t xml:space="preserve"> in the Arduino IDE. Install the Arduino_LSM6DS3 library via the Library Manager</w:t>
+      </w:r>
+      <w:r>
+        <w:t xml:space="preserve"> </w:t>
+      </w:r>
+      <w:r>
+        <w:t>then upload. Confirm serial output in the Serial Monitor at 9600 baud.</w:t>
+      </w:r>
+    </w:p>
+    <w:p>
+      <w:r>
+        <w:rPr>
+          <w:b/>
+          <w:bCs/>
+        </w:rPr>
+        <w:t>Step 2</w:t>
+      </w:r>
+      <w:r>
+        <w:rPr>
+          <w:b/>
+          <w:bCs/>
+        </w:rPr>
+        <w:t xml:space="preserve">: </w:t>
+      </w:r>
+      <w:r>
+        <w:rPr>
+          <w:b/>
+          <w:bCs/>
+        </w:rPr>
+        <w:t>Set up the Pi:</w:t>
+      </w:r>
+    </w:p>
+    <w:p>
+      <w:r>
+        <w:t xml:space="preserve">Install the pi code to the pi. </w:t>
+      </w:r>
+    </w:p>
+    <w:p>
+      <w:r>
+        <w:rPr>
+          <w:b/>
+          <w:bCs/>
+        </w:rPr>
+        <w:t>bash</w:t>
+      </w:r>
+    </w:p>
+    <w:p>
+      <w:pPr>
+        <w:rPr>
+          <w:highlight w:val="lightGray"/>
+        </w:rPr>
+      </w:pPr>
+      <w:proofErr w:type="spellStart"/>
+      <w:r>
+        <w:rPr>
+          <w:highlight w:val="lightGray"/>
+        </w:rPr>
+        <w:t>sudo</w:t>
+      </w:r>
+      <w:proofErr w:type="spellEnd"/>
+      <w:r>
+        <w:rPr>
+          <w:highlight w:val="lightGray"/>
+        </w:rPr>
+        <w:t xml:space="preserve"> apt update &amp;&amp; </w:t>
+      </w:r>
+      <w:proofErr w:type="spellStart"/>
+      <w:r>
+        <w:rPr>
+          <w:highlight w:val="lightGray"/>
+        </w:rPr>
+        <w:t>sudo</w:t>
+      </w:r>
+      <w:proofErr w:type="spellEnd"/>
+      <w:r>
+        <w:rPr>
+          <w:highlight w:val="lightGray"/>
+        </w:rPr>
+        <w:t xml:space="preserve"> apt install python3-pip python3-venv -y </w:t>
+      </w:r>
+    </w:p>
+    <w:p>
+      <w:pPr>
+        <w:rPr>
+          <w:highlight w:val="lightGray"/>
+        </w:rPr>
+      </w:pPr>
+      <w:r>
+        <w:rPr>
+          <w:highlight w:val="lightGray"/>
+        </w:rPr>
+        <w:t>git clone &lt;</w:t>
+      </w:r>
+      <w:r>
+        <w:rPr>
+          <w:highlight w:val="lightGray"/>
+        </w:rPr>
+        <w:t xml:space="preserve"> </w:t>
+      </w:r>
+      <w:r>
+        <w:rPr>
+          <w:highlight w:val="lightGray"/>
+        </w:rPr>
+        <w:t>repo-</w:t>
+      </w:r>
+      <w:proofErr w:type="spellStart"/>
+      <w:r>
+        <w:rPr>
+          <w:highlight w:val="lightGray"/>
+        </w:rPr>
+        <w:t>url</w:t>
+      </w:r>
+      <w:proofErr w:type="spellEnd"/>
+      <w:r>
+        <w:rPr>
+          <w:highlight w:val="lightGray"/>
+        </w:rPr>
+        <w:t xml:space="preserve">&gt; &amp;&amp; cd &lt;repo-folder&gt; </w:t>
+      </w:r>
+    </w:p>
+    <w:p>
+      <w:pPr>
+        <w:rPr>
+          <w:highlight w:val="lightGray"/>
+        </w:rPr>
+      </w:pPr>
+      <w:r>
+        <w:rPr>
+          <w:highlight w:val="lightGray"/>
+        </w:rPr>
+        <w:t xml:space="preserve">python3 -m </w:t>
+      </w:r>
+      <w:proofErr w:type="spellStart"/>
+      <w:r>
+        <w:rPr>
+          <w:highlight w:val="lightGray"/>
+        </w:rPr>
+        <w:t>venv</w:t>
+      </w:r>
+      <w:proofErr w:type="spellEnd"/>
+      <w:r>
+        <w:rPr>
+          <w:highlight w:val="lightGray"/>
+        </w:rPr>
+        <w:t xml:space="preserve"> </w:t>
+      </w:r>
+      <w:proofErr w:type="spellStart"/>
+      <w:r>
+        <w:rPr>
+          <w:highlight w:val="lightGray"/>
+        </w:rPr>
+        <w:t>venv</w:t>
+      </w:r>
+      <w:proofErr w:type="spellEnd"/>
+      <w:r>
+        <w:rPr>
+          <w:highlight w:val="lightGray"/>
+        </w:rPr>
+        <w:t xml:space="preserve"> &amp;&amp; source </w:t>
+      </w:r>
+      <w:proofErr w:type="spellStart"/>
+      <w:r>
+        <w:rPr>
+          <w:highlight w:val="lightGray"/>
+        </w:rPr>
+        <w:t>venv</w:t>
+      </w:r>
+      <w:proofErr w:type="spellEnd"/>
+      <w:r>
+        <w:rPr>
+          <w:highlight w:val="lightGray"/>
+        </w:rPr>
+        <w:t xml:space="preserve">/bin/activate </w:t>
+      </w:r>
+    </w:p>
+    <w:p>
+      <w:r>
+        <w:rPr>
+          <w:highlight w:val="lightGray"/>
+        </w:rPr>
+        <w:t>pip install flask flask-</w:t>
+      </w:r>
+      <w:proofErr w:type="spellStart"/>
+      <w:r>
+        <w:rPr>
+          <w:highlight w:val="lightGray"/>
+        </w:rPr>
+        <w:t>cors</w:t>
+      </w:r>
+      <w:proofErr w:type="spellEnd"/>
+      <w:r>
+        <w:rPr>
+          <w:highlight w:val="lightGray"/>
+        </w:rPr>
+        <w:t xml:space="preserve"> </w:t>
+      </w:r>
+      <w:proofErr w:type="spellStart"/>
+      <w:r>
+        <w:rPr>
+          <w:highlight w:val="lightGray"/>
+        </w:rPr>
+        <w:t>pyserial</w:t>
+      </w:r>
+      <w:proofErr w:type="spellEnd"/>
+      <w:r>
+        <w:rPr>
+          <w:highlight w:val="lightGray"/>
+        </w:rPr>
+        <w:t xml:space="preserve"> </w:t>
+      </w:r>
+      <w:proofErr w:type="spellStart"/>
+      <w:r>
+        <w:rPr>
+          <w:highlight w:val="lightGray"/>
+        </w:rPr>
+        <w:t>opencv</w:t>
+      </w:r>
+      <w:proofErr w:type="spellEnd"/>
+      <w:r>
+        <w:rPr>
+          <w:highlight w:val="lightGray"/>
+        </w:rPr>
+        <w:t xml:space="preserve">-python </w:t>
+      </w:r>
+      <w:proofErr w:type="spellStart"/>
+      <w:r>
+        <w:rPr>
+          <w:highlight w:val="lightGray"/>
+        </w:rPr>
+        <w:t>RPi.GPIO</w:t>
+      </w:r>
+      <w:proofErr w:type="spellEnd"/>
+      <w:r>
+        <w:rPr>
+          <w:highlight w:val="lightGray"/>
+        </w:rPr>
+        <w:t xml:space="preserve"> picamera2</w:t>
+      </w:r>
+    </w:p>
+    <w:p>
+      <w:r>
+        <w:rPr>
+          <w:b/>
+          <w:bCs/>
+        </w:rPr>
+        <w:t>Step 3</w:t>
+      </w:r>
+      <w:r>
+        <w:rPr>
+          <w:b/>
+          <w:bCs/>
+        </w:rPr>
+        <w:t xml:space="preserve">: </w:t>
+      </w:r>
+      <w:r>
+        <w:rPr>
+          <w:b/>
+          <w:bCs/>
+        </w:rPr>
+        <w:t>Configure:</w:t>
+      </w:r>
+      <w:r>
+        <w:t xml:space="preserve"> Edit config.py if your GPIO wiring, serial port, or thresholds differ from the defaults. The serial port defaults to /dev/ttyACM0 on Pi and COM6 on Windows.</w:t>
+      </w:r>
+    </w:p>
+    <w:p>
+      <w:r>
+        <w:rPr>
+          <w:b/>
+          <w:bCs/>
+        </w:rPr>
+        <w:t>Step 4</w:t>
+      </w:r>
+      <w:r>
+        <w:rPr>
+          <w:b/>
+          <w:bCs/>
+        </w:rPr>
+        <w:t xml:space="preserve">: </w:t>
+      </w:r>
+      <w:r>
+        <w:rPr>
+          <w:b/>
+          <w:bCs/>
+        </w:rPr>
+        <w:t>Run the Pi server:</w:t>
+      </w:r>
+    </w:p>
+    <w:p>
+      <w:pPr>
+        <w:rPr>
+          <w:b/>
+          <w:bCs/>
+        </w:rPr>
+      </w:pPr>
+      <w:r>
+        <w:rPr>
+          <w:b/>
+          <w:bCs/>
+        </w:rPr>
+        <w:t>bash</w:t>
+      </w:r>
+    </w:p>
+    <w:p>
+      <w:pPr>
+        <w:rPr>
+          <w:highlight w:val="lightGray"/>
+        </w:rPr>
+      </w:pPr>
+      <w:r>
+        <w:rPr>
+          <w:highlight w:val="lightGray"/>
+        </w:rPr>
+        <w:t xml:space="preserve">source </w:t>
+      </w:r>
+      <w:proofErr w:type="spellStart"/>
+      <w:r>
+        <w:rPr>
+          <w:highlight w:val="lightGray"/>
+        </w:rPr>
+        <w:t>venv</w:t>
+      </w:r>
+      <w:proofErr w:type="spellEnd"/>
+      <w:r>
+        <w:rPr>
+          <w:highlight w:val="lightGray"/>
+        </w:rPr>
+        <w:t>/bin/activate</w:t>
+      </w:r>
+    </w:p>
+    <w:p>
+      <w:r>
+        <w:rPr>
+          <w:highlight w:val="lightGray"/>
+        </w:rPr>
+        <w:t>python main.py</w:t>
+      </w:r>
+    </w:p>
+    <w:p>
+      <w:r>
+        <w:t>python main.py</w:t>
+      </w:r>
+    </w:p>
+    <w:p>
+      <w:r>
+        <w:t>The server starts on 0.0.0.0:5000. Note the Pi's IP address (hostname -I).</w:t>
+      </w:r>
+    </w:p>
+    <w:p>
+      <w:r>
+        <w:rPr>
+          <w:b/>
+          <w:bCs/>
+        </w:rPr>
+        <w:t>Step 5</w:t>
+      </w:r>
+      <w:r>
+        <w:rPr>
+          <w:b/>
+          <w:bCs/>
+        </w:rPr>
+        <w:t>:</w:t>
+      </w:r>
+      <w:r>
+        <w:rPr>
+          <w:b/>
+          <w:bCs/>
+        </w:rPr>
+        <w:t xml:space="preserve"> Set up the PC frontend:</w:t>
+      </w:r>
+    </w:p>
+    <w:p>
+      <w:pPr>
+        <w:rPr>
+          <w:b/>
+          <w:bCs/>
+        </w:rPr>
+      </w:pPr>
+      <w:r>
+        <w:rPr>
+          <w:b/>
+          <w:bCs/>
+        </w:rPr>
+        <w:lastRenderedPageBreak/>
+        <w:t>bash</w:t>
+      </w:r>
+    </w:p>
+    <w:p>
+      <w:pPr>
+        <w:rPr>
+          <w:highlight w:val="lightGray"/>
+        </w:rPr>
+      </w:pPr>
+      <w:r>
+        <w:rPr>
+          <w:highlight w:val="lightGray"/>
+        </w:rPr>
+        <w:t>pip install flask flask-</w:t>
+      </w:r>
+      <w:proofErr w:type="spellStart"/>
+      <w:r>
+        <w:rPr>
+          <w:highlight w:val="lightGray"/>
+        </w:rPr>
+        <w:t>cors</w:t>
+      </w:r>
+      <w:proofErr w:type="spellEnd"/>
+      <w:r>
+        <w:rPr>
+          <w:highlight w:val="lightGray"/>
+        </w:rPr>
+        <w:t xml:space="preserve"> requests</w:t>
+      </w:r>
+    </w:p>
+    <w:p>
+      <w:r>
+        <w:rPr>
+          <w:highlight w:val="lightGray"/>
+        </w:rPr>
+        <w:t>PI_SERVER=http://&lt;pi-ip&gt;:5000 python frontend.py</w:t>
+      </w:r>
+    </w:p>
+    <w:p>
+      <w:r>
+        <w:t>Open http://localhost:8000 in your browser.</w:t>
+      </w:r>
+    </w:p>
+    <w:p>
+      <w:pPr>
+        <w:pStyle w:val="Heading3"/>
+      </w:pPr>
+      <w:bookmarkStart w:id="20" w:name="_Toc228382493"/>
+      <w:r>
+        <w:t>6.2 Operating Instructions</w:t>
+      </w:r>
+      <w:bookmarkEnd w:id="20"/>
+    </w:p>
+    <w:p>
+      <w:r>
+        <w:rPr>
+          <w:b/>
+          <w:bCs/>
+        </w:rPr>
+        <w:t>Starting the system:</w:t>
+      </w:r>
+      <w:r>
+        <w:t xml:space="preserve"> Power on the robot and ensure the Arduino is connected via USB before starting main.py. The Pi will </w:t>
+      </w:r>
+      <w:r>
+        <w:t>try to start</w:t>
+      </w:r>
+      <w:r>
+        <w:t xml:space="preserve"> serial connection on boot</w:t>
+      </w:r>
+      <w:r>
+        <w:t>,</w:t>
+      </w:r>
+      <w:r>
+        <w:t xml:space="preserve"> if the Arduino is not present a warning is printed but the system continues.</w:t>
+      </w:r>
+      <w:r>
+        <w:t xml:space="preserve"> You can configure your pi to start main.py on start up to remove the need for and manual work.</w:t>
+      </w:r>
+      <w:r>
+        <w:t xml:space="preserve"> To connect the front end and pi server each system must be on the same network for now.</w:t>
+      </w:r>
+    </w:p>
+    <w:p>
+      <w:r>
+        <w:rPr>
+          <w:b/>
+          <w:bCs/>
+        </w:rPr>
+        <w:t>Switching modes:</w:t>
+      </w:r>
+      <w:r>
+        <w:t xml:space="preserve"> The control panel at /control shows the current mode badge. Click MANUAL MODE to take direct control, or AUTONOMOUS to let the robot navigate and log data independently. In autonomous mode, manual movement commands are ignored (except</w:t>
+      </w:r>
+      <w:r>
+        <w:t xml:space="preserve"> for</w:t>
+      </w:r>
+      <w:r>
+        <w:t xml:space="preserve"> Stop which</w:t>
+      </w:r>
+      <w:r>
+        <w:t xml:space="preserve"> will</w:t>
+      </w:r>
+      <w:r>
+        <w:t xml:space="preserve"> always executes).</w:t>
+      </w:r>
+    </w:p>
+    <w:p>
+      <w:r>
+        <w:rPr>
+          <w:b/>
+          <w:bCs/>
+        </w:rPr>
+        <w:t>Manual driving:</w:t>
+      </w:r>
+      <w:r>
+        <w:t xml:space="preserve"> Use the on-screen directional pad or keyboard arrow keys to drive. Use the speed slider to set motor power (0</w:t>
       </w:r>
       <w:r>
         <w:t>-</w:t>
       </w:r>
       <w:r>
-        <w:t>by</w:t>
-      </w:r>
-      <w:r>
-        <w:t>-</w:t>
-      </w:r>
-      <w:r>
-        <w:t>step instructions on how to set up the hardware and software environment.]</w:t>
-      </w:r>
-    </w:p>
-    <w:p>
-      <w:pPr>
-        <w:pStyle w:val="Heading3"/>
-      </w:pPr>
-      <w:bookmarkStart w:id="20" w:name="_Toc228382493"/>
-      <w:r>
-        <w:lastRenderedPageBreak/>
-        <w:t>6.2 Operating Instructions</w:t>
-      </w:r>
-      <w:bookmarkEnd w:id="20"/>
-    </w:p>
-    <w:p>
-      <w:r>
-        <w:t>[How to use the device once it is installed.]</w:t>
-      </w:r>
-    </w:p>
-    <w:p/>
-    <w:p/>
-    <w:p/>
-    <w:p/>
-    <w:p/>
-    <w:p/>
-    <w:p/>
-    <w:p/>
-    <w:p/>
-    <w:p/>
-    <w:p/>
-    <w:p/>
-    <w:p/>
+        <w:t>100%). Press Spacebar or the Stop button to halt immediately. The Emergency Stop button switches to manual mode and stops motors.</w:t>
+      </w:r>
+    </w:p>
+    <w:p>
+      <w:r>
+        <w:rPr>
+          <w:b/>
+          <w:bCs/>
+        </w:rPr>
+        <w:t>Monitoring readings:</w:t>
+      </w:r>
+      <w:r>
+        <w:t xml:space="preserve"> The /map page</w:t>
+      </w:r>
+      <w:r>
+        <w:t xml:space="preserve"> is supposed to</w:t>
+      </w:r>
+      <w:r>
+        <w:t xml:space="preserve"> displays all GPS</w:t>
+      </w:r>
+      <w:r>
+        <w:t xml:space="preserve"> </w:t>
+      </w:r>
+      <w:r>
+        <w:t>tagged readings as colour</w:t>
+      </w:r>
+      <w:r>
+        <w:t xml:space="preserve"> </w:t>
+      </w:r>
+      <w:r>
+        <w:t>coded markers (red = Critical &gt;80%, amber = Moderate 60–80%, green = Minor &lt;60%) on a live Leaflet map that refreshes every 15 seconds. Click any marker for details. The sidebar lists recent readings with severity and coordinates.</w:t>
+      </w:r>
+      <w:r>
+        <w:t xml:space="preserve"> (note due to time constraints the map page is depreciated)</w:t>
+      </w:r>
+    </w:p>
+    <w:p>
+      <w:r>
+        <w:rPr>
+          <w:b/>
+          <w:bCs/>
+        </w:rPr>
+        <w:t>Viewing the report:</w:t>
+      </w:r>
+      <w:r>
+        <w:t xml:space="preserve"> Navigate to /report for statistics, charts, and a full table of readings pulled from the database.</w:t>
+      </w:r>
+      <w:r>
+        <w:t xml:space="preserve"> You can print or export the data in different data forms, including csv, </w:t>
+      </w:r>
+      <w:proofErr w:type="spellStart"/>
+      <w:r>
+        <w:t>json</w:t>
+      </w:r>
+      <w:proofErr w:type="spellEnd"/>
+      <w:r>
+        <w:t>, pdf.</w:t>
+      </w:r>
+    </w:p>
     <w:p/>
     <w:p>
       <w:pPr>
@@ -4139,23 +5682,13 @@
     </w:p>
     <w:p/>
     <w:p/>
-    <w:p/>
-    <w:p/>
-    <w:p/>
-    <w:p/>
-    <w:p/>
-    <w:p/>
-    <w:p/>
-    <w:p/>
-    <w:p/>
-    <w:p/>
-    <w:p/>
     <w:p>
       <w:pPr>
         <w:pStyle w:val="Heading2"/>
       </w:pPr>
       <w:bookmarkStart w:id="22" w:name="_Toc228382495"/>
       <w:r>
+        <w:lastRenderedPageBreak/>
         <w:t>8. Conclusion &amp; Reflection</w:t>
       </w:r>
       <w:bookmarkEnd w:id="22"/>
@@ -4171,18 +5704,72 @@
       <w:bookmarkEnd w:id="23"/>
     </w:p>
     <w:p>
-      <w:pPr>
-        <w:rPr>
-          <w:b/>
-          <w:bCs/>
-        </w:rPr>
-      </w:pPr>
-      <w:r>
-        <w:rPr>
-          <w:b/>
-          <w:bCs/>
-        </w:rPr>
-        <w:t>[A brief wrap</w:t>
+      <w:r>
+        <w:t xml:space="preserve">This project successfully </w:t>
+      </w:r>
+      <w:r>
+        <w:t>demoed</w:t>
+      </w:r>
+      <w:r>
+        <w:t xml:space="preserve"> a semi-autonomous subfloor moisture inspection robot. The system integrates an Arduino Nano 33 IoT handling real-time sensor </w:t>
+      </w:r>
+      <w:r>
+        <w:t>data</w:t>
+      </w:r>
+      <w:r>
+        <w:t xml:space="preserve"> (moisture, ultrasonic wall detection, GPS) with a Raspberry Pi 4 managing motor control, camera streaming, data persistence, and a Flask REST API</w:t>
+      </w:r>
+      <w:r>
+        <w:t xml:space="preserve"> backend</w:t>
+      </w:r>
+      <w:r>
+        <w:t xml:space="preserve">. </w:t>
+      </w:r>
+      <w:r>
+        <w:t>The</w:t>
+      </w:r>
+      <w:r>
+        <w:t xml:space="preserve"> PC-hosted frontend provides a live control panel, GPS map, and inspection report accessible from any browser on the local network. The robot can operate in autonomous mode navigating, </w:t>
+      </w:r>
+      <w:r>
+        <w:t>detecting</w:t>
+      </w:r>
+      <w:r>
+        <w:t xml:space="preserve"> obstacles, and logging geo-referenced moisture readings with annotated images</w:t>
+      </w:r>
+      <w:r>
+        <w:t>,</w:t>
+      </w:r>
+      <w:r>
+        <w:t xml:space="preserve"> or be switched to manual control at any time by the operator. All sensor data is stored persistently in SQLite and survives power cycles. The modular, layered architecture and hardware health monitoring ensure that the failure of any single component (camera, GPS, ultrasonic) degrades capability gracefully without crashing the rest of the system</w:t>
+      </w:r>
+      <w:r>
+        <w:t>.</w:t>
+      </w:r>
+    </w:p>
+    <w:p>
+      <w:pPr>
+        <w:pStyle w:val="Heading3"/>
+      </w:pPr>
+      <w:bookmarkStart w:id="24" w:name="_Toc228382497"/>
+      <w:r>
+        <w:t>8.2 Reflection</w:t>
+      </w:r>
+      <w:bookmarkEnd w:id="24"/>
+    </w:p>
+    <w:p>
+      <w:pPr>
+        <w:rPr>
+          <w:b/>
+          <w:bCs/>
+        </w:rPr>
+      </w:pPr>
+      <w:r>
+        <w:rPr>
+          <w:b/>
+          <w:bCs/>
+        </w:rPr>
+        <w:t>[1</w:t>
       </w:r>
       <w:r>
         <w:rPr>
@@ -4196,215 +5783,200 @@
           <w:b/>
           <w:bCs/>
         </w:rPr>
-        <w:t>up of the project outcomes.]</w:t>
-      </w:r>
-    </w:p>
-    <w:p>
-      <w:pPr>
-        <w:pStyle w:val="Heading3"/>
-      </w:pPr>
-      <w:bookmarkStart w:id="24" w:name="_Toc228382497"/>
-      <w:r>
-        <w:t>8.2 Reflection</w:t>
-      </w:r>
-      <w:bookmarkEnd w:id="24"/>
-    </w:p>
-    <w:p>
-      <w:pPr>
-        <w:rPr>
-          <w:b/>
-          <w:bCs/>
-        </w:rPr>
-      </w:pPr>
-      <w:r>
-        <w:rPr>
-          <w:b/>
-          <w:bCs/>
-        </w:rPr>
-        <w:t>[1</w:t>
-      </w:r>
-      <w:r>
-        <w:rPr>
-          <w:b/>
-          <w:bCs/>
-        </w:rPr>
-        <w:t>-</w:t>
-      </w:r>
-      <w:r>
-        <w:rPr>
-          <w:b/>
-          <w:bCs/>
-        </w:rPr>
         <w:t>2 paragraphs reflecting on your experience, technical hurdles faced, and what you would change if you did the project again.]</w:t>
       </w:r>
     </w:p>
     <w:p>
-      <w:pPr>
-        <w:rPr>
-          <w:b/>
-          <w:bCs/>
-        </w:rPr>
-      </w:pPr>
-    </w:p>
-    <w:p>
-      <w:pPr>
-        <w:rPr>
-          <w:b/>
-          <w:bCs/>
-        </w:rPr>
-      </w:pPr>
-    </w:p>
-    <w:p>
-      <w:pPr>
-        <w:rPr>
-          <w:b/>
-          <w:bCs/>
-        </w:rPr>
-      </w:pPr>
-    </w:p>
-    <w:p>
-      <w:pPr>
-        <w:rPr>
-          <w:b/>
-          <w:bCs/>
-        </w:rPr>
-      </w:pPr>
-    </w:p>
-    <w:p>
-      <w:pPr>
-        <w:rPr>
-          <w:b/>
-          <w:bCs/>
-        </w:rPr>
-      </w:pPr>
-    </w:p>
-    <w:p>
-      <w:pPr>
-        <w:rPr>
-          <w:b/>
-          <w:bCs/>
-        </w:rPr>
-      </w:pPr>
-    </w:p>
-    <w:p>
-      <w:pPr>
-        <w:rPr>
-          <w:b/>
-          <w:bCs/>
-        </w:rPr>
-      </w:pPr>
-    </w:p>
-    <w:p>
-      <w:pPr>
-        <w:rPr>
-          <w:b/>
-          <w:bCs/>
-        </w:rPr>
-      </w:pPr>
-    </w:p>
-    <w:p>
-      <w:pPr>
-        <w:rPr>
-          <w:b/>
-          <w:bCs/>
-        </w:rPr>
-      </w:pPr>
-    </w:p>
-    <w:p>
-      <w:pPr>
-        <w:rPr>
-          <w:b/>
-          <w:bCs/>
-        </w:rPr>
-      </w:pPr>
-    </w:p>
-    <w:p>
-      <w:pPr>
-        <w:rPr>
-          <w:b/>
-          <w:bCs/>
-        </w:rPr>
-      </w:pPr>
-    </w:p>
-    <w:p>
-      <w:pPr>
-        <w:rPr>
-          <w:b/>
-          <w:bCs/>
-        </w:rPr>
-      </w:pPr>
-    </w:p>
-    <w:p>
-      <w:pPr>
-        <w:rPr>
-          <w:b/>
-          <w:bCs/>
-        </w:rPr>
-      </w:pPr>
-    </w:p>
-    <w:p>
-      <w:pPr>
-        <w:rPr>
-          <w:b/>
-          <w:bCs/>
-        </w:rPr>
-      </w:pPr>
-    </w:p>
-    <w:p>
-      <w:pPr>
-        <w:rPr>
-          <w:b/>
-          <w:bCs/>
-        </w:rPr>
-      </w:pPr>
-    </w:p>
-    <w:p>
-      <w:pPr>
-        <w:rPr>
-          <w:b/>
-          <w:bCs/>
-        </w:rPr>
-      </w:pPr>
-    </w:p>
-    <w:p>
-      <w:pPr>
-        <w:rPr>
-          <w:b/>
-          <w:bCs/>
-        </w:rPr>
-      </w:pPr>
-    </w:p>
-    <w:p>
-      <w:pPr>
-        <w:rPr>
-          <w:b/>
-          <w:bCs/>
-        </w:rPr>
-      </w:pPr>
-    </w:p>
-    <w:p>
-      <w:pPr>
-        <w:rPr>
-          <w:b/>
-          <w:bCs/>
-        </w:rPr>
-      </w:pPr>
-    </w:p>
-    <w:p>
-      <w:pPr>
-        <w:rPr>
-          <w:b/>
-          <w:bCs/>
-        </w:rPr>
-      </w:pPr>
-    </w:p>
-    <w:p>
-      <w:pPr>
-        <w:rPr>
-          <w:b/>
-          <w:bCs/>
-        </w:rPr>
-      </w:pPr>
+      <w:r>
+        <w:t>This project demonstrated significant complexity that emerges when combining real-time hardware control</w:t>
+      </w:r>
+      <w:r>
+        <w:t xml:space="preserve"> with</w:t>
+      </w:r>
+      <w:r>
+        <w:t xml:space="preserve"> concurrent networking, and persistent data storage in a single embedded system. </w:t>
+      </w:r>
+      <w:r>
+        <w:t>One of t</w:t>
+      </w:r>
+      <w:r>
+        <w:t xml:space="preserve">he most significant technical </w:t>
+      </w:r>
+      <w:proofErr w:type="gramStart"/>
+      <w:r>
+        <w:t>challenge</w:t>
+      </w:r>
+      <w:proofErr w:type="gramEnd"/>
+      <w:r>
+        <w:t xml:space="preserve"> was managing thread safety across the autonomous loop, Flask request handlers, health monitor, and camera stream</w:t>
+      </w:r>
+      <w:r>
+        <w:t>.</w:t>
+      </w:r>
+      <w:r>
+        <w:t xml:space="preserve"> All</w:t>
+      </w:r>
+      <w:r>
+        <w:t xml:space="preserve"> this code</w:t>
+      </w:r>
+      <w:r>
+        <w:t xml:space="preserve"> running concurrently on the Pi</w:t>
+      </w:r>
+      <w:r>
+        <w:t xml:space="preserve"> caused many timing, memory and responsiveness issues</w:t>
+      </w:r>
+      <w:r>
+        <w:t xml:space="preserve">. Early versions </w:t>
+      </w:r>
+      <w:r>
+        <w:t>had many problems</w:t>
+      </w:r>
+      <w:r>
+        <w:t xml:space="preserve"> from serial buffer races where the health check and autonomous loop would consume each other's Arduino messages, producing erratic behaviour. This was resolved by adding a threading lock to all serial reads in arduino.py and calling </w:t>
+      </w:r>
+      <w:proofErr w:type="spellStart"/>
+      <w:r>
+        <w:t>clear_</w:t>
+      </w:r>
+      <w:proofErr w:type="gramStart"/>
+      <w:r>
+        <w:t>buffer</w:t>
+      </w:r>
+      <w:proofErr w:type="spellEnd"/>
+      <w:r>
+        <w:t>(</w:t>
+      </w:r>
+      <w:proofErr w:type="gramEnd"/>
+      <w:r>
+        <w:t xml:space="preserve">) after critical events to </w:t>
+      </w:r>
+      <w:r>
+        <w:t>remove</w:t>
+      </w:r>
+      <w:r>
+        <w:t xml:space="preserve"> </w:t>
+      </w:r>
+      <w:r>
+        <w:t>old</w:t>
+      </w:r>
+      <w:r>
+        <w:t xml:space="preserve"> messages. </w:t>
+      </w:r>
+      <w:r>
+        <w:t xml:space="preserve">Another challenge was the camera stream which caused constant crashes and memory leaks in the early stages of development, this was resolved by forcing the code to only open one instance of the camera at a time instead of 3 at </w:t>
+      </w:r>
+      <w:proofErr w:type="spellStart"/>
+      <w:r>
+        <w:t>init</w:t>
+      </w:r>
+      <w:proofErr w:type="spellEnd"/>
+      <w:r>
+        <w:t xml:space="preserve"> start up.</w:t>
+      </w:r>
+    </w:p>
+    <w:p>
+      <w:r>
+        <w:t xml:space="preserve">Many problems appeared to stem from my </w:t>
+      </w:r>
+      <w:r>
+        <w:t>poor-quality</w:t>
+      </w:r>
+      <w:r>
+        <w:t xml:space="preserve"> craftsmanship rather than and kind of software</w:t>
+      </w:r>
+      <w:r>
+        <w:t>. which makes sense as I had a limited budget and time to dedicate to physical chasses.</w:t>
+      </w:r>
+    </w:p>
+    <w:p>
+      <w:r>
+        <w:t xml:space="preserve">If the project were to be redone, </w:t>
+      </w:r>
+      <w:r>
+        <w:t xml:space="preserve">the main </w:t>
+      </w:r>
+      <w:r>
+        <w:t xml:space="preserve">changes </w:t>
+      </w:r>
+      <w:r>
+        <w:t xml:space="preserve">that </w:t>
+      </w:r>
+      <w:r>
+        <w:t>would be prioritised</w:t>
+      </w:r>
+      <w:r>
+        <w:t xml:space="preserve"> are,</w:t>
+      </w:r>
+      <w:r>
+        <w:t xml:space="preserve"> first</w:t>
+      </w:r>
+      <w:r>
+        <w:t>, the wall avoidance algorithm</w:t>
+      </w:r>
+      <w:r>
+        <w:t xml:space="preserve"> which</w:t>
+      </w:r>
+      <w:r>
+        <w:t xml:space="preserve"> currently a simple stop-and-turn based on a distance threshold</w:t>
+      </w:r>
+      <w:r>
+        <w:t>. this</w:t>
+      </w:r>
+      <w:r>
+        <w:t xml:space="preserve"> would be replaced with a </w:t>
+      </w:r>
+      <w:r>
+        <w:t xml:space="preserve">more sophisticated sensor like lidar </w:t>
+      </w:r>
+      <w:r>
+        <w:t xml:space="preserve">to ensure complete subfloor </w:t>
+      </w:r>
+      <w:proofErr w:type="spellStart"/>
+      <w:r>
+        <w:t>maping</w:t>
+      </w:r>
+      <w:proofErr w:type="spellEnd"/>
+      <w:r>
+        <w:t xml:space="preserve"> rather than random-walk exploration. </w:t>
+      </w:r>
+      <w:r>
+        <w:t>second</w:t>
+      </w:r>
+      <w:r>
+        <w:t xml:space="preserve">, </w:t>
+      </w:r>
+      <w:r>
+        <w:lastRenderedPageBreak/>
+        <w:t>using</w:t>
+      </w:r>
+      <w:r>
+        <w:t xml:space="preserve"> the Pi as a </w:t>
+      </w:r>
+      <w:proofErr w:type="spellStart"/>
+      <w:r>
+        <w:t>WiFi</w:t>
+      </w:r>
+      <w:proofErr w:type="spellEnd"/>
+      <w:r>
+        <w:t xml:space="preserve"> access point rather than relying on an existing network would make the system self-contained and deployable in locations without existing </w:t>
+      </w:r>
+      <w:proofErr w:type="spellStart"/>
+      <w:r>
+        <w:t>WiFi</w:t>
+      </w:r>
+      <w:proofErr w:type="spellEnd"/>
+      <w:r>
+        <w:t xml:space="preserve"> </w:t>
+      </w:r>
+      <w:r>
+        <w:t>and remove the need for a manually configured host ip in frontend that changes constantly</w:t>
+      </w:r>
+      <w:r>
+        <w:t>.</w:t>
+      </w:r>
+      <w:r>
+        <w:t xml:space="preserve"> And lastly the crappy motors/chasses should be replaced with a higher quality purpose-built design rather than random parts found in the shed.</w:t>
+      </w:r>
     </w:p>
     <w:p>
       <w:pPr>
@@ -4597,59 +6169,10 @@
     </w:p>
     <w:p>
       <w:pPr>
-        <w:rPr>
-          <w:b/>
-          <w:bCs/>
-        </w:rPr>
-      </w:pPr>
-    </w:p>
-    <w:p>
-      <w:pPr>
-        <w:rPr>
-          <w:b/>
-          <w:bCs/>
-        </w:rPr>
-      </w:pPr>
-    </w:p>
-    <w:p>
-      <w:pPr>
-        <w:rPr>
-          <w:b/>
-          <w:bCs/>
-        </w:rPr>
-      </w:pPr>
-    </w:p>
-    <w:p>
-      <w:pPr>
-        <w:rPr>
-          <w:b/>
-          <w:bCs/>
-        </w:rPr>
-      </w:pPr>
-    </w:p>
-    <w:p>
-      <w:pPr>
-        <w:rPr>
-          <w:b/>
-          <w:bCs/>
-        </w:rPr>
-      </w:pPr>
-    </w:p>
-    <w:p>
-      <w:pPr>
-        <w:rPr>
-          <w:b/>
-          <w:bCs/>
-        </w:rPr>
-      </w:pPr>
-    </w:p>
-    <w:p>
-      <w:pPr>
         <w:pStyle w:val="Heading2"/>
       </w:pPr>
       <w:bookmarkStart w:id="26" w:name="_Toc228382499"/>
       <w:r>
-        <w:lastRenderedPageBreak/>
         <w:t>Appendix</w:t>
       </w:r>
       <w:bookmarkEnd w:id="26"/>
@@ -4668,14 +6191,6 @@
         </w:rPr>
         <w:t>[Include any extra code snippets, raw data tables, or additional circuit diagrams if necessary.]</w:t>
       </w:r>
-    </w:p>
-    <w:p>
-      <w:pPr>
-        <w:rPr>
-          <w:b/>
-          <w:bCs/>
-        </w:rPr>
-      </w:pPr>
     </w:p>
     <w:p>
       <w:pPr>
@@ -5224,6 +6739,155 @@
     </w:lvl>
   </w:abstractNum>
   <w:abstractNum w:abstractNumId="3" w15:restartNumberingAfterBreak="0">
+    <w:nsid w:val="5EBE71FE"/>
+    <w:multiLevelType w:val="multilevel"/>
+    <w:tmpl w:val="BC8A75DE"/>
+    <w:lvl w:ilvl="0">
+      <w:start w:val="1"/>
+      <w:numFmt w:val="bullet"/>
+      <w:lvlText w:val=""/>
+      <w:lvlJc w:val="left"/>
+      <w:pPr>
+        <w:tabs>
+          <w:tab w:val="num" w:pos="720"/>
+        </w:tabs>
+        <w:ind w:left="720" w:hanging="360"/>
+      </w:pPr>
+      <w:rPr>
+        <w:rFonts w:ascii="Symbol" w:hAnsi="Symbol" w:hint="default"/>
+        <w:sz w:val="20"/>
+      </w:rPr>
+    </w:lvl>
+    <w:lvl w:ilvl="1" w:tentative="1">
+      <w:start w:val="1"/>
+      <w:numFmt w:val="bullet"/>
+      <w:lvlText w:val="o"/>
+      <w:lvlJc w:val="left"/>
+      <w:pPr>
+        <w:tabs>
+          <w:tab w:val="num" w:pos="1440"/>
+        </w:tabs>
+        <w:ind w:left="1440" w:hanging="360"/>
+      </w:pPr>
+      <w:rPr>
+        <w:rFonts w:ascii="Courier New" w:hAnsi="Courier New" w:hint="default"/>
+        <w:sz w:val="20"/>
+      </w:rPr>
+    </w:lvl>
+    <w:lvl w:ilvl="2" w:tentative="1">
+      <w:start w:val="1"/>
+      <w:numFmt w:val="bullet"/>
+      <w:lvlText w:val=""/>
+      <w:lvlJc w:val="left"/>
+      <w:pPr>
+        <w:tabs>
+          <w:tab w:val="num" w:pos="2160"/>
+        </w:tabs>
+        <w:ind w:left="2160" w:hanging="360"/>
+      </w:pPr>
+      <w:rPr>
+        <w:rFonts w:ascii="Wingdings" w:hAnsi="Wingdings" w:hint="default"/>
+        <w:sz w:val="20"/>
+      </w:rPr>
+    </w:lvl>
+    <w:lvl w:ilvl="3" w:tentative="1">
+      <w:start w:val="1"/>
+      <w:numFmt w:val="bullet"/>
+      <w:lvlText w:val=""/>
+      <w:lvlJc w:val="left"/>
+      <w:pPr>
+        <w:tabs>
+          <w:tab w:val="num" w:pos="2880"/>
+        </w:tabs>
+        <w:ind w:left="2880" w:hanging="360"/>
+      </w:pPr>
+      <w:rPr>
+        <w:rFonts w:ascii="Wingdings" w:hAnsi="Wingdings" w:hint="default"/>
+        <w:sz w:val="20"/>
+      </w:rPr>
+    </w:lvl>
+    <w:lvl w:ilvl="4" w:tentative="1">
+      <w:start w:val="1"/>
+      <w:numFmt w:val="bullet"/>
+      <w:lvlText w:val=""/>
+      <w:lvlJc w:val="left"/>
+      <w:pPr>
+        <w:tabs>
+          <w:tab w:val="num" w:pos="3600"/>
+        </w:tabs>
+        <w:ind w:left="3600" w:hanging="360"/>
+      </w:pPr>
+      <w:rPr>
+        <w:rFonts w:ascii="Wingdings" w:hAnsi="Wingdings" w:hint="default"/>
+        <w:sz w:val="20"/>
+      </w:rPr>
+    </w:lvl>
+    <w:lvl w:ilvl="5" w:tentative="1">
+      <w:start w:val="1"/>
+      <w:numFmt w:val="bullet"/>
+      <w:lvlText w:val=""/>
+      <w:lvlJc w:val="left"/>
+      <w:pPr>
+        <w:tabs>
+          <w:tab w:val="num" w:pos="4320"/>
+        </w:tabs>
+        <w:ind w:left="4320" w:hanging="360"/>
+      </w:pPr>
+      <w:rPr>
+        <w:rFonts w:ascii="Wingdings" w:hAnsi="Wingdings" w:hint="default"/>
+        <w:sz w:val="20"/>
+      </w:rPr>
+    </w:lvl>
+    <w:lvl w:ilvl="6" w:tentative="1">
+      <w:start w:val="1"/>
+      <w:numFmt w:val="bullet"/>
+      <w:lvlText w:val=""/>
+      <w:lvlJc w:val="left"/>
+      <w:pPr>
+        <w:tabs>
+          <w:tab w:val="num" w:pos="5040"/>
+        </w:tabs>
+        <w:ind w:left="5040" w:hanging="360"/>
+      </w:pPr>
+      <w:rPr>
+        <w:rFonts w:ascii="Wingdings" w:hAnsi="Wingdings" w:hint="default"/>
+        <w:sz w:val="20"/>
+      </w:rPr>
+    </w:lvl>
+    <w:lvl w:ilvl="7" w:tentative="1">
+      <w:start w:val="1"/>
+      <w:numFmt w:val="bullet"/>
+      <w:lvlText w:val=""/>
+      <w:lvlJc w:val="left"/>
+      <w:pPr>
+        <w:tabs>
+          <w:tab w:val="num" w:pos="5760"/>
+        </w:tabs>
+        <w:ind w:left="5760" w:hanging="360"/>
+      </w:pPr>
+      <w:rPr>
+        <w:rFonts w:ascii="Wingdings" w:hAnsi="Wingdings" w:hint="default"/>
+        <w:sz w:val="20"/>
+      </w:rPr>
+    </w:lvl>
+    <w:lvl w:ilvl="8" w:tentative="1">
+      <w:start w:val="1"/>
+      <w:numFmt w:val="bullet"/>
+      <w:lvlText w:val=""/>
+      <w:lvlJc w:val="left"/>
+      <w:pPr>
+        <w:tabs>
+          <w:tab w:val="num" w:pos="6480"/>
+        </w:tabs>
+        <w:ind w:left="6480" w:hanging="360"/>
+      </w:pPr>
+      <w:rPr>
+        <w:rFonts w:ascii="Wingdings" w:hAnsi="Wingdings" w:hint="default"/>
+        <w:sz w:val="20"/>
+      </w:rPr>
+    </w:lvl>
+  </w:abstractNum>
+  <w:abstractNum w:abstractNumId="4" w15:restartNumberingAfterBreak="0">
     <w:nsid w:val="60F441B0"/>
     <w:multiLevelType w:val="hybridMultilevel"/>
     <w:tmpl w:val="5F28DD78"/>
@@ -5343,10 +7007,13 @@
     <w:abstractNumId w:val="1"/>
   </w:num>
   <w:num w:numId="3" w16cid:durableId="1266496077">
-    <w:abstractNumId w:val="3"/>
+    <w:abstractNumId w:val="4"/>
   </w:num>
   <w:num w:numId="4" w16cid:durableId="1138573550">
     <w:abstractNumId w:val="0"/>
+  </w:num>
+  <w:num w:numId="5" w16cid:durableId="272128166">
+    <w:abstractNumId w:val="3"/>
   </w:num>
 </w:numbering>
 </file>

--- a/report.docx
+++ b/report.docx
@@ -348,7 +348,7 @@
           <w:r>
             <w:fldChar w:fldCharType="separate"/>
           </w:r>
-          <w:hyperlink w:anchor="_Toc228382473" w:history="1">
+          <w:hyperlink w:anchor="_Toc231218380" w:history="1">
             <w:r>
               <w:rPr>
                 <w:rStyle w:val="Hyperlink"/>
@@ -375,7 +375,7 @@
                 <w:noProof/>
                 <w:webHidden/>
               </w:rPr>
-              <w:instrText xml:space="preserve"> PAGEREF _Toc228382473 \h </w:instrText>
+              <w:instrText xml:space="preserve"> PAGEREF _Toc231218380 \h </w:instrText>
             </w:r>
             <w:r>
               <w:rPr>
@@ -418,7 +418,7 @@
               <w:lang w:eastAsia="en-AU"/>
             </w:rPr>
           </w:pPr>
-          <w:hyperlink w:anchor="_Toc228382474" w:history="1">
+          <w:hyperlink w:anchor="_Toc231218381" w:history="1">
             <w:r>
               <w:rPr>
                 <w:rStyle w:val="Hyperlink"/>
@@ -445,7 +445,7 @@
                 <w:noProof/>
                 <w:webHidden/>
               </w:rPr>
-              <w:instrText xml:space="preserve"> PAGEREF _Toc228382474 \h </w:instrText>
+              <w:instrText xml:space="preserve"> PAGEREF _Toc231218381 \h </w:instrText>
             </w:r>
             <w:r>
               <w:rPr>
@@ -488,7 +488,7 @@
               <w:lang w:eastAsia="en-AU"/>
             </w:rPr>
           </w:pPr>
-          <w:hyperlink w:anchor="_Toc228382475" w:history="1">
+          <w:hyperlink w:anchor="_Toc231218382" w:history="1">
             <w:r>
               <w:rPr>
                 <w:rStyle w:val="Hyperlink"/>
@@ -515,7 +515,7 @@
                 <w:noProof/>
                 <w:webHidden/>
               </w:rPr>
-              <w:instrText xml:space="preserve"> PAGEREF _Toc228382475 \h </w:instrText>
+              <w:instrText xml:space="preserve"> PAGEREF _Toc231218382 \h </w:instrText>
             </w:r>
             <w:r>
               <w:rPr>
@@ -535,7 +535,7 @@
                 <w:noProof/>
                 <w:webHidden/>
               </w:rPr>
-              <w:t>3</w:t>
+              <w:t>4</w:t>
             </w:r>
             <w:r>
               <w:rPr>
@@ -558,7 +558,7 @@
               <w:lang w:eastAsia="en-AU"/>
             </w:rPr>
           </w:pPr>
-          <w:hyperlink w:anchor="_Toc228382476" w:history="1">
+          <w:hyperlink w:anchor="_Toc231218383" w:history="1">
             <w:r>
               <w:rPr>
                 <w:rStyle w:val="Hyperlink"/>
@@ -585,7 +585,7 @@
                 <w:noProof/>
                 <w:webHidden/>
               </w:rPr>
-              <w:instrText xml:space="preserve"> PAGEREF _Toc228382476 \h </w:instrText>
+              <w:instrText xml:space="preserve"> PAGEREF _Toc231218383 \h </w:instrText>
             </w:r>
             <w:r>
               <w:rPr>
@@ -605,7 +605,7 @@
                 <w:noProof/>
                 <w:webHidden/>
               </w:rPr>
-              <w:t>3</w:t>
+              <w:t>4</w:t>
             </w:r>
             <w:r>
               <w:rPr>
@@ -628,7 +628,7 @@
               <w:lang w:eastAsia="en-AU"/>
             </w:rPr>
           </w:pPr>
-          <w:hyperlink w:anchor="_Toc228382477" w:history="1">
+          <w:hyperlink w:anchor="_Toc231218384" w:history="1">
             <w:r>
               <w:rPr>
                 <w:rStyle w:val="Hyperlink"/>
@@ -655,7 +655,7 @@
                 <w:noProof/>
                 <w:webHidden/>
               </w:rPr>
-              <w:instrText xml:space="preserve"> PAGEREF _Toc228382477 \h </w:instrText>
+              <w:instrText xml:space="preserve"> PAGEREF _Toc231218384 \h </w:instrText>
             </w:r>
             <w:r>
               <w:rPr>
@@ -675,7 +675,7 @@
                 <w:noProof/>
                 <w:webHidden/>
               </w:rPr>
-              <w:t>3</w:t>
+              <w:t>5</w:t>
             </w:r>
             <w:r>
               <w:rPr>
@@ -698,7 +698,7 @@
               <w:lang w:eastAsia="en-AU"/>
             </w:rPr>
           </w:pPr>
-          <w:hyperlink w:anchor="_Toc228382478" w:history="1">
+          <w:hyperlink w:anchor="_Toc231218385" w:history="1">
             <w:r>
               <w:rPr>
                 <w:rStyle w:val="Hyperlink"/>
@@ -725,7 +725,7 @@
                 <w:noProof/>
                 <w:webHidden/>
               </w:rPr>
-              <w:instrText xml:space="preserve"> PAGEREF _Toc228382478 \h </w:instrText>
+              <w:instrText xml:space="preserve"> PAGEREF _Toc231218385 \h </w:instrText>
             </w:r>
             <w:r>
               <w:rPr>
@@ -745,7 +745,7 @@
                 <w:noProof/>
                 <w:webHidden/>
               </w:rPr>
-              <w:t>4</w:t>
+              <w:t>6</w:t>
             </w:r>
             <w:r>
               <w:rPr>
@@ -768,7 +768,7 @@
               <w:lang w:eastAsia="en-AU"/>
             </w:rPr>
           </w:pPr>
-          <w:hyperlink w:anchor="_Toc228382479" w:history="1">
+          <w:hyperlink w:anchor="_Toc231218386" w:history="1">
             <w:r>
               <w:rPr>
                 <w:rStyle w:val="Hyperlink"/>
@@ -795,7 +795,7 @@
                 <w:noProof/>
                 <w:webHidden/>
               </w:rPr>
-              <w:instrText xml:space="preserve"> PAGEREF _Toc228382479 \h </w:instrText>
+              <w:instrText xml:space="preserve"> PAGEREF _Toc231218386 \h </w:instrText>
             </w:r>
             <w:r>
               <w:rPr>
@@ -815,7 +815,7 @@
                 <w:noProof/>
                 <w:webHidden/>
               </w:rPr>
-              <w:t>4</w:t>
+              <w:t>6</w:t>
             </w:r>
             <w:r>
               <w:rPr>
@@ -838,7 +838,7 @@
               <w:lang w:eastAsia="en-AU"/>
             </w:rPr>
           </w:pPr>
-          <w:hyperlink w:anchor="_Toc228382480" w:history="1">
+          <w:hyperlink w:anchor="_Toc231218387" w:history="1">
             <w:r>
               <w:rPr>
                 <w:rStyle w:val="Hyperlink"/>
@@ -865,7 +865,7 @@
                 <w:noProof/>
                 <w:webHidden/>
               </w:rPr>
-              <w:instrText xml:space="preserve"> PAGEREF _Toc228382480 \h </w:instrText>
+              <w:instrText xml:space="preserve"> PAGEREF _Toc231218387 \h </w:instrText>
             </w:r>
             <w:r>
               <w:rPr>
@@ -885,7 +885,7 @@
                 <w:noProof/>
                 <w:webHidden/>
               </w:rPr>
-              <w:t>4</w:t>
+              <w:t>7</w:t>
             </w:r>
             <w:r>
               <w:rPr>
@@ -908,7 +908,7 @@
               <w:lang w:eastAsia="en-AU"/>
             </w:rPr>
           </w:pPr>
-          <w:hyperlink w:anchor="_Toc228382481" w:history="1">
+          <w:hyperlink w:anchor="_Toc231218388" w:history="1">
             <w:r>
               <w:rPr>
                 <w:rStyle w:val="Hyperlink"/>
@@ -935,7 +935,7 @@
                 <w:noProof/>
                 <w:webHidden/>
               </w:rPr>
-              <w:instrText xml:space="preserve"> PAGEREF _Toc228382481 \h </w:instrText>
+              <w:instrText xml:space="preserve"> PAGEREF _Toc231218388 \h </w:instrText>
             </w:r>
             <w:r>
               <w:rPr>
@@ -955,7 +955,7 @@
                 <w:noProof/>
                 <w:webHidden/>
               </w:rPr>
-              <w:t>4</w:t>
+              <w:t>8</w:t>
             </w:r>
             <w:r>
               <w:rPr>
@@ -978,7 +978,7 @@
               <w:lang w:eastAsia="en-AU"/>
             </w:rPr>
           </w:pPr>
-          <w:hyperlink w:anchor="_Toc228382482" w:history="1">
+          <w:hyperlink w:anchor="_Toc231218389" w:history="1">
             <w:r>
               <w:rPr>
                 <w:rStyle w:val="Hyperlink"/>
@@ -1005,7 +1005,7 @@
                 <w:noProof/>
                 <w:webHidden/>
               </w:rPr>
-              <w:instrText xml:space="preserve"> PAGEREF _Toc228382482 \h </w:instrText>
+              <w:instrText xml:space="preserve"> PAGEREF _Toc231218389 \h </w:instrText>
             </w:r>
             <w:r>
               <w:rPr>
@@ -1025,7 +1025,7 @@
                 <w:noProof/>
                 <w:webHidden/>
               </w:rPr>
-              <w:t>5</w:t>
+              <w:t>9</w:t>
             </w:r>
             <w:r>
               <w:rPr>
@@ -1048,7 +1048,7 @@
               <w:lang w:eastAsia="en-AU"/>
             </w:rPr>
           </w:pPr>
-          <w:hyperlink w:anchor="_Toc228382483" w:history="1">
+          <w:hyperlink w:anchor="_Toc231218390" w:history="1">
             <w:r>
               <w:rPr>
                 <w:rStyle w:val="Hyperlink"/>
@@ -1075,7 +1075,7 @@
                 <w:noProof/>
                 <w:webHidden/>
               </w:rPr>
-              <w:instrText xml:space="preserve"> PAGEREF _Toc228382483 \h </w:instrText>
+              <w:instrText xml:space="preserve"> PAGEREF _Toc231218390 \h </w:instrText>
             </w:r>
             <w:r>
               <w:rPr>
@@ -1095,7 +1095,7 @@
                 <w:noProof/>
                 <w:webHidden/>
               </w:rPr>
-              <w:t>5</w:t>
+              <w:t>9</w:t>
             </w:r>
             <w:r>
               <w:rPr>
@@ -1118,7 +1118,7 @@
               <w:lang w:eastAsia="en-AU"/>
             </w:rPr>
           </w:pPr>
-          <w:hyperlink w:anchor="_Toc228382484" w:history="1">
+          <w:hyperlink w:anchor="_Toc231218391" w:history="1">
             <w:r>
               <w:rPr>
                 <w:rStyle w:val="Hyperlink"/>
@@ -1145,7 +1145,7 @@
                 <w:noProof/>
                 <w:webHidden/>
               </w:rPr>
-              <w:instrText xml:space="preserve"> PAGEREF _Toc228382484 \h </w:instrText>
+              <w:instrText xml:space="preserve"> PAGEREF _Toc231218391 \h </w:instrText>
             </w:r>
             <w:r>
               <w:rPr>
@@ -1165,7 +1165,7 @@
                 <w:noProof/>
                 <w:webHidden/>
               </w:rPr>
-              <w:t>5</w:t>
+              <w:t>9</w:t>
             </w:r>
             <w:r>
               <w:rPr>
@@ -1188,7 +1188,7 @@
               <w:lang w:eastAsia="en-AU"/>
             </w:rPr>
           </w:pPr>
-          <w:hyperlink w:anchor="_Toc228382485" w:history="1">
+          <w:hyperlink w:anchor="_Toc231218392" w:history="1">
             <w:r>
               <w:rPr>
                 <w:rStyle w:val="Hyperlink"/>
@@ -1215,7 +1215,7 @@
                 <w:noProof/>
                 <w:webHidden/>
               </w:rPr>
-              <w:instrText xml:space="preserve"> PAGEREF _Toc228382485 \h </w:instrText>
+              <w:instrText xml:space="preserve"> PAGEREF _Toc231218392 \h </w:instrText>
             </w:r>
             <w:r>
               <w:rPr>
@@ -1235,7 +1235,7 @@
                 <w:noProof/>
                 <w:webHidden/>
               </w:rPr>
-              <w:t>6</w:t>
+              <w:t>9</w:t>
             </w:r>
             <w:r>
               <w:rPr>
@@ -1258,7 +1258,7 @@
               <w:lang w:eastAsia="en-AU"/>
             </w:rPr>
           </w:pPr>
-          <w:hyperlink w:anchor="_Toc228382486" w:history="1">
+          <w:hyperlink w:anchor="_Toc231218393" w:history="1">
             <w:r>
               <w:rPr>
                 <w:rStyle w:val="Hyperlink"/>
@@ -1285,7 +1285,7 @@
                 <w:noProof/>
                 <w:webHidden/>
               </w:rPr>
-              <w:instrText xml:space="preserve"> PAGEREF _Toc228382486 \h </w:instrText>
+              <w:instrText xml:space="preserve"> PAGEREF _Toc231218393 \h </w:instrText>
             </w:r>
             <w:r>
               <w:rPr>
@@ -1305,7 +1305,7 @@
                 <w:noProof/>
                 <w:webHidden/>
               </w:rPr>
-              <w:t>6</w:t>
+              <w:t>9</w:t>
             </w:r>
             <w:r>
               <w:rPr>
@@ -1328,7 +1328,7 @@
               <w:lang w:eastAsia="en-AU"/>
             </w:rPr>
           </w:pPr>
-          <w:hyperlink w:anchor="_Toc228382487" w:history="1">
+          <w:hyperlink w:anchor="_Toc231218394" w:history="1">
             <w:r>
               <w:rPr>
                 <w:rStyle w:val="Hyperlink"/>
@@ -1355,7 +1355,7 @@
                 <w:noProof/>
                 <w:webHidden/>
               </w:rPr>
-              <w:instrText xml:space="preserve"> PAGEREF _Toc228382487 \h </w:instrText>
+              <w:instrText xml:space="preserve"> PAGEREF _Toc231218394 \h </w:instrText>
             </w:r>
             <w:r>
               <w:rPr>
@@ -1375,7 +1375,7 @@
                 <w:noProof/>
                 <w:webHidden/>
               </w:rPr>
-              <w:t>6</w:t>
+              <w:t>11</w:t>
             </w:r>
             <w:r>
               <w:rPr>
@@ -1398,7 +1398,7 @@
               <w:lang w:eastAsia="en-AU"/>
             </w:rPr>
           </w:pPr>
-          <w:hyperlink w:anchor="_Toc228382488" w:history="1">
+          <w:hyperlink w:anchor="_Toc231218395" w:history="1">
             <w:r>
               <w:rPr>
                 <w:rStyle w:val="Hyperlink"/>
@@ -1425,7 +1425,7 @@
                 <w:noProof/>
                 <w:webHidden/>
               </w:rPr>
-              <w:instrText xml:space="preserve"> PAGEREF _Toc228382488 \h </w:instrText>
+              <w:instrText xml:space="preserve"> PAGEREF _Toc231218395 \h </w:instrText>
             </w:r>
             <w:r>
               <w:rPr>
@@ -1445,7 +1445,7 @@
                 <w:noProof/>
                 <w:webHidden/>
               </w:rPr>
-              <w:t>7</w:t>
+              <w:t>12</w:t>
             </w:r>
             <w:r>
               <w:rPr>
@@ -1468,7 +1468,7 @@
               <w:lang w:eastAsia="en-AU"/>
             </w:rPr>
           </w:pPr>
-          <w:hyperlink w:anchor="_Toc228382489" w:history="1">
+          <w:hyperlink w:anchor="_Toc231218396" w:history="1">
             <w:r>
               <w:rPr>
                 <w:rStyle w:val="Hyperlink"/>
@@ -1495,7 +1495,7 @@
                 <w:noProof/>
                 <w:webHidden/>
               </w:rPr>
-              <w:instrText xml:space="preserve"> PAGEREF _Toc228382489 \h </w:instrText>
+              <w:instrText xml:space="preserve"> PAGEREF _Toc231218396 \h </w:instrText>
             </w:r>
             <w:r>
               <w:rPr>
@@ -1515,7 +1515,7 @@
                 <w:noProof/>
                 <w:webHidden/>
               </w:rPr>
-              <w:t>7</w:t>
+              <w:t>12</w:t>
             </w:r>
             <w:r>
               <w:rPr>
@@ -1538,7 +1538,7 @@
               <w:lang w:eastAsia="en-AU"/>
             </w:rPr>
           </w:pPr>
-          <w:hyperlink w:anchor="_Toc228382490" w:history="1">
+          <w:hyperlink w:anchor="_Toc231218397" w:history="1">
             <w:r>
               <w:rPr>
                 <w:rStyle w:val="Hyperlink"/>
@@ -1565,7 +1565,7 @@
                 <w:noProof/>
                 <w:webHidden/>
               </w:rPr>
-              <w:instrText xml:space="preserve"> PAGEREF _Toc228382490 \h </w:instrText>
+              <w:instrText xml:space="preserve"> PAGEREF _Toc231218397 \h </w:instrText>
             </w:r>
             <w:r>
               <w:rPr>
@@ -1585,7 +1585,7 @@
                 <w:noProof/>
                 <w:webHidden/>
               </w:rPr>
-              <w:t>7</w:t>
+              <w:t>13</w:t>
             </w:r>
             <w:r>
               <w:rPr>
@@ -1608,7 +1608,7 @@
               <w:lang w:eastAsia="en-AU"/>
             </w:rPr>
           </w:pPr>
-          <w:hyperlink w:anchor="_Toc228382491" w:history="1">
+          <w:hyperlink w:anchor="_Toc231218398" w:history="1">
             <w:r>
               <w:rPr>
                 <w:rStyle w:val="Hyperlink"/>
@@ -1635,7 +1635,7 @@
                 <w:noProof/>
                 <w:webHidden/>
               </w:rPr>
-              <w:instrText xml:space="preserve"> PAGEREF _Toc228382491 \h </w:instrText>
+              <w:instrText xml:space="preserve"> PAGEREF _Toc231218398 \h </w:instrText>
             </w:r>
             <w:r>
               <w:rPr>
@@ -1655,7 +1655,7 @@
                 <w:noProof/>
                 <w:webHidden/>
               </w:rPr>
-              <w:t>8</w:t>
+              <w:t>14</w:t>
             </w:r>
             <w:r>
               <w:rPr>
@@ -1678,7 +1678,7 @@
               <w:lang w:eastAsia="en-AU"/>
             </w:rPr>
           </w:pPr>
-          <w:hyperlink w:anchor="_Toc228382492" w:history="1">
+          <w:hyperlink w:anchor="_Toc231218399" w:history="1">
             <w:r>
               <w:rPr>
                 <w:rStyle w:val="Hyperlink"/>
@@ -1705,7 +1705,7 @@
                 <w:noProof/>
                 <w:webHidden/>
               </w:rPr>
-              <w:instrText xml:space="preserve"> PAGEREF _Toc228382492 \h </w:instrText>
+              <w:instrText xml:space="preserve"> PAGEREF _Toc231218399 \h </w:instrText>
             </w:r>
             <w:r>
               <w:rPr>
@@ -1725,7 +1725,7 @@
                 <w:noProof/>
                 <w:webHidden/>
               </w:rPr>
-              <w:t>8</w:t>
+              <w:t>14</w:t>
             </w:r>
             <w:r>
               <w:rPr>
@@ -1748,7 +1748,7 @@
               <w:lang w:eastAsia="en-AU"/>
             </w:rPr>
           </w:pPr>
-          <w:hyperlink w:anchor="_Toc228382493" w:history="1">
+          <w:hyperlink w:anchor="_Toc231218400" w:history="1">
             <w:r>
               <w:rPr>
                 <w:rStyle w:val="Hyperlink"/>
@@ -1775,7 +1775,7 @@
                 <w:noProof/>
                 <w:webHidden/>
               </w:rPr>
-              <w:instrText xml:space="preserve"> PAGEREF _Toc228382493 \h </w:instrText>
+              <w:instrText xml:space="preserve"> PAGEREF _Toc231218400 \h </w:instrText>
             </w:r>
             <w:r>
               <w:rPr>
@@ -1795,7 +1795,7 @@
                 <w:noProof/>
                 <w:webHidden/>
               </w:rPr>
-              <w:t>8</w:t>
+              <w:t>15</w:t>
             </w:r>
             <w:r>
               <w:rPr>
@@ -1818,7 +1818,7 @@
               <w:lang w:eastAsia="en-AU"/>
             </w:rPr>
           </w:pPr>
-          <w:hyperlink w:anchor="_Toc228382494" w:history="1">
+          <w:hyperlink w:anchor="_Toc231218401" w:history="1">
             <w:r>
               <w:rPr>
                 <w:rStyle w:val="Hyperlink"/>
@@ -1845,7 +1845,7 @@
                 <w:noProof/>
                 <w:webHidden/>
               </w:rPr>
-              <w:instrText xml:space="preserve"> PAGEREF _Toc228382494 \h </w:instrText>
+              <w:instrText xml:space="preserve"> PAGEREF _Toc231218401 \h </w:instrText>
             </w:r>
             <w:r>
               <w:rPr>
@@ -1865,7 +1865,7 @@
                 <w:noProof/>
                 <w:webHidden/>
               </w:rPr>
-              <w:t>9</w:t>
+              <w:t>16</w:t>
             </w:r>
             <w:r>
               <w:rPr>
@@ -1888,7 +1888,7 @@
               <w:lang w:eastAsia="en-AU"/>
             </w:rPr>
           </w:pPr>
-          <w:hyperlink w:anchor="_Toc228382495" w:history="1">
+          <w:hyperlink w:anchor="_Toc231218402" w:history="1">
             <w:r>
               <w:rPr>
                 <w:rStyle w:val="Hyperlink"/>
@@ -1915,7 +1915,7 @@
                 <w:noProof/>
                 <w:webHidden/>
               </w:rPr>
-              <w:instrText xml:space="preserve"> PAGEREF _Toc228382495 \h </w:instrText>
+              <w:instrText xml:space="preserve"> PAGEREF _Toc231218402 \h </w:instrText>
             </w:r>
             <w:r>
               <w:rPr>
@@ -1935,7 +1935,7 @@
                 <w:noProof/>
                 <w:webHidden/>
               </w:rPr>
-              <w:t>10</w:t>
+              <w:t>16</w:t>
             </w:r>
             <w:r>
               <w:rPr>
@@ -1958,7 +1958,7 @@
               <w:lang w:eastAsia="en-AU"/>
             </w:rPr>
           </w:pPr>
-          <w:hyperlink w:anchor="_Toc228382496" w:history="1">
+          <w:hyperlink w:anchor="_Toc231218403" w:history="1">
             <w:r>
               <w:rPr>
                 <w:rStyle w:val="Hyperlink"/>
@@ -1985,7 +1985,7 @@
                 <w:noProof/>
                 <w:webHidden/>
               </w:rPr>
-              <w:instrText xml:space="preserve"> PAGEREF _Toc228382496 \h </w:instrText>
+              <w:instrText xml:space="preserve"> PAGEREF _Toc231218403 \h </w:instrText>
             </w:r>
             <w:r>
               <w:rPr>
@@ -2005,7 +2005,7 @@
                 <w:noProof/>
                 <w:webHidden/>
               </w:rPr>
-              <w:t>10</w:t>
+              <w:t>16</w:t>
             </w:r>
             <w:r>
               <w:rPr>
@@ -2028,7 +2028,7 @@
               <w:lang w:eastAsia="en-AU"/>
             </w:rPr>
           </w:pPr>
-          <w:hyperlink w:anchor="_Toc228382497" w:history="1">
+          <w:hyperlink w:anchor="_Toc231218404" w:history="1">
             <w:r>
               <w:rPr>
                 <w:rStyle w:val="Hyperlink"/>
@@ -2055,7 +2055,7 @@
                 <w:noProof/>
                 <w:webHidden/>
               </w:rPr>
-              <w:instrText xml:space="preserve"> PAGEREF _Toc228382497 \h </w:instrText>
+              <w:instrText xml:space="preserve"> PAGEREF _Toc231218404 \h </w:instrText>
             </w:r>
             <w:r>
               <w:rPr>
@@ -2075,7 +2075,7 @@
                 <w:noProof/>
                 <w:webHidden/>
               </w:rPr>
-              <w:t>10</w:t>
+              <w:t>16</w:t>
             </w:r>
             <w:r>
               <w:rPr>
@@ -2098,7 +2098,7 @@
               <w:lang w:eastAsia="en-AU"/>
             </w:rPr>
           </w:pPr>
-          <w:hyperlink w:anchor="_Toc228382498" w:history="1">
+          <w:hyperlink w:anchor="_Toc231218405" w:history="1">
             <w:r>
               <w:rPr>
                 <w:rStyle w:val="Hyperlink"/>
@@ -2125,7 +2125,7 @@
                 <w:noProof/>
                 <w:webHidden/>
               </w:rPr>
-              <w:instrText xml:space="preserve"> PAGEREF _Toc228382498 \h </w:instrText>
+              <w:instrText xml:space="preserve"> PAGEREF _Toc231218405 \h </w:instrText>
             </w:r>
             <w:r>
               <w:rPr>
@@ -2145,77 +2145,7 @@
                 <w:noProof/>
                 <w:webHidden/>
               </w:rPr>
-              <w:t>11</w:t>
-            </w:r>
-            <w:r>
-              <w:rPr>
-                <w:noProof/>
-                <w:webHidden/>
-              </w:rPr>
-              <w:fldChar w:fldCharType="end"/>
-            </w:r>
-          </w:hyperlink>
-        </w:p>
-        <w:p>
-          <w:pPr>
-            <w:pStyle w:val="TOC2"/>
-            <w:tabs>
-              <w:tab w:val="right" w:leader="dot" w:pos="9016"/>
-            </w:tabs>
-            <w:rPr>
-              <w:rFonts w:eastAsiaTheme="minorEastAsia"/>
-              <w:noProof/>
-              <w:lang w:eastAsia="en-AU"/>
-            </w:rPr>
-          </w:pPr>
-          <w:hyperlink w:anchor="_Toc228382499" w:history="1">
-            <w:r>
-              <w:rPr>
-                <w:rStyle w:val="Hyperlink"/>
-                <w:noProof/>
-              </w:rPr>
-              <w:t>Appendix</w:t>
-            </w:r>
-            <w:r>
-              <w:rPr>
-                <w:noProof/>
-                <w:webHidden/>
-              </w:rPr>
-              <w:tab/>
-            </w:r>
-            <w:r>
-              <w:rPr>
-                <w:noProof/>
-                <w:webHidden/>
-              </w:rPr>
-              <w:fldChar w:fldCharType="begin"/>
-            </w:r>
-            <w:r>
-              <w:rPr>
-                <w:noProof/>
-                <w:webHidden/>
-              </w:rPr>
-              <w:instrText xml:space="preserve"> PAGEREF _Toc228382499 \h </w:instrText>
-            </w:r>
-            <w:r>
-              <w:rPr>
-                <w:noProof/>
-                <w:webHidden/>
-              </w:rPr>
-            </w:r>
-            <w:r>
-              <w:rPr>
-                <w:noProof/>
-                <w:webHidden/>
-              </w:rPr>
-              <w:fldChar w:fldCharType="separate"/>
-            </w:r>
-            <w:r>
-              <w:rPr>
-                <w:noProof/>
-                <w:webHidden/>
-              </w:rPr>
-              <w:t>11</w:t>
+              <w:t>17</w:t>
             </w:r>
             <w:r>
               <w:rPr>
@@ -2249,7 +2179,7 @@
       <w:pPr>
         <w:pStyle w:val="Heading2"/>
       </w:pPr>
-      <w:bookmarkStart w:id="0" w:name="_Toc228382473"/>
+      <w:bookmarkStart w:id="0" w:name="_Toc231218380"/>
       <w:r>
         <w:lastRenderedPageBreak/>
         <w:t>1. Project Overview</w:t>
@@ -2260,7 +2190,7 @@
       <w:pPr>
         <w:pStyle w:val="Heading3"/>
       </w:pPr>
-      <w:bookmarkStart w:id="1" w:name="_Toc228382474"/>
+      <w:bookmarkStart w:id="1" w:name="_Toc231218381"/>
       <w:r>
         <w:t>1.1 Background</w:t>
       </w:r>
@@ -2325,11 +2255,34 @@
           <w:rPr>
             <w:rStyle w:val="Hyperlink"/>
           </w:rPr>
-          <w:t>CHUBB</w:t>
+          <w:t>CH</w:t>
+        </w:r>
+        <w:r>
+          <w:rPr>
+            <w:rStyle w:val="Hyperlink"/>
+          </w:rPr>
+          <w:t>U</w:t>
+        </w:r>
+        <w:r>
+          <w:rPr>
+            <w:rStyle w:val="Hyperlink"/>
+          </w:rPr>
+          <w:t>BB</w:t>
         </w:r>
       </w:hyperlink>
       <w:r>
-        <w:t xml:space="preserve">. Data from QBE Insurance </w:t>
+        <w:t xml:space="preserve">. Data from </w:t>
+      </w:r>
+      <w:hyperlink r:id="rId9" w:history="1">
+        <w:r>
+          <w:rPr>
+            <w:rStyle w:val="Hyperlink"/>
+          </w:rPr>
+          <w:t>Proximity Plumbing</w:t>
+        </w:r>
+      </w:hyperlink>
+      <w:r>
+        <w:t xml:space="preserve"> </w:t>
       </w:r>
       <w:r>
         <w:t>24% of all Australian home insurance claims relate to water damage, with an average claim of around $5,000 and severe losses exceeding $500,000</w:t>
@@ -2354,7 +2307,7 @@
         <w:t>-</w:t>
       </w:r>
       <w:r>
-        <w:t>autonomous robotic platform capable of navigating the subfloor environment, generating a spatial map of the area, and automatically detecting and geo</w:t>
+        <w:t>autonomous robotic platform capable of navigating the subfloor environment and automatically detecting and geo</w:t>
       </w:r>
       <w:r>
         <w:t>-</w:t>
@@ -2364,6 +2317,12 @@
       </w:r>
       <w:r>
         <w:t xml:space="preserve"> and moisture detection sensors, while retaining the option for human control.</w:t>
+      </w:r>
+      <w:r>
+        <w:t xml:space="preserve"> the data is saved and accessible from the robot and can be viewed fr</w:t>
+      </w:r>
+      <w:r>
+        <w:t>om a local dashboard.</w:t>
       </w:r>
     </w:p>
     <w:p/>
@@ -2381,7 +2340,7 @@
       <w:pPr>
         <w:pStyle w:val="Heading3"/>
       </w:pPr>
-      <w:bookmarkStart w:id="2" w:name="_Toc228382475"/>
+      <w:bookmarkStart w:id="2" w:name="_Toc231218382"/>
       <w:r>
         <w:lastRenderedPageBreak/>
         <w:t>1.2 Existing Work</w:t>
@@ -2409,12 +2368,24 @@
       <w:r>
         <w:t xml:space="preserve">Consumer floor robots such as the </w:t>
       </w:r>
-      <w:hyperlink r:id="rId9" w:history="1">
+      <w:hyperlink r:id="rId10" w:history="1">
         <w:r>
           <w:rPr>
             <w:rStyle w:val="Hyperlink"/>
           </w:rPr>
-          <w:t>iRobot Roomba</w:t>
+          <w:t>iRobot Roo</w:t>
+        </w:r>
+        <w:r>
+          <w:rPr>
+            <w:rStyle w:val="Hyperlink"/>
+          </w:rPr>
+          <w:t>m</w:t>
+        </w:r>
+        <w:r>
+          <w:rPr>
+            <w:rStyle w:val="Hyperlink"/>
+          </w:rPr>
+          <w:t>ba</w:t>
         </w:r>
       </w:hyperlink>
       <w:r>
@@ -2450,7 +2421,7 @@
       <w:r>
         <w:t xml:space="preserve">survey published in </w:t>
       </w:r>
-      <w:hyperlink r:id="rId10" w:history="1">
+      <w:hyperlink r:id="rId11" w:history="1">
         <w:r>
           <w:rPr>
             <w:rStyle w:val="Hyperlink"/>
@@ -2486,7 +2457,7 @@
       <w:r>
         <w:t xml:space="preserve">A </w:t>
       </w:r>
-      <w:hyperlink r:id="rId11" w:history="1">
+      <w:hyperlink r:id="rId12" w:history="1">
         <w:r>
           <w:rPr>
             <w:rStyle w:val="Hyperlink"/>
@@ -2550,7 +2521,7 @@
       <w:pPr>
         <w:pStyle w:val="Heading3"/>
       </w:pPr>
-      <w:bookmarkStart w:id="3" w:name="_Toc228382476"/>
+      <w:bookmarkStart w:id="3" w:name="_Toc231218383"/>
       <w:r>
         <w:t>1.3 Problem Statement</w:t>
       </w:r>
@@ -2600,7 +2571,7 @@
       <w:pPr>
         <w:pStyle w:val="Heading3"/>
       </w:pPr>
-      <w:bookmarkStart w:id="4" w:name="_Toc228382477"/>
+      <w:bookmarkStart w:id="4" w:name="_Toc231218384"/>
       <w:r>
         <w:lastRenderedPageBreak/>
         <w:t>1.4 Requirements</w:t>
@@ -2679,7 +2650,7 @@
         </w:numPr>
       </w:pPr>
       <w:r>
-        <w:t>The robot shall support manual override via a web</w:t>
+        <w:t>The robot shall support manual override via a web</w:t>
       </w:r>
       <w:r>
         <w:t>-</w:t>
@@ -2853,7 +2824,7 @@
       <w:pPr>
         <w:pStyle w:val="Heading2"/>
       </w:pPr>
-      <w:bookmarkStart w:id="5" w:name="_Toc228382478"/>
+      <w:bookmarkStart w:id="5" w:name="_Toc231218385"/>
       <w:r>
         <w:lastRenderedPageBreak/>
         <w:t>2. Prototype Architecture</w:t>
@@ -2864,7 +2835,7 @@
       <w:pPr>
         <w:pStyle w:val="Heading3"/>
       </w:pPr>
-      <w:bookmarkStart w:id="6" w:name="_Toc228382479"/>
+      <w:bookmarkStart w:id="6" w:name="_Toc231218386"/>
       <w:r>
         <w:t>2.1 Hardware Architecture</w:t>
       </w:r>
@@ -2992,7 +2963,14 @@
           <w:b/>
           <w:bCs/>
         </w:rPr>
-        <w:t>module</w:t>
+        <w:t>M</w:t>
+      </w:r>
+      <w:r>
+        <w:rPr>
+          <w:b/>
+          <w:bCs/>
+        </w:rPr>
+        <w:t>odule</w:t>
       </w:r>
       <w:r>
         <w:rPr>
@@ -3093,17 +3071,79 @@
       <w:pPr>
         <w:pStyle w:val="Heading3"/>
       </w:pPr>
-      <w:bookmarkStart w:id="7" w:name="_Toc228382480"/>
-      <w:r>
+      <w:bookmarkStart w:id="7" w:name="_Toc231218387"/>
+      <w:r>
+        <w:rPr>
+          <w:noProof/>
+        </w:rPr>
         <w:lastRenderedPageBreak/>
+        <w:drawing>
+          <wp:anchor distT="0" distB="0" distL="114300" distR="114300" simplePos="0" relativeHeight="251659264" behindDoc="0" locked="0" layoutInCell="1" allowOverlap="1" wp14:anchorId="59083113" wp14:editId="00E6F579">
+            <wp:simplePos x="0" y="0"/>
+            <wp:positionH relativeFrom="margin">
+              <wp:align>center</wp:align>
+            </wp:positionH>
+            <wp:positionV relativeFrom="paragraph">
+              <wp:posOffset>332163</wp:posOffset>
+            </wp:positionV>
+            <wp:extent cx="4547870" cy="6913245"/>
+            <wp:effectExtent l="0" t="0" r="5080" b="1905"/>
+            <wp:wrapTopAndBottom/>
+            <wp:docPr id="1308338865" name="Picture 1"/>
+            <wp:cNvGraphicFramePr>
+              <a:graphicFrameLocks xmlns:a="http://schemas.openxmlformats.org/drawingml/2006/main" noChangeAspect="1"/>
+            </wp:cNvGraphicFramePr>
+            <a:graphic xmlns:a="http://schemas.openxmlformats.org/drawingml/2006/main">
+              <a:graphicData uri="http://schemas.openxmlformats.org/drawingml/2006/picture">
+                <pic:pic xmlns:pic="http://schemas.openxmlformats.org/drawingml/2006/picture">
+                  <pic:nvPicPr>
+                    <pic:cNvPr id="0" name="Picture 1"/>
+                    <pic:cNvPicPr>
+                      <a:picLocks noChangeAspect="1" noChangeArrowheads="1"/>
+                    </pic:cNvPicPr>
+                  </pic:nvPicPr>
+                  <pic:blipFill>
+                    <a:blip r:embed="rId13">
+                      <a:extLst>
+                        <a:ext uri="{28A0092B-C50C-407E-A947-70E740481C1C}">
+                          <a14:useLocalDpi xmlns:a14="http://schemas.microsoft.com/office/drawing/2010/main" val="0"/>
+                        </a:ext>
+                      </a:extLst>
+                    </a:blip>
+                    <a:srcRect/>
+                    <a:stretch>
+                      <a:fillRect/>
+                    </a:stretch>
+                  </pic:blipFill>
+                  <pic:spPr bwMode="auto">
+                    <a:xfrm>
+                      <a:off x="0" y="0"/>
+                      <a:ext cx="4547870" cy="6913245"/>
+                    </a:xfrm>
+                    <a:prstGeom prst="rect">
+                      <a:avLst/>
+                    </a:prstGeom>
+                    <a:noFill/>
+                    <a:ln>
+                      <a:noFill/>
+                    </a:ln>
+                  </pic:spPr>
+                </pic:pic>
+              </a:graphicData>
+            </a:graphic>
+            <wp14:sizeRelH relativeFrom="margin">
+              <wp14:pctWidth>0</wp14:pctWidth>
+            </wp14:sizeRelH>
+            <wp14:sizeRelV relativeFrom="margin">
+              <wp14:pctHeight>0</wp14:pctHeight>
+            </wp14:sizeRelV>
+          </wp:anchor>
+        </w:drawing>
+      </w:r>
+      <w:r>
         <w:t>2.2 System Block Diagram</w:t>
       </w:r>
       <w:bookmarkEnd w:id="7"/>
-    </w:p>
-    <w:p>
-      <w:r>
-        <w:t>[Insert Block Diagram Figure here.]</w:t>
-      </w:r>
     </w:p>
     <w:p/>
     <w:p>
@@ -3166,6 +3206,7 @@
     </w:p>
     <w:p>
       <w:r>
+        <w:lastRenderedPageBreak/>
         <w:t>In the middle tier</w:t>
       </w:r>
       <w:r>
@@ -3208,14 +3249,84 @@
       </w:r>
       <w:proofErr w:type="spellEnd"/>
       <w:r>
-        <w:t>. The browser loads control.html, map.html, and report.html which call the proxy API to send commands and display live data.</w:t>
+        <w:t>. The browser loads control.html, map.html, and report.html which call the proxy API to send commands and display live data</w:t>
+      </w:r>
+      <w:r>
+        <w:t xml:space="preserve"> and images</w:t>
+      </w:r>
+      <w:r>
+        <w:t>.</w:t>
       </w:r>
     </w:p>
     <w:p>
       <w:pPr>
         <w:pStyle w:val="Heading3"/>
       </w:pPr>
-      <w:bookmarkStart w:id="8" w:name="_Toc228382481"/>
+      <w:bookmarkStart w:id="8" w:name="_Toc231218388"/>
+      <w:r>
+        <w:rPr>
+          <w:noProof/>
+        </w:rPr>
+        <w:drawing>
+          <wp:anchor distT="0" distB="0" distL="114300" distR="114300" simplePos="0" relativeHeight="251660288" behindDoc="0" locked="0" layoutInCell="1" allowOverlap="1" wp14:anchorId="09ECDC8C" wp14:editId="648449DE">
+            <wp:simplePos x="0" y="0"/>
+            <wp:positionH relativeFrom="margin">
+              <wp:align>right</wp:align>
+            </wp:positionH>
+            <wp:positionV relativeFrom="paragraph">
+              <wp:posOffset>398335</wp:posOffset>
+            </wp:positionV>
+            <wp:extent cx="5735320" cy="3902075"/>
+            <wp:effectExtent l="0" t="0" r="0" b="3175"/>
+            <wp:wrapSquare wrapText="bothSides"/>
+            <wp:docPr id="792157380" name="Picture 2"/>
+            <wp:cNvGraphicFramePr>
+              <a:graphicFrameLocks xmlns:a="http://schemas.openxmlformats.org/drawingml/2006/main" noChangeAspect="1"/>
+            </wp:cNvGraphicFramePr>
+            <a:graphic xmlns:a="http://schemas.openxmlformats.org/drawingml/2006/main">
+              <a:graphicData uri="http://schemas.openxmlformats.org/drawingml/2006/picture">
+                <pic:pic xmlns:pic="http://schemas.openxmlformats.org/drawingml/2006/picture">
+                  <pic:nvPicPr>
+                    <pic:cNvPr id="0" name="Picture 2"/>
+                    <pic:cNvPicPr>
+                      <a:picLocks noChangeAspect="1" noChangeArrowheads="1"/>
+                    </pic:cNvPicPr>
+                  </pic:nvPicPr>
+                  <pic:blipFill>
+                    <a:blip r:embed="rId14">
+                      <a:extLst>
+                        <a:ext uri="{28A0092B-C50C-407E-A947-70E740481C1C}">
+                          <a14:useLocalDpi xmlns:a14="http://schemas.microsoft.com/office/drawing/2010/main" val="0"/>
+                        </a:ext>
+                      </a:extLst>
+                    </a:blip>
+                    <a:srcRect/>
+                    <a:stretch>
+                      <a:fillRect/>
+                    </a:stretch>
+                  </pic:blipFill>
+                  <pic:spPr bwMode="auto">
+                    <a:xfrm>
+                      <a:off x="0" y="0"/>
+                      <a:ext cx="5735320" cy="3902075"/>
+                    </a:xfrm>
+                    <a:prstGeom prst="rect">
+                      <a:avLst/>
+                    </a:prstGeom>
+                    <a:noFill/>
+                  </pic:spPr>
+                </pic:pic>
+              </a:graphicData>
+            </a:graphic>
+            <wp14:sizeRelH relativeFrom="margin">
+              <wp14:pctWidth>0</wp14:pctWidth>
+            </wp14:sizeRelH>
+            <wp14:sizeRelV relativeFrom="margin">
+              <wp14:pctHeight>0</wp14:pctHeight>
+            </wp14:sizeRelV>
+          </wp:anchor>
+        </w:drawing>
+      </w:r>
       <w:r>
         <w:t>2.3 Network Architecture &amp; Flow Diagram</w:t>
       </w:r>
@@ -3223,275 +3334,363 @@
     </w:p>
     <w:p>
       <w:r>
-        <w:t>[Insert Flow Diagram Figure here and describe the data flow.]</w:t>
+        <w:rPr>
+          <w:b/>
+          <w:bCs/>
+        </w:rPr>
+        <w:t>Data flow</w:t>
+      </w:r>
+      <w:r>
+        <w:rPr>
+          <w:b/>
+          <w:bCs/>
+        </w:rPr>
+        <w:t xml:space="preserve"> -</w:t>
+      </w:r>
+      <w:r>
+        <w:rPr>
+          <w:b/>
+          <w:bCs/>
+        </w:rPr>
+        <w:t xml:space="preserve"> sensor to database:</w:t>
+      </w:r>
+      <w:r>
+        <w:t xml:space="preserve"> The Arduino samples sensors continuously and prints formatted lines </w:t>
+      </w:r>
+      <w:r>
+        <w:t>in</w:t>
+      </w:r>
+      <w:r>
+        <w:t xml:space="preserve"> serial</w:t>
+      </w:r>
+      <w:r>
+        <w:t xml:space="preserve"> to</w:t>
+      </w:r>
+      <w:r>
+        <w:t xml:space="preserve"> the Pi</w:t>
+      </w:r>
+      <w:r>
+        <w:t xml:space="preserve"> which </w:t>
+      </w:r>
+      <w:r>
+        <w:t>reads each line in the autonomous loop thread (</w:t>
+      </w:r>
+      <w:proofErr w:type="spellStart"/>
+      <w:r>
+        <w:t>read_line</w:t>
+      </w:r>
+      <w:proofErr w:type="spellEnd"/>
+      <w:r>
+        <w:t xml:space="preserve">()) </w:t>
+      </w:r>
+      <w:r>
+        <w:t>to</w:t>
+      </w:r>
+      <w:r>
+        <w:t xml:space="preserve"> parse() converts it to a typed </w:t>
+      </w:r>
+      <w:proofErr w:type="spellStart"/>
+      <w:r>
+        <w:t>dict</w:t>
+      </w:r>
+      <w:proofErr w:type="spellEnd"/>
+      <w:r>
+        <w:t xml:space="preserve"> </w:t>
+      </w:r>
+      <w:r>
+        <w:t>to</w:t>
+      </w:r>
+      <w:r>
+        <w:t xml:space="preserve"> _</w:t>
+      </w:r>
+      <w:proofErr w:type="spellStart"/>
+      <w:r>
+        <w:t>process_parsed</w:t>
+      </w:r>
+      <w:proofErr w:type="spellEnd"/>
+      <w:r>
+        <w:t>() updates the shared _</w:t>
+      </w:r>
+      <w:proofErr w:type="spellStart"/>
+      <w:r>
+        <w:t>sensor_state</w:t>
+      </w:r>
+      <w:proofErr w:type="spellEnd"/>
+      <w:r>
+        <w:t xml:space="preserve"> </w:t>
+      </w:r>
+      <w:proofErr w:type="spellStart"/>
+      <w:r>
+        <w:t>dict</w:t>
+      </w:r>
+      <w:proofErr w:type="spellEnd"/>
+      <w:r>
+        <w:t xml:space="preserve"> under a threading lock </w:t>
+      </w:r>
+      <w:r>
+        <w:t>to</w:t>
+      </w:r>
+      <w:r>
+        <w:t xml:space="preserve"> on each GPS message, if a valid moisture reading exists, a snapshot is written to SQLite via a background thread and the state['</w:t>
+      </w:r>
+      <w:proofErr w:type="spellStart"/>
+      <w:r>
+        <w:t>latest_reading</w:t>
+      </w:r>
+      <w:proofErr w:type="spellEnd"/>
+      <w:r>
+        <w:t>'] cache is updated.</w:t>
+      </w:r>
+    </w:p>
+    <w:p>
+      <w:r>
+        <w:rPr>
+          <w:b/>
+          <w:bCs/>
+        </w:rPr>
+        <w:t xml:space="preserve">Data flow </w:t>
+      </w:r>
+      <w:r>
+        <w:rPr>
+          <w:b/>
+          <w:bCs/>
+        </w:rPr>
+        <w:t>-</w:t>
+      </w:r>
+      <w:r>
+        <w:rPr>
+          <w:b/>
+          <w:bCs/>
+        </w:rPr>
+        <w:t xml:space="preserve"> operator command to motors:</w:t>
+      </w:r>
+      <w:r>
+        <w:t xml:space="preserve"> The operator clicks a button in control.html on their PC </w:t>
+      </w:r>
+      <w:r>
+        <w:t>to</w:t>
+      </w:r>
+      <w:r>
+        <w:t xml:space="preserve"> a POST to http://localhost:8000/api/control </w:t>
+      </w:r>
+      <w:r>
+        <w:t>to</w:t>
+      </w:r>
+      <w:r>
+        <w:t xml:space="preserve"> frontend.py proxies it to http://&lt;Pi_IP&gt;:5000/api/control </w:t>
+      </w:r>
+      <w:r>
+        <w:t>to</w:t>
+      </w:r>
+      <w:r>
+        <w:t xml:space="preserve"> api/routes/control.py validates the command and </w:t>
+      </w:r>
+      <w:r>
+        <w:lastRenderedPageBreak/>
+        <w:t xml:space="preserve">calls the appropriate </w:t>
+      </w:r>
+      <w:proofErr w:type="spellStart"/>
+      <w:r>
+        <w:t>MotorController</w:t>
+      </w:r>
+      <w:proofErr w:type="spellEnd"/>
+      <w:r>
+        <w:t xml:space="preserve"> method </w:t>
+      </w:r>
+      <w:r>
+        <w:t>to</w:t>
+      </w:r>
+      <w:r>
+        <w:t xml:space="preserve"> GPIO PWM signals drive the L298N </w:t>
+      </w:r>
+      <w:r>
+        <w:t xml:space="preserve">to </w:t>
+      </w:r>
+      <w:r>
+        <w:t>motors respond.</w:t>
+      </w:r>
+    </w:p>
+    <w:p>
+      <w:r>
+        <w:rPr>
+          <w:b/>
+          <w:bCs/>
+        </w:rPr>
+        <w:t xml:space="preserve">Data flow </w:t>
+      </w:r>
+      <w:r>
+        <w:rPr>
+          <w:b/>
+          <w:bCs/>
+        </w:rPr>
+        <w:t>-</w:t>
+      </w:r>
+      <w:r>
+        <w:rPr>
+          <w:b/>
+          <w:bCs/>
+        </w:rPr>
+        <w:t xml:space="preserve"> live video:</w:t>
+      </w:r>
+      <w:r>
+        <w:t xml:space="preserve"> The Pi's camera stream thread encodes frames as JPEG at 10 FPS and holds the latest frame in _frame (under a lock) </w:t>
+      </w:r>
+      <w:r>
+        <w:t>to</w:t>
+      </w:r>
+      <w:r>
+        <w:t xml:space="preserve"> /</w:t>
+      </w:r>
+      <w:proofErr w:type="spellStart"/>
+      <w:r>
+        <w:t>video_feed</w:t>
+      </w:r>
+      <w:proofErr w:type="spellEnd"/>
+      <w:r>
+        <w:t xml:space="preserve"> on the Pi serves a multipart MJPEG stream </w:t>
+      </w:r>
+      <w:r>
+        <w:t>to</w:t>
+      </w:r>
+      <w:r>
+        <w:t xml:space="preserve"> frontend.py proxies the stream </w:t>
+      </w:r>
+      <w:r>
+        <w:t>to</w:t>
+      </w:r>
+      <w:r>
+        <w:t xml:space="preserve"> control.html renders it in an &lt;</w:t>
+      </w:r>
+      <w:proofErr w:type="spellStart"/>
+      <w:r>
+        <w:t>img</w:t>
+      </w:r>
+      <w:proofErr w:type="spellEnd"/>
+      <w:r>
+        <w:t>&gt; tag.</w:t>
+      </w:r>
+    </w:p>
+    <w:p>
+      <w:r>
+        <w:rPr>
+          <w:b/>
+          <w:bCs/>
+        </w:rPr>
+        <w:t>Network topology:</w:t>
+      </w:r>
+      <w:r>
+        <w:t xml:space="preserve"> All three tiers communicate over a local </w:t>
+      </w:r>
+      <w:proofErr w:type="spellStart"/>
+      <w:r>
+        <w:t>WiFi</w:t>
+      </w:r>
+      <w:proofErr w:type="spellEnd"/>
+      <w:r>
+        <w:t xml:space="preserve"> network. The Pi IP is configured once in frontend.py via the PI_SERVER environment variable (default http://10.</w:t>
+      </w:r>
+      <w:r>
+        <w:t>***</w:t>
+      </w:r>
+      <w:r>
+        <w:t>.</w:t>
+      </w:r>
+      <w:r>
+        <w:t>***</w:t>
+      </w:r>
+      <w:r>
+        <w:t>.118:5000). No internet connectivity is required during operation.</w:t>
       </w:r>
     </w:p>
     <w:p/>
     <w:p>
-      <w:r>
-        <w:rPr>
-          <w:b/>
-          <w:bCs/>
-        </w:rPr>
-        <w:t>Data flow</w:t>
-      </w:r>
-      <w:r>
-        <w:rPr>
-          <w:b/>
-          <w:bCs/>
-        </w:rPr>
-        <w:t xml:space="preserve"> -</w:t>
-      </w:r>
-      <w:r>
-        <w:rPr>
-          <w:b/>
-          <w:bCs/>
-        </w:rPr>
-        <w:t xml:space="preserve"> sensor to database:</w:t>
-      </w:r>
-      <w:r>
-        <w:t xml:space="preserve"> The Arduino samples sensors continuously and prints formatted lines </w:t>
-      </w:r>
-      <w:r>
-        <w:t>in</w:t>
-      </w:r>
-      <w:r>
-        <w:t xml:space="preserve"> serial</w:t>
-      </w:r>
-      <w:r>
-        <w:t xml:space="preserve"> to</w:t>
-      </w:r>
-      <w:r>
-        <w:t xml:space="preserve"> the Pi</w:t>
-      </w:r>
-      <w:r>
-        <w:t xml:space="preserve"> which </w:t>
-      </w:r>
-      <w:r>
-        <w:t>reads each line in the autonomous loop thread (</w:t>
+      <w:pPr>
+        <w:pStyle w:val="Heading2"/>
+      </w:pPr>
+      <w:bookmarkStart w:id="9" w:name="_Toc231218389"/>
+      <w:r>
+        <w:t>3. Implementation &amp; Source Code</w:t>
+      </w:r>
+      <w:bookmarkEnd w:id="9"/>
+    </w:p>
+    <w:p>
+      <w:pPr>
+        <w:pStyle w:val="Heading3"/>
+      </w:pPr>
+      <w:bookmarkStart w:id="10" w:name="_Toc231218390"/>
+      <w:r>
+        <w:t>3.1 Repository Link</w:t>
+      </w:r>
+      <w:bookmarkEnd w:id="10"/>
+    </w:p>
+    <w:p>
+      <w:hyperlink r:id="rId15" w:history="1">
+        <w:r>
+          <w:rPr>
+            <w:rStyle w:val="Hyperlink"/>
+            <w:sz w:val="22"/>
+            <w:szCs w:val="22"/>
+          </w:rPr>
+          <w:t>https://github.com/charlieM044/SIT210/tree/testbranch/dataflow/robo%20code%20final</w:t>
+        </w:r>
+      </w:hyperlink>
+      <w:r>
+        <w:t xml:space="preserve"> </w:t>
+      </w:r>
+    </w:p>
+    <w:p/>
+    <w:p>
+      <w:pPr>
+        <w:pStyle w:val="Heading3"/>
+      </w:pPr>
+      <w:bookmarkStart w:id="11" w:name="_Toc231218391"/>
+      <w:r>
+        <w:t>3.2 Working Mechanism</w:t>
+      </w:r>
+      <w:bookmarkEnd w:id="11"/>
+    </w:p>
+    <w:p>
+      <w:r>
+        <w:t xml:space="preserve">the system is broken into 3 parts: The Arduino, raspberry pi, PC. The first part is the Arduino which handles the </w:t>
       </w:r>
       <w:proofErr w:type="spellStart"/>
       <w:r>
-        <w:t>read_line</w:t>
+        <w:t>gps</w:t>
       </w:r>
       <w:proofErr w:type="spellEnd"/>
       <w:r>
-        <w:t xml:space="preserve">()) </w:t>
-      </w:r>
-      <w:r>
-        <w:t>to</w:t>
-      </w:r>
-      <w:r>
-        <w:t xml:space="preserve"> parse() converts it to a typed </w:t>
+        <w:t xml:space="preserve"> ultrasonic wall detection and moisture sensor which it then prints to the serial port. Each </w:t>
+      </w:r>
+      <w:r>
+        <w:t>module</w:t>
+      </w:r>
+      <w:r>
+        <w:t xml:space="preserve"> has multiple different </w:t>
+      </w:r>
+      <w:proofErr w:type="gramStart"/>
+      <w:r>
+        <w:t>serial</w:t>
+      </w:r>
+      <w:proofErr w:type="gramEnd"/>
+      <w:r>
+        <w:t xml:space="preserve"> print dependent on the module reading which helps diagnose the problem. The pi controls the motors and </w:t>
+      </w:r>
+      <w:r>
+        <w:t>camera and</w:t>
+      </w:r>
+      <w:r>
+        <w:t xml:space="preserve"> hosts a server backend to receive controls and send data</w:t>
+      </w:r>
+      <w:r>
+        <w:t xml:space="preserve">. The PC hosts its own local </w:t>
       </w:r>
       <w:proofErr w:type="spellStart"/>
       <w:r>
-        <w:t>dict</w:t>
+        <w:t>api</w:t>
       </w:r>
       <w:proofErr w:type="spellEnd"/>
       <w:r>
-        <w:t xml:space="preserve"> </w:t>
-      </w:r>
-      <w:r>
-        <w:t>to</w:t>
-      </w:r>
-      <w:r>
-        <w:t xml:space="preserve"> _</w:t>
-      </w:r>
-      <w:proofErr w:type="spellStart"/>
-      <w:r>
-        <w:t>process_parsed</w:t>
-      </w:r>
-      <w:proofErr w:type="spellEnd"/>
-      <w:r>
-        <w:t>() updates the shared _</w:t>
-      </w:r>
-      <w:proofErr w:type="spellStart"/>
-      <w:r>
-        <w:t>sensor_state</w:t>
-      </w:r>
-      <w:proofErr w:type="spellEnd"/>
-      <w:r>
-        <w:t xml:space="preserve"> </w:t>
-      </w:r>
-      <w:proofErr w:type="spellStart"/>
-      <w:r>
-        <w:t>dict</w:t>
-      </w:r>
-      <w:proofErr w:type="spellEnd"/>
-      <w:r>
-        <w:t xml:space="preserve"> under a threading lock </w:t>
-      </w:r>
-      <w:r>
-        <w:t>to</w:t>
-      </w:r>
-      <w:r>
-        <w:t xml:space="preserve"> on each GPS message, if a valid moisture reading exists, a snapshot is written to SQLite via a background thread and the state['</w:t>
-      </w:r>
-      <w:proofErr w:type="spellStart"/>
-      <w:r>
-        <w:t>latest_reading</w:t>
-      </w:r>
-      <w:proofErr w:type="spellEnd"/>
-      <w:r>
-        <w:t>'] cache is updated.</w:t>
-      </w:r>
-    </w:p>
-    <w:p>
-      <w:r>
-        <w:rPr>
-          <w:b/>
-          <w:bCs/>
-        </w:rPr>
-        <w:t xml:space="preserve">Data flow </w:t>
-      </w:r>
-      <w:r>
-        <w:rPr>
-          <w:b/>
-          <w:bCs/>
-        </w:rPr>
-        <w:t>-</w:t>
-      </w:r>
-      <w:r>
-        <w:rPr>
-          <w:b/>
-          <w:bCs/>
-        </w:rPr>
-        <w:t xml:space="preserve"> operator command to motors:</w:t>
-      </w:r>
-      <w:r>
-        <w:t xml:space="preserve"> The operator clicks a button in control.html on their PC </w:t>
-      </w:r>
-      <w:r>
-        <w:t>to</w:t>
-      </w:r>
-      <w:r>
-        <w:t xml:space="preserve"> a POST to http://localhost:8000/api/control </w:t>
-      </w:r>
-      <w:r>
-        <w:t>to</w:t>
-      </w:r>
-      <w:r>
-        <w:t xml:space="preserve"> frontend.py proxies it to http://&lt;Pi_IP&gt;:5000/api/control </w:t>
-      </w:r>
-      <w:r>
-        <w:t>to</w:t>
-      </w:r>
-      <w:r>
-        <w:t xml:space="preserve"> api/routes/control.py validates the command and calls the appropriate </w:t>
-      </w:r>
-      <w:proofErr w:type="spellStart"/>
-      <w:r>
-        <w:t>MotorController</w:t>
-      </w:r>
-      <w:proofErr w:type="spellEnd"/>
-      <w:r>
-        <w:t xml:space="preserve"> method </w:t>
-      </w:r>
-      <w:r>
-        <w:t>to</w:t>
-      </w:r>
-      <w:r>
-        <w:t xml:space="preserve"> GPIO PWM signals drive the L298N </w:t>
-      </w:r>
-      <w:r>
-        <w:t xml:space="preserve">to </w:t>
-      </w:r>
-      <w:r>
-        <w:t>motors respond.</w:t>
-      </w:r>
-    </w:p>
-    <w:p>
-      <w:r>
-        <w:rPr>
-          <w:b/>
-          <w:bCs/>
-        </w:rPr>
-        <w:t xml:space="preserve">Data flow </w:t>
-      </w:r>
-      <w:r>
-        <w:rPr>
-          <w:b/>
-          <w:bCs/>
-        </w:rPr>
-        <w:t>-</w:t>
-      </w:r>
-      <w:r>
-        <w:rPr>
-          <w:b/>
-          <w:bCs/>
-        </w:rPr>
-        <w:t xml:space="preserve"> live video:</w:t>
-      </w:r>
-      <w:r>
-        <w:t xml:space="preserve"> The Pi's camera stream thread encodes frames as JPEG at 10 FPS and holds the latest frame in _frame (under a lock) </w:t>
-      </w:r>
-      <w:r>
-        <w:t>to</w:t>
-      </w:r>
-      <w:r>
-        <w:t xml:space="preserve"> /</w:t>
-      </w:r>
-      <w:proofErr w:type="spellStart"/>
-      <w:r>
-        <w:t>video_feed</w:t>
-      </w:r>
-      <w:proofErr w:type="spellEnd"/>
-      <w:r>
-        <w:t xml:space="preserve"> on the Pi serves a multipart MJPEG stream </w:t>
-      </w:r>
-      <w:r>
-        <w:t>to</w:t>
-      </w:r>
-      <w:r>
-        <w:t xml:space="preserve"> frontend.py proxies the stream </w:t>
-      </w:r>
-      <w:r>
-        <w:t>to</w:t>
-      </w:r>
-      <w:r>
-        <w:t xml:space="preserve"> control.html renders it in an &lt;</w:t>
-      </w:r>
-      <w:proofErr w:type="spellStart"/>
-      <w:r>
-        <w:t>img</w:t>
-      </w:r>
-      <w:proofErr w:type="spellEnd"/>
-      <w:r>
-        <w:t>&gt; tag.</w:t>
-      </w:r>
-    </w:p>
-    <w:p>
-      <w:r>
-        <w:rPr>
-          <w:b/>
-          <w:bCs/>
-        </w:rPr>
-        <w:lastRenderedPageBreak/>
-        <w:t>Network topology:</w:t>
-      </w:r>
-      <w:r>
-        <w:t xml:space="preserve"> All three tiers communicate over a local </w:t>
-      </w:r>
-      <w:proofErr w:type="spellStart"/>
-      <w:r>
-        <w:t>WiFi</w:t>
-      </w:r>
-      <w:proofErr w:type="spellEnd"/>
-      <w:r>
-        <w:t xml:space="preserve"> network. The Pi IP is configured once in frontend.py via the PI_SERVER environment variable (default http://10.</w:t>
-      </w:r>
-      <w:r>
-        <w:t>***</w:t>
-      </w:r>
-      <w:r>
-        <w:t>.</w:t>
-      </w:r>
-      <w:r>
-        <w:t>***</w:t>
-      </w:r>
-      <w:r>
-        <w:t>.118:5000). No internet connectivity is required during operation.</w:t>
+        <w:t xml:space="preserve"> with a frontend html page that has the buttons that send the control commands to the pi. </w:t>
       </w:r>
     </w:p>
     <w:p/>
@@ -3499,110 +3698,17 @@
       <w:pPr>
         <w:pStyle w:val="Heading2"/>
       </w:pPr>
-      <w:bookmarkStart w:id="9" w:name="_Toc228382482"/>
-      <w:r>
-        <w:t>3. Implementation &amp; Source Code</w:t>
-      </w:r>
-      <w:bookmarkEnd w:id="9"/>
+      <w:bookmarkStart w:id="12" w:name="_Toc231218392"/>
+      <w:r>
+        <w:t>4. Evaluation &amp; Testing</w:t>
+      </w:r>
+      <w:bookmarkEnd w:id="12"/>
     </w:p>
     <w:p>
       <w:pPr>
         <w:pStyle w:val="Heading3"/>
       </w:pPr>
-      <w:bookmarkStart w:id="10" w:name="_Toc228382483"/>
-      <w:r>
-        <w:t>3.1 Repository Link</w:t>
-      </w:r>
-      <w:bookmarkEnd w:id="10"/>
-    </w:p>
-    <w:p>
-      <w:pPr>
-        <w:numPr>
-          <w:ilvl w:val="0"/>
-          <w:numId w:val="1"/>
-        </w:numPr>
-      </w:pPr>
-      <w:r>
-        <w:rPr>
-          <w:b/>
-          <w:bCs/>
-        </w:rPr>
-        <w:t>GitHub Link:</w:t>
-      </w:r>
-      <w:r>
-        <w:t xml:space="preserve"> [Insert Link to GitHub Repository]</w:t>
-      </w:r>
-    </w:p>
-    <w:p>
-      <w:pPr>
-        <w:pStyle w:val="Heading3"/>
-      </w:pPr>
-      <w:bookmarkStart w:id="11" w:name="_Toc228382484"/>
-      <w:r>
-        <w:t>3.2 Working Mechanism</w:t>
-      </w:r>
-      <w:bookmarkEnd w:id="11"/>
-    </w:p>
-    <w:p>
-      <w:r>
-        <w:t xml:space="preserve">the system is broken into 3 parts: The Arduino, raspberry pi, PC. The first part is the Arduino which handles the </w:t>
-      </w:r>
-      <w:proofErr w:type="spellStart"/>
-      <w:r>
-        <w:t>gps</w:t>
-      </w:r>
-      <w:proofErr w:type="spellEnd"/>
-      <w:r>
-        <w:t xml:space="preserve"> ultrasonic wall detection and moisture sensor which it then prints to the serial port. Each </w:t>
-      </w:r>
-      <w:r>
-        <w:t>module</w:t>
-      </w:r>
-      <w:r>
-        <w:t xml:space="preserve"> has multiple different </w:t>
-      </w:r>
-      <w:proofErr w:type="gramStart"/>
-      <w:r>
-        <w:t>serial</w:t>
-      </w:r>
-      <w:proofErr w:type="gramEnd"/>
-      <w:r>
-        <w:t xml:space="preserve"> print dependent on the module reading which helps diagnose the problem. The pi controls the motors and </w:t>
-      </w:r>
-      <w:r>
-        <w:t>camera and</w:t>
-      </w:r>
-      <w:r>
-        <w:t xml:space="preserve"> hosts a server backend to receive controls and send data</w:t>
-      </w:r>
-      <w:r>
-        <w:t xml:space="preserve">. The PC hosts its own local </w:t>
-      </w:r>
-      <w:proofErr w:type="spellStart"/>
-      <w:r>
-        <w:t>api</w:t>
-      </w:r>
-      <w:proofErr w:type="spellEnd"/>
-      <w:r>
-        <w:t xml:space="preserve"> with a frontend html page that has the buttons that send the control commands to the pi. </w:t>
-      </w:r>
-    </w:p>
-    <w:p/>
-    <w:p>
-      <w:pPr>
-        <w:pStyle w:val="Heading2"/>
-      </w:pPr>
-      <w:bookmarkStart w:id="12" w:name="_Toc228382485"/>
-      <w:r>
-        <w:t>4. Evaluation &amp; Testing</w:t>
-      </w:r>
-      <w:bookmarkEnd w:id="12"/>
-    </w:p>
-    <w:p>
-      <w:pPr>
-        <w:pStyle w:val="Heading3"/>
-      </w:pPr>
-      <w:bookmarkStart w:id="13" w:name="_Toc228382486"/>
+      <w:bookmarkStart w:id="13" w:name="_Toc231218393"/>
       <w:r>
         <w:t>4.1 Testing Approach</w:t>
       </w:r>
@@ -3834,7 +3940,11 @@
               <w:t>-</w:t>
             </w:r>
             <w:r>
-              <w:t>sonic wall detection correctly detect walls and implement a proper turning solution</w:t>
+              <w:t xml:space="preserve">sonic wall detection correctly detect </w:t>
+            </w:r>
+            <w:r>
+              <w:lastRenderedPageBreak/>
+              <w:t>walls and implement a proper turning solution</w:t>
             </w:r>
           </w:p>
         </w:tc>
@@ -3844,6 +3954,7 @@
           </w:tcPr>
           <w:p>
             <w:r>
+              <w:lastRenderedPageBreak/>
               <w:t xml:space="preserve">Leave robot to run in complicated area like under a dining table </w:t>
             </w:r>
           </w:p>
@@ -3886,11 +3997,7 @@
           </w:tcPr>
           <w:p>
             <w:r>
-              <w:t xml:space="preserve">If there are any errors or faulty data transfers occurring due to software. Things </w:t>
-            </w:r>
-            <w:r>
-              <w:lastRenderedPageBreak/>
-              <w:t>like memory leaks then fail</w:t>
+              <w:t>If there are any errors or faulty data transfers occurring due to software. Things like memory leaks then fail</w:t>
             </w:r>
           </w:p>
         </w:tc>
@@ -3900,12 +4007,7 @@
           </w:tcPr>
           <w:p>
             <w:r>
-              <w:lastRenderedPageBreak/>
-              <w:t xml:space="preserve">Leave the robot running for at least 30 mins without any critical errors occurring check </w:t>
-            </w:r>
-            <w:r>
-              <w:lastRenderedPageBreak/>
-              <w:t xml:space="preserve">terminal log on pi for final evaluation </w:t>
+              <w:t xml:space="preserve">Leave the robot running for at least 30 mins without any critical errors occurring check terminal log on pi for final evaluation </w:t>
             </w:r>
           </w:p>
         </w:tc>
@@ -3917,7 +4019,6 @@
           </w:tcPr>
           <w:p>
             <w:r>
-              <w:lastRenderedPageBreak/>
               <w:t>4.</w:t>
             </w:r>
           </w:p>
@@ -4078,13 +4179,82 @@
           </w:p>
         </w:tc>
       </w:tr>
+      <w:tr>
+        <w:tc>
+          <w:tcPr>
+            <w:tcW w:w="709" w:type="dxa"/>
+          </w:tcPr>
+          <w:p>
+            <w:r>
+              <w:t xml:space="preserve">7 </w:t>
+            </w:r>
+          </w:p>
+        </w:tc>
+        <w:tc>
+          <w:tcPr>
+            <w:tcW w:w="1560" w:type="dxa"/>
+          </w:tcPr>
+          <w:p>
+            <w:r>
+              <w:t xml:space="preserve">Picture </w:t>
+            </w:r>
+          </w:p>
+        </w:tc>
+        <w:tc>
+          <w:tcPr>
+            <w:tcW w:w="3582" w:type="dxa"/>
+          </w:tcPr>
+          <w:p>
+            <w:r>
+              <w:t xml:space="preserve">Does the frontend display the correct pictures </w:t>
+            </w:r>
+          </w:p>
+        </w:tc>
+        <w:tc>
+          <w:tcPr>
+            <w:tcW w:w="1946" w:type="dxa"/>
+          </w:tcPr>
+          <w:p>
+            <w:r>
+              <w:t xml:space="preserve">If the robot displays the incorrect images for each critical </w:t>
+            </w:r>
+            <w:r>
+              <w:lastRenderedPageBreak/>
+              <w:t>reading from the database, then pass</w:t>
+            </w:r>
+          </w:p>
+        </w:tc>
+        <w:tc>
+          <w:tcPr>
+            <w:tcW w:w="2449" w:type="dxa"/>
+          </w:tcPr>
+          <w:p>
+            <w:r>
+              <w:lastRenderedPageBreak/>
+              <w:t xml:space="preserve">Compare the images being displayed to the time it was taken and ensure the image </w:t>
+            </w:r>
+            <w:r>
+              <w:lastRenderedPageBreak/>
+              <w:t xml:space="preserve">metadata matches the timestamp and </w:t>
+            </w:r>
+            <w:proofErr w:type="spellStart"/>
+            <w:r>
+              <w:t>gps</w:t>
+            </w:r>
+            <w:proofErr w:type="spellEnd"/>
+            <w:r>
+              <w:t xml:space="preserve"> data</w:t>
+            </w:r>
+          </w:p>
+        </w:tc>
+      </w:tr>
     </w:tbl>
     <w:p/>
     <w:p>
       <w:pPr>
         <w:pStyle w:val="Heading3"/>
       </w:pPr>
-      <w:bookmarkStart w:id="14" w:name="_Toc228382487"/>
+      <w:bookmarkStart w:id="14" w:name="_Toc231218394"/>
       <w:r>
         <w:t>4.2 Evaluation Criteria</w:t>
       </w:r>
@@ -4112,7 +4282,22 @@
     </w:p>
     <w:p>
       <w:r>
-        <w:t>test 3: left the robot running for 1 hour with while periodically switching modes and manually switching</w:t>
+        <w:rPr>
+          <w:i/>
+          <w:iCs/>
+          <w:u w:val="single"/>
+        </w:rPr>
+        <w:t>test 3</w:t>
+      </w:r>
+      <w:r>
+        <w:rPr>
+          <w:i/>
+          <w:iCs/>
+        </w:rPr>
+        <w:t>:</w:t>
+      </w:r>
+      <w:r>
+        <w:t xml:space="preserve"> left the robot running for 1 hour with while periodically switching modes and manually switching</w:t>
       </w:r>
     </w:p>
     <w:p>
@@ -4122,320 +4307,408 @@
     </w:p>
     <w:p>
       <w:r>
-        <w:t>test 5: the moisture sensor was repeatedly inserted and removed from a small bowl of water and the result was observed on the frontend monitor.</w:t>
+        <w:rPr>
+          <w:i/>
+          <w:iCs/>
+          <w:u w:val="single"/>
+        </w:rPr>
+        <w:t>test 5</w:t>
+      </w:r>
+      <w:r>
+        <w:rPr>
+          <w:u w:val="single"/>
+        </w:rPr>
+        <w:t>:</w:t>
+      </w:r>
+      <w:r>
+        <w:t xml:space="preserve"> the moisture sensor was repeatedly inserted and removed from a small bowl of water and the result was observed on the frontend monitor.</w:t>
+      </w:r>
+    </w:p>
+    <w:p>
+      <w:r>
+        <w:t>Result: after a max time of 5 seconds the live moisture feed updated with the correct reading after insertion and removal from the water</w:t>
+      </w:r>
+    </w:p>
+    <w:p>
+      <w:r>
+        <w:rPr>
+          <w:i/>
+          <w:iCs/>
+          <w:u w:val="single"/>
+        </w:rPr>
+        <w:t>Test 4</w:t>
+      </w:r>
+      <w:r>
+        <w:rPr>
+          <w:i/>
+          <w:iCs/>
+        </w:rPr>
+        <w:t>:</w:t>
+      </w:r>
+      <w:r>
+        <w:t xml:space="preserve"> the robot was repeatedly switched back and forth between modes</w:t>
+      </w:r>
+    </w:p>
+    <w:p>
+      <w:r>
+        <w:t>Results: the robot had no runtime errors and operate as expected.</w:t>
+      </w:r>
+    </w:p>
+    <w:p>
+      <w:r>
+        <w:rPr>
+          <w:i/>
+          <w:iCs/>
+          <w:u w:val="single"/>
+        </w:rPr>
+        <w:t>Test 7:</w:t>
+      </w:r>
+      <w:r>
+        <w:t xml:space="preserve"> the robots database images were observed in the front end</w:t>
+      </w:r>
+    </w:p>
+    <w:p>
+      <w:r>
+        <w:t xml:space="preserve">Result: the robot images </w:t>
+      </w:r>
+      <w:r>
+        <w:t>were confirmed to be confirmed to be correct</w:t>
+      </w:r>
+    </w:p>
+    <w:p/>
+    <w:p>
+      <w:pPr>
+        <w:rPr>
+          <w:b/>
+          <w:bCs/>
+        </w:rPr>
+      </w:pPr>
+      <w:r>
+        <w:rPr>
+          <w:b/>
+          <w:bCs/>
+        </w:rPr>
+        <w:t>Tests inconclusive:</w:t>
+      </w:r>
+    </w:p>
+    <w:p>
+      <w:r>
+        <w:rPr>
+          <w:i/>
+          <w:iCs/>
+          <w:u w:val="single"/>
+        </w:rPr>
+        <w:t xml:space="preserve"> </w:t>
+      </w:r>
+      <w:r>
+        <w:rPr>
+          <w:i/>
+          <w:iCs/>
+          <w:u w:val="single"/>
+        </w:rPr>
+        <w:t>Test 2</w:t>
+      </w:r>
+      <w:r>
+        <w:t xml:space="preserve">: the wall detection worked for a specific range that the </w:t>
+      </w:r>
+      <w:proofErr w:type="spellStart"/>
+      <w:r>
+        <w:t>ultra sonic</w:t>
+      </w:r>
+      <w:proofErr w:type="spellEnd"/>
+      <w:r>
+        <w:t xml:space="preserve"> sensors were rated to </w:t>
+      </w:r>
+    </w:p>
+    <w:p>
+      <w:r>
+        <w:t>Result: the angle and wall avoidance messages gave the correct response and the motors responded in the correct way. however, the due to cheap motor not turning properly and the limited range of the ultrasonic sensors the system lock the autonomous mode because any distance greater than 50cm will return as &gt;1 leaving the ultrasonic sensor to fail the health check and disable the auto mode.</w:t>
+      </w:r>
+    </w:p>
+    <w:p/>
+    <w:p>
+      <w:pPr>
+        <w:rPr>
+          <w:b/>
+          <w:bCs/>
+        </w:rPr>
+      </w:pPr>
+      <w:r>
+        <w:rPr>
+          <w:b/>
+          <w:bCs/>
+        </w:rPr>
+        <w:t>Tests failed:</w:t>
+      </w:r>
+    </w:p>
+    <w:p>
+      <w:r>
+        <w:rPr>
+          <w:i/>
+          <w:iCs/>
+          <w:u w:val="single"/>
+        </w:rPr>
+        <w:t>Test 1</w:t>
+      </w:r>
+      <w:r>
+        <w:t>: while monitoring the logs the robot had multiple sensors disconnected.</w:t>
       </w:r>
     </w:p>
     <w:p>
       <w:r>
         <w:lastRenderedPageBreak/>
-        <w:t>Result: after a max time of 5 seconds the live moisture feed updated with the correct reading after insertion and removal from the water</w:t>
-      </w:r>
-    </w:p>
-    <w:p>
-      <w:r>
-        <w:t>Test 4: the robot was repeatedly switched back and forth between modes</w:t>
-      </w:r>
-    </w:p>
-    <w:p>
-      <w:r>
-        <w:t>Results: the robot had no runtime errors and operate as expected.</w:t>
+        <w:t xml:space="preserve">Results: each sensor displayed the correct sensor error message apart from the moisture sensor which would give floating pin numbers around 340 – 360 in the serial printout. </w:t>
+      </w:r>
+    </w:p>
+    <w:p>
+      <w:r>
+        <w:t xml:space="preserve">Corrective measure: include a check to health.py to check for and signs of floating pin using </w:t>
+      </w:r>
+      <w:r>
+        <w:t>some kind of pattern recognition.</w:t>
+      </w:r>
+    </w:p>
+    <w:p>
+      <w:r>
+        <w:rPr>
+          <w:i/>
+          <w:iCs/>
+          <w:u w:val="single"/>
+        </w:rPr>
+        <w:t>Test 6</w:t>
+      </w:r>
+      <w:r>
+        <w:t>: attempt to navigate an obstacle course</w:t>
+      </w:r>
+    </w:p>
+    <w:p>
+      <w:r>
+        <w:t xml:space="preserve">Results: due to the cheap quality and improper mounting of the motors this fail catastrophically. One of the wheels shook </w:t>
+      </w:r>
+      <w:proofErr w:type="gramStart"/>
+      <w:r>
+        <w:t xml:space="preserve">its </w:t>
+      </w:r>
+      <w:proofErr w:type="spellStart"/>
+      <w:r>
+        <w:t>self</w:t>
+      </w:r>
+      <w:proofErr w:type="gramEnd"/>
+      <w:r>
+        <w:t xml:space="preserve"> off</w:t>
+      </w:r>
+      <w:proofErr w:type="spellEnd"/>
+      <w:r>
+        <w:t xml:space="preserve"> during the test and the turns left mush to be desired.</w:t>
+      </w:r>
+    </w:p>
+    <w:p>
+      <w:r>
+        <w:t xml:space="preserve">Corrective measure: install a second set of </w:t>
+      </w:r>
+      <w:proofErr w:type="gramStart"/>
+      <w:r>
+        <w:t>motors(</w:t>
+      </w:r>
+      <w:proofErr w:type="gramEnd"/>
+      <w:r>
+        <w:t xml:space="preserve">preferably </w:t>
+      </w:r>
+      <w:proofErr w:type="gramStart"/>
+      <w:r>
+        <w:t>better quality</w:t>
+      </w:r>
+      <w:proofErr w:type="gramEnd"/>
+      <w:r>
+        <w:t xml:space="preserve"> ones) to the back and have them wired to the same power/ logic ENA controls on each side to preserve responsiveness and improve control capabilities.</w:t>
       </w:r>
     </w:p>
     <w:p/>
     <w:p>
-      <w:pPr>
-        <w:rPr>
-          <w:b/>
-          <w:bCs/>
-        </w:rPr>
-      </w:pPr>
-      <w:r>
-        <w:rPr>
-          <w:b/>
-          <w:bCs/>
-        </w:rPr>
-        <w:t>Tests inconclusive:</w:t>
-      </w:r>
-    </w:p>
-    <w:p>
+      <w:r>
+        <w:rPr>
+          <w:b/>
+          <w:bCs/>
+        </w:rPr>
+        <w:t xml:space="preserve">Conclusion: </w:t>
+      </w:r>
+      <w:r>
+        <w:t>most problem</w:t>
+      </w:r>
+      <w:r>
+        <w:t>s</w:t>
+      </w:r>
+      <w:r>
+        <w:t xml:space="preserve"> appear to stem from some kind of hardware/ real world design problems and not software and can be addressed with higher quality chasse</w:t>
+      </w:r>
       <w:r>
         <w:t xml:space="preserve"> </w:t>
       </w:r>
       <w:r>
-        <w:t xml:space="preserve">Test 2: the wall detection worked for a specific range that the </w:t>
+        <w:t>design.</w:t>
+      </w:r>
+    </w:p>
+    <w:p/>
+    <w:p>
+      <w:pPr>
+        <w:pStyle w:val="Heading2"/>
+      </w:pPr>
+      <w:bookmarkStart w:id="15" w:name="_Toc231218395"/>
+      <w:r>
+        <w:t>5. Advanced Design &amp; Fault Tolerance (D/HD Requirements)</w:t>
+      </w:r>
+      <w:bookmarkEnd w:id="15"/>
+    </w:p>
+    <w:p>
+      <w:pPr>
+        <w:pStyle w:val="Heading3"/>
+      </w:pPr>
+      <w:bookmarkStart w:id="16" w:name="_Toc231218396"/>
+      <w:r>
+        <w:t>5.1 Fault Tolerance Strategy</w:t>
+      </w:r>
+      <w:bookmarkEnd w:id="16"/>
+    </w:p>
+    <w:p>
+      <w:r>
+        <w:t>The whole design is the modular so that if any one part fails the rest can continue to function</w:t>
+      </w:r>
+      <w:r>
+        <w:t xml:space="preserve"> rather than full crashing the system</w:t>
+      </w:r>
+      <w:r>
+        <w:t>. That alongside the health check that the main pi runs to confirm the proper operation of each individual component and prevents any cascade failures due to a single component failing early in the loop.</w:t>
+      </w:r>
+    </w:p>
+    <w:p>
+      <w:r>
+        <w:rPr>
+          <w:b/>
+          <w:bCs/>
+        </w:rPr>
+        <w:t>Hardware abstraction and mock fallbacks:</w:t>
+      </w:r>
+      <w:r>
+        <w:t xml:space="preserve"> hardware/motors.py detects at import time whether it is running on a Raspberry Pi (</w:t>
       </w:r>
       <w:proofErr w:type="spellStart"/>
       <w:r>
-        <w:t>ultra sonic</w:t>
+        <w:t>config.IS_PI</w:t>
       </w:r>
       <w:proofErr w:type="spellEnd"/>
       <w:r>
-        <w:t xml:space="preserve"> sensors were rated to </w:t>
-      </w:r>
-    </w:p>
-    <w:p>
-      <w:r>
-        <w:t>Result: the angle and wall avoidance messages gave the correct response and the motors responded in the correct way. however, the due to cheap motor not turning properly and the limited range of the ultrasonic sensors the system lock the autonomous mode because any distance greater than 50cm will return as &gt;1 leaving the ultrasonic sensor to fail the health check and disable the auto mode.</w:t>
-      </w:r>
-    </w:p>
-    <w:p/>
-    <w:p>
-      <w:pPr>
-        <w:rPr>
-          <w:b/>
-          <w:bCs/>
-        </w:rPr>
-      </w:pPr>
-      <w:r>
-        <w:rPr>
-          <w:b/>
-          <w:bCs/>
-        </w:rPr>
-        <w:t>Tests failed:</w:t>
-      </w:r>
-    </w:p>
-    <w:p>
-      <w:r>
-        <w:t>Test 1: while monitoring the logs the robot had multiple sensors disconnected.</w:t>
-      </w:r>
-    </w:p>
-    <w:p>
-      <w:r>
-        <w:t>Results: each sensor displayed the correct sensor error message apart from the moisture sensor which</w:t>
-      </w:r>
-      <w:r>
-        <w:t xml:space="preserve"> would give floating pin numbers around 340 – 360 in the serial printout. </w:t>
-      </w:r>
-    </w:p>
-    <w:p>
-      <w:r>
-        <w:t xml:space="preserve">Corrective measure: include a check to health.py to check for and signs of floating pin using </w:t>
-      </w:r>
-      <w:r>
-        <w:t>some kind of pattern recognition.</w:t>
-      </w:r>
-    </w:p>
-    <w:p>
-      <w:r>
-        <w:t>Test 6: attempt to navigate an obstacle course</w:t>
-      </w:r>
-    </w:p>
-    <w:p>
-      <w:r>
-        <w:t xml:space="preserve">Results: due to the cheap quality and improper mounting of the motors this fail catastrophically. One of the wheels shook </w:t>
+        <w:t xml:space="preserve">). </w:t>
+      </w:r>
+      <w:r>
+        <w:t xml:space="preserve"> When </w:t>
       </w:r>
       <w:proofErr w:type="gramStart"/>
       <w:r>
-        <w:t xml:space="preserve">its </w:t>
+        <w:t>On</w:t>
+      </w:r>
+      <w:proofErr w:type="gramEnd"/>
+      <w:r>
+        <w:t xml:space="preserve"> a non-Pi </w:t>
+      </w:r>
+      <w:proofErr w:type="gramStart"/>
+      <w:r>
+        <w:t>host</w:t>
+      </w:r>
+      <w:proofErr w:type="gramEnd"/>
+      <w:r>
+        <w:t xml:space="preserve"> it substitutes a </w:t>
       </w:r>
       <w:proofErr w:type="spellStart"/>
       <w:r>
-        <w:t>self</w:t>
+        <w:t>MockGPIO</w:t>
+      </w:r>
+      <w:proofErr w:type="spellEnd"/>
+      <w:r>
+        <w:t xml:space="preserve"> class that prints pin state to </w:t>
+      </w:r>
+      <w:proofErr w:type="spellStart"/>
+      <w:r>
+        <w:t>stdout</w:t>
+      </w:r>
+      <w:proofErr w:type="spellEnd"/>
+      <w:r>
+        <w:t xml:space="preserve">, allowing the full software stack to run and be tested on a PC without any hardware attached. Similarly, hardware/camera.py attempts three camera backends in order (picamera2 </w:t>
+      </w:r>
+      <w:r>
+        <w:t>to</w:t>
+      </w:r>
+      <w:r>
+        <w:t xml:space="preserve"> </w:t>
+      </w:r>
+      <w:proofErr w:type="spellStart"/>
+      <w:r>
+        <w:t>picamera</w:t>
+      </w:r>
+      <w:proofErr w:type="spellEnd"/>
+      <w:r>
+        <w:t xml:space="preserve"> </w:t>
+      </w:r>
+      <w:r>
+        <w:t>to</w:t>
+      </w:r>
+      <w:r>
+        <w:t xml:space="preserve"> OpenCV) and silently continues without a camera if all three fail.</w:t>
+      </w:r>
+    </w:p>
+    <w:p>
+      <w:r>
+        <w:rPr>
+          <w:b/>
+          <w:bCs/>
+        </w:rPr>
+        <w:t>Health monitoring with capability gates:</w:t>
+      </w:r>
+      <w:r>
+        <w:t xml:space="preserve"> hardware/health.py runs a background polling thread every 10 seconds that checks each subsystem (Arduino serial, camera, motors, storage, GPS, ultrasonic</w:t>
+      </w:r>
+      <w:r>
+        <w:t>)</w:t>
+      </w:r>
+      <w:r>
+        <w:t xml:space="preserve"> independently</w:t>
+      </w:r>
+      <w:r>
+        <w:t xml:space="preserve"> for signs of failure</w:t>
+      </w:r>
+      <w:r>
+        <w:t xml:space="preserve">. Each check sets a </w:t>
+      </w:r>
+      <w:proofErr w:type="spellStart"/>
+      <w:r>
+        <w:t>boolean</w:t>
+      </w:r>
+      <w:proofErr w:type="spellEnd"/>
+      <w:r>
+        <w:t xml:space="preserve"> flag (CAN_DRIVE, CAN_AVOID_WALLS, CAN_SAVE_DATA, CAN_CAPTURE, CAN_GPS). The </w:t>
+      </w:r>
+      <w:proofErr w:type="gramStart"/>
+      <w:r>
+        <w:t>can(</w:t>
       </w:r>
       <w:proofErr w:type="gramEnd"/>
       <w:r>
-        <w:t xml:space="preserve"> off</w:t>
-      </w:r>
-      <w:proofErr w:type="spellEnd"/>
-      <w:r>
-        <w:t xml:space="preserve"> during the test and the turns left mush to be desired.</w:t>
-      </w:r>
-    </w:p>
-    <w:p>
-      <w:r>
-        <w:t xml:space="preserve">Corrective measure: install a second set of </w:t>
-      </w:r>
-      <w:proofErr w:type="gramStart"/>
-      <w:r>
-        <w:t>motors(</w:t>
-      </w:r>
-      <w:proofErr w:type="gramEnd"/>
-      <w:r>
-        <w:t xml:space="preserve">preferably </w:t>
-      </w:r>
-      <w:proofErr w:type="gramStart"/>
-      <w:r>
-        <w:t>better quality</w:t>
-      </w:r>
-      <w:proofErr w:type="gramEnd"/>
-      <w:r>
-        <w:t xml:space="preserve"> ones) to the back and have them wired to the same power/ logic ENA controls on each side to preserve responsiveness and improve control capabilities.</w:t>
-      </w:r>
-    </w:p>
-    <w:p/>
-    <w:p>
-      <w:r>
-        <w:rPr>
-          <w:b/>
-          <w:bCs/>
-        </w:rPr>
-        <w:t xml:space="preserve">Conclusion: </w:t>
-      </w:r>
-      <w:r>
-        <w:t>most problem appear to stem from some kind of hardware/ real world design problems and not software and can be addressed with higher quality chasses design.</w:t>
-      </w:r>
-    </w:p>
-    <w:p/>
-    <w:p>
-      <w:pPr>
-        <w:pStyle w:val="Heading2"/>
-      </w:pPr>
-      <w:bookmarkStart w:id="15" w:name="_Toc228382488"/>
+        <w:t>) function provides a single-line gate that autonomous.py can query before acting, preventing cascading failures</w:t>
+      </w:r>
+      <w:r>
+        <w:t xml:space="preserve">. </w:t>
+      </w:r>
+      <w:r>
+        <w:t xml:space="preserve"> </w:t>
+      </w:r>
+      <w:r>
+        <w:t>F</w:t>
+      </w:r>
+      <w:r>
+        <w:t xml:space="preserve">or example, a camera failure will not </w:t>
+      </w:r>
       <w:r>
         <w:lastRenderedPageBreak/>
-        <w:t>5. Advanced Design &amp; Fault Tolerance (D/HD Requirements)</w:t>
-      </w:r>
-      <w:bookmarkEnd w:id="15"/>
-    </w:p>
-    <w:p>
-      <w:pPr>
-        <w:pStyle w:val="Heading3"/>
-      </w:pPr>
-      <w:bookmarkStart w:id="16" w:name="_Toc228382489"/>
-      <w:r>
-        <w:t>5.1 Fault Tolerance Strategy</w:t>
-      </w:r>
-      <w:bookmarkEnd w:id="16"/>
-    </w:p>
-    <w:p>
-      <w:r>
-        <w:t>The whole design is the modular so that if any one part fails the rest can continue to function</w:t>
-      </w:r>
-      <w:r>
-        <w:t xml:space="preserve"> rather than full crashing the system</w:t>
-      </w:r>
-      <w:r>
-        <w:t>. That alongside the health check that the main pi runs to confirm the proper operation of each individual component and prevents any cascade failures due to a single component failing early in the loop.</w:t>
-      </w:r>
-    </w:p>
-    <w:p>
-      <w:r>
-        <w:rPr>
-          <w:b/>
-          <w:bCs/>
-        </w:rPr>
-        <w:t>Hardware abstraction and mock fallbacks:</w:t>
-      </w:r>
-      <w:r>
-        <w:t xml:space="preserve"> hardware/motors.py detects at import time whether it is running on a Raspberry Pi (</w:t>
-      </w:r>
-      <w:proofErr w:type="spellStart"/>
-      <w:r>
-        <w:t>config.IS_PI</w:t>
-      </w:r>
-      <w:proofErr w:type="spellEnd"/>
-      <w:r>
-        <w:t xml:space="preserve">). </w:t>
-      </w:r>
-      <w:r>
-        <w:t xml:space="preserve"> When </w:t>
-      </w:r>
-      <w:proofErr w:type="gramStart"/>
-      <w:r>
-        <w:t>On</w:t>
-      </w:r>
-      <w:proofErr w:type="gramEnd"/>
-      <w:r>
-        <w:t xml:space="preserve"> a non-Pi </w:t>
-      </w:r>
-      <w:proofErr w:type="gramStart"/>
-      <w:r>
-        <w:t>host</w:t>
-      </w:r>
-      <w:proofErr w:type="gramEnd"/>
-      <w:r>
-        <w:t xml:space="preserve"> it substitutes a </w:t>
-      </w:r>
-      <w:proofErr w:type="spellStart"/>
-      <w:r>
-        <w:t>MockGPIO</w:t>
-      </w:r>
-      <w:proofErr w:type="spellEnd"/>
-      <w:r>
-        <w:t xml:space="preserve"> class that prints pin state to </w:t>
-      </w:r>
-      <w:proofErr w:type="spellStart"/>
-      <w:r>
-        <w:t>stdout</w:t>
-      </w:r>
-      <w:proofErr w:type="spellEnd"/>
-      <w:r>
-        <w:t xml:space="preserve">, allowing the full software stack to run and be tested on a PC without any hardware attached. Similarly, hardware/camera.py attempts three camera backends in order (picamera2 </w:t>
-      </w:r>
-      <w:r>
-        <w:t>to</w:t>
-      </w:r>
-      <w:r>
-        <w:t xml:space="preserve"> </w:t>
-      </w:r>
-      <w:proofErr w:type="spellStart"/>
-      <w:r>
-        <w:t>picamera</w:t>
-      </w:r>
-      <w:proofErr w:type="spellEnd"/>
-      <w:r>
-        <w:t xml:space="preserve"> </w:t>
-      </w:r>
-      <w:r>
-        <w:t>to</w:t>
-      </w:r>
-      <w:r>
-        <w:t xml:space="preserve"> OpenCV) and silently continues without a camera if all three fail.</w:t>
-      </w:r>
-    </w:p>
-    <w:p>
-      <w:r>
-        <w:rPr>
-          <w:b/>
-          <w:bCs/>
-        </w:rPr>
-        <w:t>Health monitoring with capability gates:</w:t>
-      </w:r>
-      <w:r>
-        <w:t xml:space="preserve"> hardware/health.py runs a background polling thread every 10 seconds that checks each subsystem (Arduino serial, camera, motors, storage, GPS, ultrasonic</w:t>
-      </w:r>
-      <w:r>
-        <w:t>)</w:t>
-      </w:r>
-      <w:r>
-        <w:t xml:space="preserve"> </w:t>
-      </w:r>
-      <w:r>
-        <w:t>independently</w:t>
-      </w:r>
-      <w:r>
-        <w:t xml:space="preserve"> for signs of failure</w:t>
-      </w:r>
-      <w:r>
-        <w:t xml:space="preserve">. Each check sets a </w:t>
-      </w:r>
-      <w:proofErr w:type="spellStart"/>
-      <w:r>
-        <w:t>boolean</w:t>
-      </w:r>
-      <w:proofErr w:type="spellEnd"/>
-      <w:r>
-        <w:t xml:space="preserve"> flag (CAN_DRIVE, CAN_AVOID_WALLS, CAN_SAVE_DATA, CAN_CAPTURE, CAN_GPS). The </w:t>
-      </w:r>
-      <w:proofErr w:type="gramStart"/>
-      <w:r>
-        <w:t>can(</w:t>
-      </w:r>
-      <w:proofErr w:type="gramEnd"/>
-      <w:r>
-        <w:t>) function provides a single-line gate that autonomous.py can query before acting, preventing cascading failures</w:t>
-      </w:r>
-      <w:r>
-        <w:t xml:space="preserve">. </w:t>
-      </w:r>
-      <w:r>
-        <w:t xml:space="preserve"> </w:t>
-      </w:r>
-      <w:r>
-        <w:t>F</w:t>
-      </w:r>
-      <w:r>
-        <w:t xml:space="preserve">or example, a camera failure will not prevent moisture data from being saved, and a GPS failure will not prevent images from being captured (they are </w:t>
+        <w:t xml:space="preserve">prevent moisture data from being saved, and a GPS failure will not prevent images from being captured (they are </w:t>
       </w:r>
       <w:r>
         <w:t>just</w:t>
@@ -4562,7 +4835,6 @@
           <w:b/>
           <w:bCs/>
         </w:rPr>
-        <w:lastRenderedPageBreak/>
         <w:t>Graceful shutdown:</w:t>
       </w:r>
       <w:r>
@@ -4599,11 +4871,12 @@
         <w:t>() before exiting, ensuring GPIO pins are released and no zombie PWM processes are left running.</w:t>
       </w:r>
     </w:p>
+    <w:p/>
     <w:p>
       <w:pPr>
         <w:pStyle w:val="Heading3"/>
       </w:pPr>
-      <w:bookmarkStart w:id="17" w:name="_Toc228382490"/>
+      <w:bookmarkStart w:id="17" w:name="_Toc231218397"/>
       <w:r>
         <w:t>5.2 Design Principles (HD Requirement)</w:t>
       </w:r>
@@ -4736,6 +5009,7 @@
           <w:b/>
           <w:bCs/>
         </w:rPr>
+        <w:lastRenderedPageBreak/>
         <w:t>Singleton pattern for hardware resources:</w:t>
       </w:r>
       <w:r>
@@ -4809,10 +5083,7 @@
         <w:t xml:space="preserve">with </w:t>
       </w:r>
       <w:r>
-        <w:t>a</w:t>
-      </w:r>
-      <w:r>
-        <w:t xml:space="preserve"> whitelist before executing them. frontend.py validates mode strings and command names before proxying, so malformed requests are rejected.</w:t>
+        <w:t>a whitelist before executing them. frontend.py validates mode strings and command names before proxying, so malformed requests are rejected.</w:t>
       </w:r>
     </w:p>
     <w:p>
@@ -4842,13 +5113,7 @@
         <w:t xml:space="preserve"> and</w:t>
       </w:r>
       <w:r>
-        <w:t xml:space="preserve"> save </w:t>
-      </w:r>
-      <w:r>
-        <w:t>interval are</w:t>
-      </w:r>
-      <w:r>
-        <w:t xml:space="preserve"> centralised in config.py. This satisfies the open/closed principle</w:t>
+        <w:t xml:space="preserve"> save interval are centralised in config.py. This satisfies the open/closed principle</w:t>
       </w:r>
       <w:r>
         <w:t xml:space="preserve"> so</w:t>
@@ -4863,11 +5128,12 @@
         <w:t>logic</w:t>
       </w:r>
     </w:p>
+    <w:p/>
     <w:p>
       <w:pPr>
         <w:pStyle w:val="Heading2"/>
       </w:pPr>
-      <w:bookmarkStart w:id="18" w:name="_Toc228382491"/>
+      <w:bookmarkStart w:id="18" w:name="_Toc231218398"/>
       <w:r>
         <w:t>6. User Manual</w:t>
       </w:r>
@@ -4877,7 +5143,7 @@
       <w:pPr>
         <w:pStyle w:val="Heading3"/>
       </w:pPr>
-      <w:bookmarkStart w:id="19" w:name="_Toc228382492"/>
+      <w:bookmarkStart w:id="19" w:name="_Toc231218399"/>
       <w:r>
         <w:t>6.1 Installation Guide</w:t>
       </w:r>
@@ -4900,7 +5166,6 @@
         </w:numPr>
       </w:pPr>
       <w:r>
-        <w:lastRenderedPageBreak/>
         <w:t>Raspberry Pi 4 with Raspberry Pi OS (Bookworm or Bullseye)</w:t>
       </w:r>
     </w:p>
@@ -4935,13 +5200,7 @@
         <w:t xml:space="preserve"> see config.py to change these</w:t>
       </w:r>
       <w:r>
-        <w:t xml:space="preserve">. Then wire </w:t>
-      </w:r>
-      <w:r>
-        <w:t>a 5v and ground</w:t>
-      </w:r>
-      <w:r>
-        <w:t xml:space="preserve"> </w:t>
+        <w:t xml:space="preserve">. Then wire a 5v and ground </w:t>
       </w:r>
     </w:p>
     <w:p>
@@ -5120,6 +5379,7 @@
     </w:p>
     <w:p>
       <w:r>
+        <w:lastRenderedPageBreak/>
         <w:t xml:space="preserve">Install the pi code to the pi. </w:t>
       </w:r>
     </w:p>
@@ -5177,52 +5437,223 @@
         <w:rPr>
           <w:highlight w:val="lightGray"/>
         </w:rPr>
-        <w:t>git clone &lt;</w:t>
-      </w:r>
+        <w:t>git clone &lt; repo-</w:t>
+      </w:r>
+      <w:proofErr w:type="spellStart"/>
       <w:r>
         <w:rPr>
           <w:highlight w:val="lightGray"/>
         </w:rPr>
+        <w:t>url</w:t>
+      </w:r>
+      <w:proofErr w:type="spellEnd"/>
+      <w:r>
+        <w:rPr>
+          <w:highlight w:val="lightGray"/>
+        </w:rPr>
+        <w:t xml:space="preserve">&gt; &amp;&amp; cd &lt;repo-folder&gt; </w:t>
+      </w:r>
+    </w:p>
+    <w:p>
+      <w:pPr>
+        <w:rPr>
+          <w:highlight w:val="lightGray"/>
+        </w:rPr>
+      </w:pPr>
+      <w:r>
+        <w:rPr>
+          <w:highlight w:val="lightGray"/>
+        </w:rPr>
+        <w:t xml:space="preserve">python3 -m </w:t>
+      </w:r>
+      <w:proofErr w:type="spellStart"/>
+      <w:r>
+        <w:rPr>
+          <w:highlight w:val="lightGray"/>
+        </w:rPr>
+        <w:t>venv</w:t>
+      </w:r>
+      <w:proofErr w:type="spellEnd"/>
+      <w:r>
+        <w:rPr>
+          <w:highlight w:val="lightGray"/>
+        </w:rPr>
         <w:t xml:space="preserve"> </w:t>
       </w:r>
+      <w:proofErr w:type="spellStart"/>
       <w:r>
         <w:rPr>
           <w:highlight w:val="lightGray"/>
         </w:rPr>
-        <w:t>repo-</w:t>
+        <w:t>venv</w:t>
+      </w:r>
+      <w:proofErr w:type="spellEnd"/>
+      <w:r>
+        <w:rPr>
+          <w:highlight w:val="lightGray"/>
+        </w:rPr>
+        <w:t xml:space="preserve"> &amp;&amp; source </w:t>
       </w:r>
       <w:proofErr w:type="spellStart"/>
       <w:r>
         <w:rPr>
           <w:highlight w:val="lightGray"/>
         </w:rPr>
-        <w:t>url</w:t>
+        <w:t>venv</w:t>
       </w:r>
       <w:proofErr w:type="spellEnd"/>
       <w:r>
         <w:rPr>
           <w:highlight w:val="lightGray"/>
         </w:rPr>
-        <w:t xml:space="preserve">&gt; &amp;&amp; cd &lt;repo-folder&gt; </w:t>
-      </w:r>
-    </w:p>
-    <w:p>
-      <w:pPr>
+        <w:t xml:space="preserve">/bin/activate </w:t>
+      </w:r>
+    </w:p>
+    <w:p>
+      <w:r>
         <w:rPr>
           <w:highlight w:val="lightGray"/>
         </w:rPr>
-      </w:pPr>
+        <w:t>pip install flask flask-</w:t>
+      </w:r>
+      <w:proofErr w:type="spellStart"/>
       <w:r>
         <w:rPr>
           <w:highlight w:val="lightGray"/>
         </w:rPr>
-        <w:t xml:space="preserve">python3 -m </w:t>
+        <w:t>cors</w:t>
+      </w:r>
+      <w:proofErr w:type="spellEnd"/>
+      <w:r>
+        <w:rPr>
+          <w:highlight w:val="lightGray"/>
+        </w:rPr>
+        <w:t xml:space="preserve"> </w:t>
       </w:r>
       <w:proofErr w:type="spellStart"/>
       <w:r>
         <w:rPr>
           <w:highlight w:val="lightGray"/>
         </w:rPr>
+        <w:t>pyserial</w:t>
+      </w:r>
+      <w:proofErr w:type="spellEnd"/>
+      <w:r>
+        <w:rPr>
+          <w:highlight w:val="lightGray"/>
+        </w:rPr>
+        <w:t xml:space="preserve"> </w:t>
+      </w:r>
+      <w:proofErr w:type="spellStart"/>
+      <w:r>
+        <w:rPr>
+          <w:highlight w:val="lightGray"/>
+        </w:rPr>
+        <w:t>opencv</w:t>
+      </w:r>
+      <w:proofErr w:type="spellEnd"/>
+      <w:r>
+        <w:rPr>
+          <w:highlight w:val="lightGray"/>
+        </w:rPr>
+        <w:t xml:space="preserve">-python </w:t>
+      </w:r>
+      <w:proofErr w:type="spellStart"/>
+      <w:r>
+        <w:rPr>
+          <w:highlight w:val="lightGray"/>
+        </w:rPr>
+        <w:t>RPi.GPIO</w:t>
+      </w:r>
+      <w:proofErr w:type="spellEnd"/>
+      <w:r>
+        <w:rPr>
+          <w:highlight w:val="lightGray"/>
+        </w:rPr>
+        <w:t xml:space="preserve"> picamera2</w:t>
+      </w:r>
+    </w:p>
+    <w:p>
+      <w:r>
+        <w:rPr>
+          <w:b/>
+          <w:bCs/>
+        </w:rPr>
+        <w:t>Step 3</w:t>
+      </w:r>
+      <w:r>
+        <w:rPr>
+          <w:b/>
+          <w:bCs/>
+        </w:rPr>
+        <w:t xml:space="preserve">: </w:t>
+      </w:r>
+      <w:r>
+        <w:rPr>
+          <w:b/>
+          <w:bCs/>
+        </w:rPr>
+        <w:t>Configure:</w:t>
+      </w:r>
+      <w:r>
+        <w:t xml:space="preserve"> Edit config.py if your GPIO wiring, serial port, or thresholds differ from the defaults. The serial port defaults to /dev/ttyACM0 on Pi and COM6 on Windows.</w:t>
+      </w:r>
+    </w:p>
+    <w:p>
+      <w:r>
+        <w:rPr>
+          <w:b/>
+          <w:bCs/>
+        </w:rPr>
+        <w:t>Step 4</w:t>
+      </w:r>
+      <w:r>
+        <w:rPr>
+          <w:b/>
+          <w:bCs/>
+        </w:rPr>
+        <w:t xml:space="preserve">: </w:t>
+      </w:r>
+      <w:r>
+        <w:rPr>
+          <w:b/>
+          <w:bCs/>
+        </w:rPr>
+        <w:t>Run the Pi server:</w:t>
+      </w:r>
+    </w:p>
+    <w:p>
+      <w:pPr>
+        <w:rPr>
+          <w:b/>
+          <w:bCs/>
+        </w:rPr>
+      </w:pPr>
+      <w:r>
+        <w:rPr>
+          <w:b/>
+          <w:bCs/>
+        </w:rPr>
+        <w:t>bash</w:t>
+      </w:r>
+    </w:p>
+    <w:p>
+      <w:pPr>
+        <w:rPr>
+          <w:highlight w:val="lightGray"/>
+        </w:rPr>
+      </w:pPr>
+      <w:r>
+        <w:rPr>
+          <w:highlight w:val="lightGray"/>
+        </w:rPr>
+        <w:t xml:space="preserve">source </w:t>
+      </w:r>
+      <w:proofErr w:type="spellStart"/>
+      <w:r>
+        <w:rPr>
+          <w:highlight w:val="lightGray"/>
+        </w:rPr>
         <w:t>venv</w:t>
       </w:r>
       <w:proofErr w:type="spellEnd"/>
@@ -5230,424 +5661,242 @@
         <w:rPr>
           <w:highlight w:val="lightGray"/>
         </w:rPr>
+        <w:t>/bin/activate</w:t>
+      </w:r>
+    </w:p>
+    <w:p>
+      <w:r>
+        <w:rPr>
+          <w:highlight w:val="lightGray"/>
+        </w:rPr>
+        <w:t>python main.py</w:t>
+      </w:r>
+    </w:p>
+    <w:p>
+      <w:r>
+        <w:t>The server starts on 0.0.0.0:5000. Note the Pi's IP address (hostname -I).</w:t>
+      </w:r>
+    </w:p>
+    <w:p>
+      <w:r>
+        <w:rPr>
+          <w:b/>
+          <w:bCs/>
+        </w:rPr>
+        <w:t>Step 5</w:t>
+      </w:r>
+      <w:r>
+        <w:rPr>
+          <w:b/>
+          <w:bCs/>
+        </w:rPr>
+        <w:t>:</w:t>
+      </w:r>
+      <w:r>
+        <w:rPr>
+          <w:b/>
+          <w:bCs/>
+        </w:rPr>
+        <w:t xml:space="preserve"> Set up the PC frontend:</w:t>
+      </w:r>
+    </w:p>
+    <w:p>
+      <w:pPr>
+        <w:rPr>
+          <w:b/>
+          <w:bCs/>
+        </w:rPr>
+      </w:pPr>
+      <w:r>
+        <w:rPr>
+          <w:b/>
+          <w:bCs/>
+        </w:rPr>
+        <w:t>bash</w:t>
+      </w:r>
+    </w:p>
+    <w:p>
+      <w:pPr>
+        <w:rPr>
+          <w:highlight w:val="lightGray"/>
+        </w:rPr>
+      </w:pPr>
+      <w:r>
+        <w:rPr>
+          <w:highlight w:val="lightGray"/>
+        </w:rPr>
+        <w:t>pip install flask flask-</w:t>
+      </w:r>
+      <w:proofErr w:type="spellStart"/>
+      <w:r>
+        <w:rPr>
+          <w:highlight w:val="lightGray"/>
+        </w:rPr>
+        <w:t>cors</w:t>
+      </w:r>
+      <w:proofErr w:type="spellEnd"/>
+      <w:r>
+        <w:rPr>
+          <w:highlight w:val="lightGray"/>
+        </w:rPr>
+        <w:t xml:space="preserve"> requests</w:t>
+      </w:r>
+    </w:p>
+    <w:p>
+      <w:r>
+        <w:rPr>
+          <w:highlight w:val="lightGray"/>
+        </w:rPr>
+        <w:t>PI_SERVER=http://&lt;pi-ip&gt;:5000 python frontend.py</w:t>
+      </w:r>
+    </w:p>
+    <w:p>
+      <w:r>
+        <w:t>Open http://localhost:8000 in your browser.</w:t>
+      </w:r>
+    </w:p>
+    <w:p>
+      <w:pPr>
+        <w:pStyle w:val="Heading3"/>
+      </w:pPr>
+      <w:bookmarkStart w:id="20" w:name="_Toc231218400"/>
+      <w:r>
+        <w:t>6.2 Operating Instructions</w:t>
+      </w:r>
+      <w:bookmarkEnd w:id="20"/>
+    </w:p>
+    <w:p>
+      <w:r>
+        <w:rPr>
+          <w:b/>
+          <w:bCs/>
+        </w:rPr>
+        <w:t>Starting the system:</w:t>
+      </w:r>
+      <w:r>
+        <w:t xml:space="preserve"> Power on the robot and ensure the Arduino is connected via USB before starting main.py. The Pi will </w:t>
+      </w:r>
+      <w:r>
+        <w:t>try to start</w:t>
+      </w:r>
+      <w:r>
+        <w:t xml:space="preserve"> serial connection on boot</w:t>
+      </w:r>
+      <w:r>
+        <w:t>,</w:t>
+      </w:r>
+      <w:r>
+        <w:t xml:space="preserve"> if the Arduino is not present a warning is printed but the system continues.</w:t>
+      </w:r>
+      <w:r>
+        <w:t xml:space="preserve"> You can configure your pi to start main.py on start up to remove the need for and manual work.</w:t>
+      </w:r>
+      <w:r>
+        <w:t xml:space="preserve"> To connect the front end and pi server each system must be on the same network for now.</w:t>
+      </w:r>
+    </w:p>
+    <w:p>
+      <w:r>
+        <w:rPr>
+          <w:b/>
+          <w:bCs/>
+        </w:rPr>
+        <w:t>Switching modes:</w:t>
+      </w:r>
+      <w:r>
+        <w:t xml:space="preserve"> The control panel at /control shows the current mode badge. Click MANUAL MODE to take direct control, or AUTONOMOUS to let the robot navigate and log data independently. In autonomous mode, manual movement commands are ignored (except</w:t>
+      </w:r>
+      <w:r>
+        <w:t xml:space="preserve"> for</w:t>
+      </w:r>
+      <w:r>
+        <w:t xml:space="preserve"> Stop which</w:t>
+      </w:r>
+      <w:r>
+        <w:t xml:space="preserve"> will</w:t>
+      </w:r>
+      <w:r>
+        <w:t xml:space="preserve"> always executes).</w:t>
+      </w:r>
+    </w:p>
+    <w:p>
+      <w:r>
+        <w:rPr>
+          <w:b/>
+          <w:bCs/>
+        </w:rPr>
+        <w:lastRenderedPageBreak/>
+        <w:t>Manual driving:</w:t>
+      </w:r>
+      <w:r>
+        <w:t xml:space="preserve"> Use the on-screen directional pad or keyboard arrow keys to drive. Use the speed slider to set motor power (0</w:t>
+      </w:r>
+      <w:r>
+        <w:t>-</w:t>
+      </w:r>
+      <w:r>
+        <w:t>100%). Press Spacebar or the Stop button to halt immediately. The Emergency Stop button switches to manual mode and stops motors.</w:t>
+      </w:r>
+    </w:p>
+    <w:p>
+      <w:r>
+        <w:rPr>
+          <w:b/>
+          <w:bCs/>
+        </w:rPr>
+        <w:t>Monitoring readings:</w:t>
+      </w:r>
+      <w:r>
+        <w:t xml:space="preserve"> The /map page</w:t>
+      </w:r>
+      <w:r>
+        <w:t xml:space="preserve"> is supposed to</w:t>
+      </w:r>
+      <w:r>
+        <w:t xml:space="preserve"> displays all GPS</w:t>
+      </w:r>
+      <w:r>
         <w:t xml:space="preserve"> </w:t>
       </w:r>
+      <w:r>
+        <w:t>tagged readings as colour</w:t>
+      </w:r>
+      <w:r>
+        <w:t xml:space="preserve"> </w:t>
+      </w:r>
+      <w:r>
+        <w:t>coded markers (red = Critical &gt;80%, amber = Moderate 60–80%, green = Minor &lt;60%) on a live Leaflet map that refreshes every 15 seconds. Click any marker for details. The sidebar lists recent readings with severity and coordinates.</w:t>
+      </w:r>
+      <w:r>
+        <w:t xml:space="preserve"> (note due to time constraints the map page is depreciated)</w:t>
+      </w:r>
+    </w:p>
+    <w:p>
+      <w:r>
+        <w:rPr>
+          <w:b/>
+          <w:bCs/>
+        </w:rPr>
+        <w:t>Viewing the report:</w:t>
+      </w:r>
+      <w:r>
+        <w:t xml:space="preserve"> Navigate to /report for statistics, charts, and a full table of readings </w:t>
+      </w:r>
+      <w:r>
+        <w:t xml:space="preserve">and images </w:t>
+      </w:r>
+      <w:r>
+        <w:t>pulled from the database.</w:t>
+      </w:r>
+      <w:r>
+        <w:t xml:space="preserve"> You can print or export the data in different data forms, including csv, </w:t>
+      </w:r>
       <w:proofErr w:type="spellStart"/>
       <w:r>
-        <w:rPr>
-          <w:highlight w:val="lightGray"/>
-        </w:rPr>
-        <w:t>venv</w:t>
+        <w:t>json</w:t>
       </w:r>
       <w:proofErr w:type="spellEnd"/>
       <w:r>
-        <w:rPr>
-          <w:highlight w:val="lightGray"/>
-        </w:rPr>
-        <w:t xml:space="preserve"> &amp;&amp; source </w:t>
-      </w:r>
-      <w:proofErr w:type="spellStart"/>
-      <w:r>
-        <w:rPr>
-          <w:highlight w:val="lightGray"/>
-        </w:rPr>
-        <w:t>venv</w:t>
-      </w:r>
-      <w:proofErr w:type="spellEnd"/>
-      <w:r>
-        <w:rPr>
-          <w:highlight w:val="lightGray"/>
-        </w:rPr>
-        <w:t xml:space="preserve">/bin/activate </w:t>
-      </w:r>
-    </w:p>
-    <w:p>
-      <w:r>
-        <w:rPr>
-          <w:highlight w:val="lightGray"/>
-        </w:rPr>
-        <w:t>pip install flask flask-</w:t>
-      </w:r>
-      <w:proofErr w:type="spellStart"/>
-      <w:r>
-        <w:rPr>
-          <w:highlight w:val="lightGray"/>
-        </w:rPr>
-        <w:t>cors</w:t>
-      </w:r>
-      <w:proofErr w:type="spellEnd"/>
-      <w:r>
-        <w:rPr>
-          <w:highlight w:val="lightGray"/>
-        </w:rPr>
-        <w:t xml:space="preserve"> </w:t>
-      </w:r>
-      <w:proofErr w:type="spellStart"/>
-      <w:r>
-        <w:rPr>
-          <w:highlight w:val="lightGray"/>
-        </w:rPr>
-        <w:t>pyserial</w:t>
-      </w:r>
-      <w:proofErr w:type="spellEnd"/>
-      <w:r>
-        <w:rPr>
-          <w:highlight w:val="lightGray"/>
-        </w:rPr>
-        <w:t xml:space="preserve"> </w:t>
-      </w:r>
-      <w:proofErr w:type="spellStart"/>
-      <w:r>
-        <w:rPr>
-          <w:highlight w:val="lightGray"/>
-        </w:rPr>
-        <w:t>opencv</w:t>
-      </w:r>
-      <w:proofErr w:type="spellEnd"/>
-      <w:r>
-        <w:rPr>
-          <w:highlight w:val="lightGray"/>
-        </w:rPr>
-        <w:t xml:space="preserve">-python </w:t>
-      </w:r>
-      <w:proofErr w:type="spellStart"/>
-      <w:r>
-        <w:rPr>
-          <w:highlight w:val="lightGray"/>
-        </w:rPr>
-        <w:t>RPi.GPIO</w:t>
-      </w:r>
-      <w:proofErr w:type="spellEnd"/>
-      <w:r>
-        <w:rPr>
-          <w:highlight w:val="lightGray"/>
-        </w:rPr>
-        <w:t xml:space="preserve"> picamera2</w:t>
-      </w:r>
-    </w:p>
-    <w:p>
-      <w:r>
-        <w:rPr>
-          <w:b/>
-          <w:bCs/>
-        </w:rPr>
-        <w:t>Step 3</w:t>
-      </w:r>
-      <w:r>
-        <w:rPr>
-          <w:b/>
-          <w:bCs/>
-        </w:rPr>
-        <w:t xml:space="preserve">: </w:t>
-      </w:r>
-      <w:r>
-        <w:rPr>
-          <w:b/>
-          <w:bCs/>
-        </w:rPr>
-        <w:t>Configure:</w:t>
-      </w:r>
-      <w:r>
-        <w:t xml:space="preserve"> Edit config.py if your GPIO wiring, serial port, or thresholds differ from the defaults. The serial port defaults to /dev/ttyACM0 on Pi and COM6 on Windows.</w:t>
-      </w:r>
-    </w:p>
-    <w:p>
-      <w:r>
-        <w:rPr>
-          <w:b/>
-          <w:bCs/>
-        </w:rPr>
-        <w:t>Step 4</w:t>
-      </w:r>
-      <w:r>
-        <w:rPr>
-          <w:b/>
-          <w:bCs/>
-        </w:rPr>
-        <w:t xml:space="preserve">: </w:t>
-      </w:r>
-      <w:r>
-        <w:rPr>
-          <w:b/>
-          <w:bCs/>
-        </w:rPr>
-        <w:t>Run the Pi server:</w:t>
-      </w:r>
-    </w:p>
-    <w:p>
-      <w:pPr>
-        <w:rPr>
-          <w:b/>
-          <w:bCs/>
-        </w:rPr>
-      </w:pPr>
-      <w:r>
-        <w:rPr>
-          <w:b/>
-          <w:bCs/>
-        </w:rPr>
-        <w:t>bash</w:t>
-      </w:r>
-    </w:p>
-    <w:p>
-      <w:pPr>
-        <w:rPr>
-          <w:highlight w:val="lightGray"/>
-        </w:rPr>
-      </w:pPr>
-      <w:r>
-        <w:rPr>
-          <w:highlight w:val="lightGray"/>
-        </w:rPr>
-        <w:t xml:space="preserve">source </w:t>
-      </w:r>
-      <w:proofErr w:type="spellStart"/>
-      <w:r>
-        <w:rPr>
-          <w:highlight w:val="lightGray"/>
-        </w:rPr>
-        <w:t>venv</w:t>
-      </w:r>
-      <w:proofErr w:type="spellEnd"/>
-      <w:r>
-        <w:rPr>
-          <w:highlight w:val="lightGray"/>
-        </w:rPr>
-        <w:t>/bin/activate</w:t>
-      </w:r>
-    </w:p>
-    <w:p>
-      <w:r>
-        <w:rPr>
-          <w:highlight w:val="lightGray"/>
-        </w:rPr>
-        <w:t>python main.py</w:t>
-      </w:r>
-    </w:p>
-    <w:p>
-      <w:r>
-        <w:t>python main.py</w:t>
-      </w:r>
-    </w:p>
-    <w:p>
-      <w:r>
-        <w:t>The server starts on 0.0.0.0:5000. Note the Pi's IP address (hostname -I).</w:t>
-      </w:r>
-    </w:p>
-    <w:p>
-      <w:r>
-        <w:rPr>
-          <w:b/>
-          <w:bCs/>
-        </w:rPr>
-        <w:t>Step 5</w:t>
-      </w:r>
-      <w:r>
-        <w:rPr>
-          <w:b/>
-          <w:bCs/>
-        </w:rPr>
-        <w:t>:</w:t>
-      </w:r>
-      <w:r>
-        <w:rPr>
-          <w:b/>
-          <w:bCs/>
-        </w:rPr>
-        <w:t xml:space="preserve"> Set up the PC frontend:</w:t>
-      </w:r>
-    </w:p>
-    <w:p>
-      <w:pPr>
-        <w:rPr>
-          <w:b/>
-          <w:bCs/>
-        </w:rPr>
-      </w:pPr>
-      <w:r>
-        <w:rPr>
-          <w:b/>
-          <w:bCs/>
-        </w:rPr>
-        <w:lastRenderedPageBreak/>
-        <w:t>bash</w:t>
-      </w:r>
-    </w:p>
-    <w:p>
-      <w:pPr>
-        <w:rPr>
-          <w:highlight w:val="lightGray"/>
-        </w:rPr>
-      </w:pPr>
-      <w:r>
-        <w:rPr>
-          <w:highlight w:val="lightGray"/>
-        </w:rPr>
-        <w:t>pip install flask flask-</w:t>
-      </w:r>
-      <w:proofErr w:type="spellStart"/>
-      <w:r>
-        <w:rPr>
-          <w:highlight w:val="lightGray"/>
-        </w:rPr>
-        <w:t>cors</w:t>
-      </w:r>
-      <w:proofErr w:type="spellEnd"/>
-      <w:r>
-        <w:rPr>
-          <w:highlight w:val="lightGray"/>
-        </w:rPr>
-        <w:t xml:space="preserve"> requests</w:t>
-      </w:r>
-    </w:p>
-    <w:p>
-      <w:r>
-        <w:rPr>
-          <w:highlight w:val="lightGray"/>
-        </w:rPr>
-        <w:t>PI_SERVER=http://&lt;pi-ip&gt;:5000 python frontend.py</w:t>
-      </w:r>
-    </w:p>
-    <w:p>
-      <w:r>
-        <w:t>Open http://localhost:8000 in your browser.</w:t>
-      </w:r>
-    </w:p>
-    <w:p>
-      <w:pPr>
-        <w:pStyle w:val="Heading3"/>
-      </w:pPr>
-      <w:bookmarkStart w:id="20" w:name="_Toc228382493"/>
-      <w:r>
-        <w:t>6.2 Operating Instructions</w:t>
-      </w:r>
-      <w:bookmarkEnd w:id="20"/>
-    </w:p>
-    <w:p>
-      <w:r>
-        <w:rPr>
-          <w:b/>
-          <w:bCs/>
-        </w:rPr>
-        <w:t>Starting the system:</w:t>
-      </w:r>
-      <w:r>
-        <w:t xml:space="preserve"> Power on the robot and ensure the Arduino is connected via USB before starting main.py. The Pi will </w:t>
-      </w:r>
-      <w:r>
-        <w:t>try to start</w:t>
-      </w:r>
-      <w:r>
-        <w:t xml:space="preserve"> serial connection on boot</w:t>
-      </w:r>
-      <w:r>
-        <w:t>,</w:t>
-      </w:r>
-      <w:r>
-        <w:t xml:space="preserve"> if the Arduino is not present a warning is printed but the system continues.</w:t>
-      </w:r>
-      <w:r>
-        <w:t xml:space="preserve"> You can configure your pi to start main.py on start up to remove the need for and manual work.</w:t>
-      </w:r>
-      <w:r>
-        <w:t xml:space="preserve"> To connect the front end and pi server each system must be on the same network for now.</w:t>
-      </w:r>
-    </w:p>
-    <w:p>
-      <w:r>
-        <w:rPr>
-          <w:b/>
-          <w:bCs/>
-        </w:rPr>
-        <w:t>Switching modes:</w:t>
-      </w:r>
-      <w:r>
-        <w:t xml:space="preserve"> The control panel at /control shows the current mode badge. Click MANUAL MODE to take direct control, or AUTONOMOUS to let the robot navigate and log data independently. In autonomous mode, manual movement commands are ignored (except</w:t>
-      </w:r>
-      <w:r>
-        <w:t xml:space="preserve"> for</w:t>
-      </w:r>
-      <w:r>
-        <w:t xml:space="preserve"> Stop which</w:t>
-      </w:r>
-      <w:r>
-        <w:t xml:space="preserve"> will</w:t>
-      </w:r>
-      <w:r>
-        <w:t xml:space="preserve"> always executes).</w:t>
-      </w:r>
-    </w:p>
-    <w:p>
-      <w:r>
-        <w:rPr>
-          <w:b/>
-          <w:bCs/>
-        </w:rPr>
-        <w:t>Manual driving:</w:t>
-      </w:r>
-      <w:r>
-        <w:t xml:space="preserve"> Use the on-screen directional pad or keyboard arrow keys to drive. Use the speed slider to set motor power (0</w:t>
-      </w:r>
-      <w:r>
-        <w:t>-</w:t>
-      </w:r>
-      <w:r>
-        <w:t>100%). Press Spacebar or the Stop button to halt immediately. The Emergency Stop button switches to manual mode and stops motors.</w:t>
-      </w:r>
-    </w:p>
-    <w:p>
-      <w:r>
-        <w:rPr>
-          <w:b/>
-          <w:bCs/>
-        </w:rPr>
-        <w:t>Monitoring readings:</w:t>
-      </w:r>
-      <w:r>
-        <w:t xml:space="preserve"> The /map page</w:t>
-      </w:r>
-      <w:r>
-        <w:t xml:space="preserve"> is supposed to</w:t>
-      </w:r>
-      <w:r>
-        <w:t xml:space="preserve"> displays all GPS</w:t>
-      </w:r>
-      <w:r>
-        <w:t xml:space="preserve"> </w:t>
-      </w:r>
-      <w:r>
-        <w:t>tagged readings as colour</w:t>
-      </w:r>
-      <w:r>
-        <w:t xml:space="preserve"> </w:t>
-      </w:r>
-      <w:r>
-        <w:t>coded markers (red = Critical &gt;80%, amber = Moderate 60–80%, green = Minor &lt;60%) on a live Leaflet map that refreshes every 15 seconds. Click any marker for details. The sidebar lists recent readings with severity and coordinates.</w:t>
-      </w:r>
-      <w:r>
-        <w:t xml:space="preserve"> (note due to time constraints the map page is depreciated)</w:t>
-      </w:r>
-    </w:p>
-    <w:p>
-      <w:r>
-        <w:rPr>
-          <w:b/>
-          <w:bCs/>
-        </w:rPr>
-        <w:t>Viewing the report:</w:t>
-      </w:r>
-      <w:r>
-        <w:t xml:space="preserve"> Navigate to /report for statistics, charts, and a full table of readings pulled from the database.</w:t>
-      </w:r>
-      <w:r>
-        <w:t xml:space="preserve"> You can print or export the data in different data forms, including csv, </w:t>
-      </w:r>
-      <w:proofErr w:type="spellStart"/>
-      <w:r>
-        <w:t>json</w:t>
-      </w:r>
-      <w:proofErr w:type="spellEnd"/>
-      <w:r>
         <w:t>, pdf.</w:t>
       </w:r>
     </w:p>
@@ -5656,7 +5905,7 @@
       <w:pPr>
         <w:pStyle w:val="Heading2"/>
       </w:pPr>
-      <w:bookmarkStart w:id="21" w:name="_Toc228382494"/>
+      <w:bookmarkStart w:id="21" w:name="_Toc231218401"/>
       <w:r>
         <w:t>7. Project Demonstration</w:t>
       </w:r>
@@ -5681,516 +5930,486 @@
       </w:r>
     </w:p>
     <w:p/>
-    <w:p/>
     <w:p>
       <w:pPr>
         <w:pStyle w:val="Heading2"/>
       </w:pPr>
-      <w:bookmarkStart w:id="22" w:name="_Toc228382495"/>
+      <w:bookmarkStart w:id="22" w:name="_Toc231218402"/>
+      <w:r>
+        <w:t>8. Conclusion &amp; Reflection</w:t>
+      </w:r>
+      <w:bookmarkEnd w:id="22"/>
+    </w:p>
+    <w:p>
+      <w:pPr>
+        <w:pStyle w:val="Heading3"/>
+      </w:pPr>
+      <w:bookmarkStart w:id="23" w:name="_Toc231218403"/>
+      <w:r>
+        <w:t>8.1 Summary</w:t>
+      </w:r>
+      <w:bookmarkEnd w:id="23"/>
+    </w:p>
+    <w:p>
+      <w:r>
+        <w:t xml:space="preserve">This project successfully </w:t>
+      </w:r>
+      <w:r>
+        <w:t>demoed</w:t>
+      </w:r>
+      <w:r>
+        <w:t xml:space="preserve"> a semi-autonomous subfloor moisture inspection robot. The system integrates an Arduino Nano 33 IoT handling real-time sensor </w:t>
+      </w:r>
+      <w:r>
+        <w:t>data</w:t>
+      </w:r>
+      <w:r>
+        <w:t xml:space="preserve"> (moisture, ultrasonic wall detection, GPS) with a Raspberry Pi 4 managing motor control, camera streaming, data persistence, and a Flask REST API</w:t>
+      </w:r>
+      <w:r>
+        <w:t xml:space="preserve"> backend</w:t>
+      </w:r>
+      <w:r>
+        <w:t xml:space="preserve">. </w:t>
+      </w:r>
+      <w:r>
+        <w:t>The</w:t>
+      </w:r>
+      <w:r>
+        <w:t xml:space="preserve"> PC-hosted frontend provides a live control panel, GPS map, and inspection report accessible from any browser on the local network. The robot can operate in autonomous mode navigating, </w:t>
+      </w:r>
+      <w:r>
+        <w:t>detecting</w:t>
+      </w:r>
+      <w:r>
+        <w:t xml:space="preserve"> obstacles, and logging geo-referenced moisture readings with annotated images</w:t>
+      </w:r>
+      <w:r>
+        <w:t>,</w:t>
+      </w:r>
+      <w:r>
+        <w:t xml:space="preserve"> or be switched to manual control at any time by the operator. All sensor data is stored persistently in SQLite and survives power cycles. The modular, layered architecture and hardware health monitoring ensure that the failure of any single component (camera, GPS, ultrasonic) degrades capability gracefully without crashing the rest of the system</w:t>
+      </w:r>
+      <w:r>
+        <w:t>.</w:t>
+      </w:r>
+    </w:p>
+    <w:p>
+      <w:pPr>
+        <w:pStyle w:val="Heading3"/>
+      </w:pPr>
+      <w:bookmarkStart w:id="24" w:name="_Toc231218404"/>
+      <w:r>
+        <w:t>8.2 Reflection</w:t>
+      </w:r>
+      <w:bookmarkEnd w:id="24"/>
+    </w:p>
+    <w:p>
+      <w:r>
+        <w:t>This project demonstrated significant complexity that emerges when combining real-time hardware control</w:t>
+      </w:r>
+      <w:r>
+        <w:t xml:space="preserve"> with</w:t>
+      </w:r>
+      <w:r>
+        <w:t xml:space="preserve"> concurrent networking, and persistent data storage in a single embedded system. </w:t>
+      </w:r>
+      <w:r>
+        <w:t>One of t</w:t>
+      </w:r>
+      <w:r>
+        <w:t xml:space="preserve">he most significant technical </w:t>
+      </w:r>
+      <w:proofErr w:type="gramStart"/>
+      <w:r>
+        <w:t>challenge</w:t>
+      </w:r>
+      <w:proofErr w:type="gramEnd"/>
+      <w:r>
+        <w:t xml:space="preserve"> was managing thread safety across the autonomous loop, Flask request handlers, health monitor, and camera stream</w:t>
+      </w:r>
+      <w:r>
+        <w:t>.</w:t>
+      </w:r>
+      <w:r>
+        <w:t xml:space="preserve"> All</w:t>
+      </w:r>
+      <w:r>
+        <w:t xml:space="preserve"> this code</w:t>
+      </w:r>
+      <w:r>
+        <w:t xml:space="preserve"> running concurrently on the Pi</w:t>
+      </w:r>
+      <w:r>
+        <w:t xml:space="preserve"> caused many </w:t>
+      </w:r>
       <w:r>
         <w:lastRenderedPageBreak/>
-        <w:t>8. Conclusion &amp; Reflection</w:t>
-      </w:r>
-      <w:bookmarkEnd w:id="22"/>
-    </w:p>
-    <w:p>
-      <w:pPr>
-        <w:pStyle w:val="Heading3"/>
-      </w:pPr>
-      <w:bookmarkStart w:id="23" w:name="_Toc228382496"/>
-      <w:r>
-        <w:t>8.1 Summary</w:t>
-      </w:r>
-      <w:bookmarkEnd w:id="23"/>
-    </w:p>
-    <w:p>
-      <w:r>
-        <w:t xml:space="preserve">This project successfully </w:t>
-      </w:r>
-      <w:r>
-        <w:t>demoed</w:t>
-      </w:r>
-      <w:r>
-        <w:t xml:space="preserve"> a semi-autonomous subfloor moisture inspection robot. The system integrates an Arduino Nano 33 IoT handling real-time sensor </w:t>
-      </w:r>
-      <w:r>
-        <w:t>data</w:t>
-      </w:r>
-      <w:r>
-        <w:t xml:space="preserve"> (moisture, ultrasonic wall detection, GPS) with a Raspberry Pi 4 managing motor control, camera streaming, data persistence, and a Flask REST API</w:t>
-      </w:r>
-      <w:r>
-        <w:t xml:space="preserve"> backend</w:t>
-      </w:r>
-      <w:r>
-        <w:t xml:space="preserve">. </w:t>
-      </w:r>
-      <w:r>
-        <w:t>The</w:t>
-      </w:r>
-      <w:r>
-        <w:t xml:space="preserve"> PC-hosted frontend provides a live control panel, GPS map, and inspection report accessible from any browser on the local network. The robot can operate in autonomous mode navigating, </w:t>
-      </w:r>
-      <w:r>
-        <w:t>detecting</w:t>
-      </w:r>
-      <w:r>
-        <w:t xml:space="preserve"> obstacles, and logging geo-referenced moisture readings with annotated images</w:t>
-      </w:r>
-      <w:r>
-        <w:t>,</w:t>
-      </w:r>
-      <w:r>
-        <w:t xml:space="preserve"> or be switched to manual control at any time by the operator. All sensor data is stored persistently in SQLite and survives power cycles. The modular, layered architecture and hardware health monitoring ensure that the failure of any single component (camera, GPS, ultrasonic) degrades capability gracefully without crashing the rest of the system</w:t>
+        <w:t>timing, memory and responsiveness issues</w:t>
+      </w:r>
+      <w:r>
+        <w:t xml:space="preserve">. Early versions </w:t>
+      </w:r>
+      <w:r>
+        <w:t>had many problems</w:t>
+      </w:r>
+      <w:r>
+        <w:t xml:space="preserve"> from serial buffer races where the health check and autonomous loop would consume each other's Arduino messages, producing erratic behaviour. This was resolved by adding a threading lock to all serial reads in arduino.py and calling </w:t>
+      </w:r>
+      <w:proofErr w:type="spellStart"/>
+      <w:r>
+        <w:t>clear_</w:t>
+      </w:r>
+      <w:proofErr w:type="gramStart"/>
+      <w:r>
+        <w:t>buffer</w:t>
+      </w:r>
+      <w:proofErr w:type="spellEnd"/>
+      <w:r>
+        <w:t>(</w:t>
+      </w:r>
+      <w:proofErr w:type="gramEnd"/>
+      <w:r>
+        <w:t xml:space="preserve">) after critical events to </w:t>
+      </w:r>
+      <w:r>
+        <w:t>remove</w:t>
+      </w:r>
+      <w:r>
+        <w:t xml:space="preserve"> </w:t>
+      </w:r>
+      <w:r>
+        <w:t>old</w:t>
+      </w:r>
+      <w:r>
+        <w:t xml:space="preserve"> messages. </w:t>
+      </w:r>
+      <w:r>
+        <w:t xml:space="preserve">Another challenge was the camera stream which caused constant crashes and memory leaks in the early stages of development, this was resolved by forcing the code to only open one instance of the camera at a time instead of 3 at </w:t>
+      </w:r>
+      <w:proofErr w:type="spellStart"/>
+      <w:r>
+        <w:t>init</w:t>
+      </w:r>
+      <w:proofErr w:type="spellEnd"/>
+      <w:r>
+        <w:t xml:space="preserve"> start up.</w:t>
+      </w:r>
+    </w:p>
+    <w:p>
+      <w:r>
+        <w:t xml:space="preserve">Many problems appeared to stem from my </w:t>
+      </w:r>
+      <w:r>
+        <w:t>poor-quality</w:t>
+      </w:r>
+      <w:r>
+        <w:t xml:space="preserve"> craftsmanship rather than and kind of software</w:t>
+      </w:r>
+      <w:r>
+        <w:t>. which makes sense as I had a limited budget and time to dedicate to physical chasses.</w:t>
+      </w:r>
+    </w:p>
+    <w:p>
+      <w:r>
+        <w:t xml:space="preserve">If the project were to be redone, </w:t>
+      </w:r>
+      <w:r>
+        <w:t xml:space="preserve">the main </w:t>
+      </w:r>
+      <w:r>
+        <w:t xml:space="preserve">changes </w:t>
+      </w:r>
+      <w:r>
+        <w:t xml:space="preserve">that </w:t>
+      </w:r>
+      <w:r>
+        <w:t>would be prioritised</w:t>
+      </w:r>
+      <w:r>
+        <w:t xml:space="preserve"> are,</w:t>
+      </w:r>
+      <w:r>
+        <w:t xml:space="preserve"> first</w:t>
+      </w:r>
+      <w:r>
+        <w:t>, the wall avoidance algorithm</w:t>
+      </w:r>
+      <w:r>
+        <w:t xml:space="preserve"> which</w:t>
+      </w:r>
+      <w:r>
+        <w:t xml:space="preserve"> currently a simple stop-and-turn based on a distance threshold</w:t>
+      </w:r>
+      <w:r>
+        <w:t>. this</w:t>
+      </w:r>
+      <w:r>
+        <w:t xml:space="preserve"> would be replaced with a </w:t>
+      </w:r>
+      <w:r>
+        <w:t xml:space="preserve">more sophisticated sensor like lidar </w:t>
+      </w:r>
+      <w:r>
+        <w:t xml:space="preserve">to ensure complete subfloor </w:t>
+      </w:r>
+      <w:proofErr w:type="spellStart"/>
+      <w:r>
+        <w:t>maping</w:t>
+      </w:r>
+      <w:proofErr w:type="spellEnd"/>
+      <w:r>
+        <w:t xml:space="preserve"> rather than random-walk exploration. </w:t>
+      </w:r>
+      <w:r>
+        <w:t>second</w:t>
+      </w:r>
+      <w:r>
+        <w:t xml:space="preserve">, </w:t>
+      </w:r>
+      <w:r>
+        <w:t>using</w:t>
+      </w:r>
+      <w:r>
+        <w:t xml:space="preserve"> the Pi as a </w:t>
+      </w:r>
+      <w:proofErr w:type="spellStart"/>
+      <w:r>
+        <w:t>WiFi</w:t>
+      </w:r>
+      <w:proofErr w:type="spellEnd"/>
+      <w:r>
+        <w:t xml:space="preserve"> access point rather than relying on an existing network would make the system self-contained and deployable in locations without existing </w:t>
+      </w:r>
+      <w:proofErr w:type="spellStart"/>
+      <w:r>
+        <w:t>WiFi</w:t>
+      </w:r>
+      <w:proofErr w:type="spellEnd"/>
+      <w:r>
+        <w:t xml:space="preserve"> </w:t>
+      </w:r>
+      <w:r>
+        <w:t>and remove the need for a manually configured host ip in frontend that changes constantly</w:t>
       </w:r>
       <w:r>
         <w:t>.</w:t>
       </w:r>
-    </w:p>
-    <w:p>
-      <w:pPr>
-        <w:pStyle w:val="Heading3"/>
-      </w:pPr>
-      <w:bookmarkStart w:id="24" w:name="_Toc228382497"/>
-      <w:r>
-        <w:t>8.2 Reflection</w:t>
-      </w:r>
-      <w:bookmarkEnd w:id="24"/>
-    </w:p>
-    <w:p>
-      <w:pPr>
-        <w:rPr>
-          <w:b/>
-          <w:bCs/>
-        </w:rPr>
-      </w:pPr>
-      <w:r>
-        <w:rPr>
-          <w:b/>
-          <w:bCs/>
-        </w:rPr>
-        <w:t>[1</w:t>
-      </w:r>
-      <w:r>
-        <w:rPr>
-          <w:b/>
-          <w:bCs/>
-        </w:rPr>
-        <w:t>-</w:t>
-      </w:r>
-      <w:r>
-        <w:rPr>
-          <w:b/>
-          <w:bCs/>
-        </w:rPr>
-        <w:t>2 paragraphs reflecting on your experience, technical hurdles faced, and what you would change if you did the project again.]</w:t>
-      </w:r>
-    </w:p>
-    <w:p>
-      <w:r>
-        <w:t>This project demonstrated significant complexity that emerges when combining real-time hardware control</w:t>
-      </w:r>
-      <w:r>
-        <w:t xml:space="preserve"> with</w:t>
-      </w:r>
-      <w:r>
-        <w:t xml:space="preserve"> concurrent networking, and persistent data storage in a single embedded system. </w:t>
-      </w:r>
-      <w:r>
-        <w:t>One of t</w:t>
-      </w:r>
-      <w:r>
-        <w:t xml:space="preserve">he most significant technical </w:t>
-      </w:r>
+      <w:r>
+        <w:t xml:space="preserve"> And lastly </w:t>
+      </w:r>
+      <w:r>
+        <w:t>low-quality motors and a makeshift chassis</w:t>
+      </w:r>
+      <w:r>
+        <w:t xml:space="preserve"> should be replaced with a higher quality purpose-built design rather than random parts found in the shed.</w:t>
+      </w:r>
+    </w:p>
+    <w:p>
+      <w:pPr>
+        <w:rPr>
+          <w:b/>
+          <w:bCs/>
+        </w:rPr>
+      </w:pPr>
+    </w:p>
+    <w:p>
+      <w:pPr>
+        <w:pStyle w:val="Heading2"/>
+      </w:pPr>
+      <w:bookmarkStart w:id="25" w:name="_Toc231218405"/>
+      <w:r>
+        <w:t>9. Bibliography</w:t>
+      </w:r>
+      <w:bookmarkEnd w:id="25"/>
+    </w:p>
+    <w:p>
+      <w:pPr>
+        <w:rPr>
+          <w:b/>
+          <w:bCs/>
+        </w:rPr>
+      </w:pPr>
+      <w:r>
+        <w:rPr>
+          <w:b/>
+          <w:bCs/>
+        </w:rPr>
+        <w:t>Reference list</w:t>
+      </w:r>
+    </w:p>
+    <w:p>
+      <w:r>
+        <w:t xml:space="preserve">Chubb Insurance Australia. (n.d.). </w:t>
+      </w:r>
+      <w:r>
+        <w:rPr>
+          <w:i/>
+          <w:iCs/>
+        </w:rPr>
+        <w:t>Get Smart About Water Leaks | Chubb in Australia</w:t>
+      </w:r>
+      <w:r>
+        <w:t>. [online] Chubb.com. Available at: https://www.chubb.com/au-en/individuals-families/campaign/water-damage.html [Accessed 1 Jun. 2026].</w:t>
+      </w:r>
+    </w:p>
+    <w:p>
+      <w:r>
+        <w:t>Héctor Azpúrua, Silva, Freitas, G., Clark, L., Ali–</w:t>
+      </w:r>
+      <w:proofErr w:type="spellStart"/>
+      <w:r>
+        <w:t>akbar</w:t>
+      </w:r>
+      <w:proofErr w:type="spellEnd"/>
+      <w:r>
+        <w:t xml:space="preserve"> Agha–</w:t>
+      </w:r>
+      <w:proofErr w:type="spellStart"/>
+      <w:r>
+        <w:t>mohammadi</w:t>
+      </w:r>
+      <w:proofErr w:type="spellEnd"/>
+      <w:r>
+        <w:t xml:space="preserve">, Pessin, G., Campos, M. and Macharet, D.G. (2023). A Survey on the autonomous exploration of confined subterranean spaces: Perspectives from real-word and industrial robotic deployments. </w:t>
+      </w:r>
+      <w:r>
+        <w:rPr>
+          <w:i/>
+          <w:iCs/>
+        </w:rPr>
+        <w:t>Robotics and Autonomous Systems</w:t>
+      </w:r>
+      <w:r>
+        <w:t xml:space="preserve">, 160, pp.104304–104304. </w:t>
+      </w:r>
+      <w:proofErr w:type="spellStart"/>
       <w:proofErr w:type="gramStart"/>
       <w:r>
-        <w:t>challenge</w:t>
+        <w:t>doi:https</w:t>
+      </w:r>
+      <w:proofErr w:type="spellEnd"/>
+      <w:r>
+        <w:t>://doi.org/10.1016/j.robot.2022.104304</w:t>
       </w:r>
       <w:proofErr w:type="gramEnd"/>
       <w:r>
-        <w:t xml:space="preserve"> was managing thread safety across the autonomous loop, Flask request handlers, health monitor, and camera stream</w:t>
-      </w:r>
-      <w:r>
         <w:t>.</w:t>
       </w:r>
-      <w:r>
-        <w:t xml:space="preserve"> All</w:t>
-      </w:r>
-      <w:r>
-        <w:t xml:space="preserve"> this code</w:t>
-      </w:r>
-      <w:r>
-        <w:t xml:space="preserve"> running concurrently on the Pi</w:t>
-      </w:r>
-      <w:r>
-        <w:t xml:space="preserve"> caused many timing, memory and responsiveness issues</w:t>
-      </w:r>
-      <w:r>
-        <w:t xml:space="preserve">. Early versions </w:t>
-      </w:r>
-      <w:r>
-        <w:t>had many problems</w:t>
-      </w:r>
-      <w:r>
-        <w:t xml:space="preserve"> from serial buffer races where the health check and autonomous loop would consume each other's Arduino messages, producing erratic behaviour. This was resolved by adding a threading lock to all serial reads in arduino.py and calling </w:t>
-      </w:r>
+    </w:p>
+    <w:p>
+      <w:r>
+        <w:t xml:space="preserve">Proximityplumbing.com.au. (2021). </w:t>
+      </w:r>
+      <w:r>
+        <w:rPr>
+          <w:i/>
+          <w:iCs/>
+        </w:rPr>
+        <w:t>Causes, Timelines and Costs of Water Damage 2021</w:t>
+      </w:r>
+      <w:r>
+        <w:t>. [online] Available at: https://proximityplumbing.com.au/blogs/causes-timelines-and-costs-of-water-damage-2021/.</w:t>
+      </w:r>
+    </w:p>
+    <w:p>
       <w:proofErr w:type="spellStart"/>
       <w:r>
-        <w:t>clear_</w:t>
-      </w:r>
-      <w:proofErr w:type="gramStart"/>
-      <w:r>
-        <w:t>buffer</w:t>
+        <w:t>TnTech</w:t>
       </w:r>
       <w:proofErr w:type="spellEnd"/>
       <w:r>
-        <w:t>(</w:t>
-      </w:r>
-      <w:proofErr w:type="gramEnd"/>
-      <w:r>
-        <w:t xml:space="preserve">) after critical events to </w:t>
-      </w:r>
-      <w:r>
-        <w:t>remove</w:t>
-      </w:r>
-      <w:r>
-        <w:t xml:space="preserve"> </w:t>
-      </w:r>
-      <w:r>
-        <w:t>old</w:t>
-      </w:r>
-      <w:r>
-        <w:t xml:space="preserve"> messages. </w:t>
-      </w:r>
-      <w:r>
-        <w:t xml:space="preserve">Another challenge was the camera stream which caused constant crashes and memory leaks in the early stages of development, this was resolved by forcing the code to only open one instance of the camera at a time instead of 3 at </w:t>
+        <w:t xml:space="preserve">-ECE (2025). </w:t>
+      </w:r>
+      <w:r>
+        <w:rPr>
+          <w:i/>
+          <w:iCs/>
+        </w:rPr>
+        <w:t xml:space="preserve">GitHub - </w:t>
       </w:r>
       <w:proofErr w:type="spellStart"/>
       <w:r>
-        <w:t>init</w:t>
+        <w:rPr>
+          <w:i/>
+          <w:iCs/>
+        </w:rPr>
+        <w:t>TnTech</w:t>
       </w:r>
       <w:proofErr w:type="spellEnd"/>
       <w:r>
-        <w:t xml:space="preserve"> start up.</w:t>
-      </w:r>
-    </w:p>
-    <w:p>
-      <w:r>
-        <w:t xml:space="preserve">Many problems appeared to stem from my </w:t>
-      </w:r>
-      <w:r>
-        <w:t>poor-quality</w:t>
-      </w:r>
-      <w:r>
-        <w:t xml:space="preserve"> craftsmanship rather than and kind of software</w:t>
-      </w:r>
-      <w:r>
-        <w:t>. which makes sense as I had a limited budget and time to dedicate to physical chasses.</w:t>
-      </w:r>
-    </w:p>
-    <w:p>
-      <w:r>
-        <w:t xml:space="preserve">If the project were to be redone, </w:t>
-      </w:r>
-      <w:r>
-        <w:t xml:space="preserve">the main </w:t>
-      </w:r>
-      <w:r>
-        <w:t xml:space="preserve">changes </w:t>
-      </w:r>
-      <w:r>
-        <w:t xml:space="preserve">that </w:t>
-      </w:r>
-      <w:r>
-        <w:t>would be prioritised</w:t>
-      </w:r>
-      <w:r>
-        <w:t xml:space="preserve"> are,</w:t>
-      </w:r>
-      <w:r>
-        <w:t xml:space="preserve"> first</w:t>
-      </w:r>
-      <w:r>
-        <w:t>, the wall avoidance algorithm</w:t>
-      </w:r>
-      <w:r>
-        <w:t xml:space="preserve"> which</w:t>
-      </w:r>
-      <w:r>
-        <w:t xml:space="preserve"> currently a simple stop-and-turn based on a distance threshold</w:t>
-      </w:r>
-      <w:r>
-        <w:t>. this</w:t>
-      </w:r>
-      <w:r>
-        <w:t xml:space="preserve"> would be replaced with a </w:t>
-      </w:r>
-      <w:r>
-        <w:t xml:space="preserve">more sophisticated sensor like lidar </w:t>
-      </w:r>
-      <w:r>
-        <w:t xml:space="preserve">to ensure complete subfloor </w:t>
-      </w:r>
-      <w:proofErr w:type="spellStart"/>
-      <w:r>
-        <w:t>maping</w:t>
-      </w:r>
-      <w:proofErr w:type="spellEnd"/>
-      <w:r>
-        <w:t xml:space="preserve"> rather than random-walk exploration. </w:t>
-      </w:r>
-      <w:r>
-        <w:t>second</w:t>
-      </w:r>
-      <w:r>
-        <w:t xml:space="preserve">, </w:t>
-      </w:r>
-      <w:r>
+        <w:rPr>
+          <w:i/>
+          <w:iCs/>
+        </w:rPr>
+        <w:t xml:space="preserve">-ECE/Fall2022-Autonomous-Crawlspace-Inspection-Robot: Tennessee Tech ECE Capstone Project Autonomous Crawlspace </w:t>
+      </w:r>
+      <w:r>
+        <w:rPr>
+          <w:i/>
+          <w:iCs/>
+        </w:rPr>
         <w:lastRenderedPageBreak/>
-        <w:t>using</w:t>
-      </w:r>
-      <w:r>
-        <w:t xml:space="preserve"> the Pi as a </w:t>
-      </w:r>
-      <w:proofErr w:type="spellStart"/>
-      <w:r>
-        <w:t>WiFi</w:t>
-      </w:r>
-      <w:proofErr w:type="spellEnd"/>
-      <w:r>
-        <w:t xml:space="preserve"> access point rather than relying on an existing network would make the system self-contained and deployable in locations without existing </w:t>
-      </w:r>
-      <w:proofErr w:type="spellStart"/>
-      <w:r>
-        <w:t>WiFi</w:t>
-      </w:r>
-      <w:proofErr w:type="spellEnd"/>
-      <w:r>
-        <w:t xml:space="preserve"> </w:t>
-      </w:r>
-      <w:r>
-        <w:t>and remove the need for a manually configured host ip in frontend that changes constantly</w:t>
-      </w:r>
-      <w:r>
-        <w:t>.</w:t>
-      </w:r>
-      <w:r>
-        <w:t xml:space="preserve"> And lastly the crappy motors/chasses should be replaced with a higher quality purpose-built design rather than random parts found in the shed.</w:t>
-      </w:r>
-    </w:p>
-    <w:p>
-      <w:pPr>
-        <w:rPr>
-          <w:b/>
-          <w:bCs/>
-        </w:rPr>
-      </w:pPr>
-    </w:p>
-    <w:p>
-      <w:pPr>
-        <w:pStyle w:val="Heading2"/>
-      </w:pPr>
-      <w:bookmarkStart w:id="25" w:name="_Toc228382498"/>
-      <w:r>
-        <w:t>9. Bibliography</w:t>
-      </w:r>
-      <w:bookmarkEnd w:id="25"/>
-    </w:p>
-    <w:p>
-      <w:pPr>
-        <w:rPr>
-          <w:b/>
-          <w:bCs/>
-        </w:rPr>
-      </w:pPr>
-      <w:r>
-        <w:rPr>
-          <w:b/>
-          <w:bCs/>
-        </w:rPr>
-        <w:t>[List all academic sources, datasheets, and libraries used in APA or the required citation style.]</w:t>
-      </w:r>
-    </w:p>
-    <w:p>
-      <w:r>
-        <w:t xml:space="preserve">Background water damage survey </w:t>
-      </w:r>
-    </w:p>
-    <w:p>
-      <w:hyperlink r:id="rId12" w:history="1">
-        <w:r>
-          <w:rPr>
-            <w:rStyle w:val="Hyperlink"/>
-          </w:rPr>
-          <w:t>https://www.chubb.com/au</w:t>
-        </w:r>
-        <w:r>
-          <w:rPr>
-            <w:rStyle w:val="Hyperlink"/>
-          </w:rPr>
-          <w:t>-</w:t>
-        </w:r>
-        <w:r>
-          <w:rPr>
-            <w:rStyle w:val="Hyperlink"/>
-          </w:rPr>
-          <w:t>en/individuals</w:t>
-        </w:r>
-        <w:r>
-          <w:rPr>
-            <w:rStyle w:val="Hyperlink"/>
-          </w:rPr>
-          <w:t>-</w:t>
-        </w:r>
-        <w:r>
-          <w:rPr>
-            <w:rStyle w:val="Hyperlink"/>
-          </w:rPr>
-          <w:t>families/campaign/water</w:t>
-        </w:r>
-        <w:r>
-          <w:rPr>
-            <w:rStyle w:val="Hyperlink"/>
-          </w:rPr>
-          <w:t>-</w:t>
-        </w:r>
-        <w:r>
-          <w:rPr>
-            <w:rStyle w:val="Hyperlink"/>
-          </w:rPr>
-          <w:t>damage.html</w:t>
-        </w:r>
-      </w:hyperlink>
-    </w:p>
-    <w:p/>
-    <w:p>
-      <w:pPr>
-        <w:rPr>
-          <w:b/>
-          <w:bCs/>
-        </w:rPr>
-      </w:pPr>
-    </w:p>
-    <w:p>
-      <w:pPr>
-        <w:rPr>
-          <w:b/>
-          <w:bCs/>
-        </w:rPr>
-      </w:pPr>
-    </w:p>
-    <w:p>
-      <w:pPr>
-        <w:rPr>
-          <w:b/>
-          <w:bCs/>
-        </w:rPr>
-      </w:pPr>
-    </w:p>
-    <w:p>
-      <w:pPr>
-        <w:rPr>
-          <w:b/>
-          <w:bCs/>
-        </w:rPr>
-      </w:pPr>
-    </w:p>
-    <w:p>
-      <w:pPr>
-        <w:rPr>
-          <w:b/>
-          <w:bCs/>
-        </w:rPr>
-      </w:pPr>
-    </w:p>
-    <w:p>
-      <w:pPr>
-        <w:rPr>
-          <w:b/>
-          <w:bCs/>
-        </w:rPr>
-      </w:pPr>
-    </w:p>
-    <w:p>
-      <w:pPr>
-        <w:rPr>
-          <w:b/>
-          <w:bCs/>
-        </w:rPr>
-      </w:pPr>
-    </w:p>
-    <w:p>
-      <w:pPr>
-        <w:rPr>
-          <w:b/>
-          <w:bCs/>
-        </w:rPr>
-      </w:pPr>
-    </w:p>
-    <w:p>
-      <w:pPr>
-        <w:rPr>
-          <w:b/>
-          <w:bCs/>
-        </w:rPr>
-      </w:pPr>
-    </w:p>
-    <w:p>
-      <w:pPr>
-        <w:rPr>
-          <w:b/>
-          <w:bCs/>
-        </w:rPr>
-      </w:pPr>
-    </w:p>
-    <w:p>
-      <w:pPr>
-        <w:rPr>
-          <w:b/>
-          <w:bCs/>
-        </w:rPr>
-      </w:pPr>
-    </w:p>
-    <w:p>
-      <w:pPr>
-        <w:rPr>
-          <w:b/>
-          <w:bCs/>
-        </w:rPr>
-      </w:pPr>
-    </w:p>
-    <w:p>
-      <w:pPr>
-        <w:rPr>
-          <w:b/>
-          <w:bCs/>
-        </w:rPr>
-      </w:pPr>
-    </w:p>
-    <w:p>
-      <w:pPr>
-        <w:pStyle w:val="Heading2"/>
-      </w:pPr>
-      <w:bookmarkStart w:id="26" w:name="_Toc228382499"/>
-      <w:r>
-        <w:t>Appendix</w:t>
-      </w:r>
-      <w:bookmarkEnd w:id="26"/>
-    </w:p>
-    <w:p>
-      <w:pPr>
-        <w:rPr>
-          <w:b/>
-          <w:bCs/>
-        </w:rPr>
-      </w:pPr>
-      <w:r>
-        <w:rPr>
-          <w:b/>
-          <w:bCs/>
-        </w:rPr>
-        <w:t>[Include any extra code snippets, raw data tables, or additional circuit diagrams if necessary.]</w:t>
-      </w:r>
+        <w:t>Inspection Robot</w:t>
+      </w:r>
+      <w:r>
+        <w:t>. [online] GitHub. Available at: https://github.com/TnTech-ECE/Fall2022-Autonomous-Crawlspace-Inspection-Robot [Accessed 1 Jun. 2026].</w:t>
+      </w:r>
+    </w:p>
+    <w:p>
+      <w:r>
+        <w:t xml:space="preserve">Wikipedia Contributors (2019). </w:t>
+      </w:r>
+      <w:r>
+        <w:rPr>
+          <w:i/>
+          <w:iCs/>
+        </w:rPr>
+        <w:t>Roomba</w:t>
+      </w:r>
+      <w:r>
+        <w:t>. [online] Wikipedia. Available at: https://en.wikipedia.org/wiki/Roomba.</w:t>
+      </w:r>
+    </w:p>
+    <w:p>
+      <w:pPr>
+        <w:rPr>
+          <w:b/>
+          <w:bCs/>
+        </w:rPr>
+      </w:pPr>
+    </w:p>
+    <w:p>
+      <w:pPr>
+        <w:rPr>
+          <w:b/>
+          <w:bCs/>
+        </w:rPr>
+      </w:pPr>
+    </w:p>
+    <w:p>
+      <w:pPr>
+        <w:rPr>
+          <w:b/>
+          <w:bCs/>
+        </w:rPr>
+      </w:pPr>
+    </w:p>
+    <w:p>
+      <w:pPr>
+        <w:rPr>
+          <w:b/>
+          <w:bCs/>
+        </w:rPr>
+      </w:pPr>
+    </w:p>
+    <w:p>
+      <w:pPr>
+        <w:rPr>
+          <w:b/>
+          <w:bCs/>
+        </w:rPr>
+      </w:pPr>
     </w:p>
     <w:p>
       <w:pPr>
@@ -6209,7 +6428,7 @@
       </w:pPr>
     </w:p>
     <w:sectPr>
-      <w:footerReference w:type="default" r:id="rId13"/>
+      <w:footerReference w:type="default" r:id="rId16"/>
       <w:pgSz w:w="11906" w:h="16838"/>
       <w:pgMar w:top="1440" w:right="1440" w:bottom="1440" w:left="1440" w:header="708" w:footer="708" w:gutter="0"/>
       <w:cols w:space="708"/>
